--- a/HW2/team6.docx
+++ b/HW2/team6.docx
@@ -106,7 +106,7 @@
       <w:pPr>
         <w:spacing w:line="360" w:lineRule="exact"/>
         <w:rPr>
-          <w:rFonts w:ascii="Times New Roman" w:eastAsia="微軟正黑體" w:hAnsi="Times New Roman" w:cs="Times New Roman" w:hint="eastAsia"/>
+          <w:rFonts w:ascii="Times New Roman" w:eastAsia="微軟正黑體" w:hAnsi="Times New Roman" w:cs="Times New Roman"/>
           <w:b/>
           <w:bCs/>
         </w:rPr>
@@ -159,7 +159,21 @@
         <w:rPr>
           <w:rFonts w:ascii="Times New Roman" w:eastAsia="微軟正黑體" w:hAnsi="Times New Roman" w:cs="Times New Roman" w:hint="eastAsia"/>
         </w:rPr>
-        <w:t xml:space="preserve">s volleyball match in Meichu Game this year </w:t>
+        <w:t xml:space="preserve">s volleyball match in </w:t>
+      </w:r>
+      <w:proofErr w:type="spellStart"/>
+      <w:r>
+        <w:rPr>
+          <w:rFonts w:ascii="Times New Roman" w:eastAsia="微軟正黑體" w:hAnsi="Times New Roman" w:cs="Times New Roman" w:hint="eastAsia"/>
+        </w:rPr>
+        <w:t>Meichu</w:t>
+      </w:r>
+      <w:proofErr w:type="spellEnd"/>
+      <w:r>
+        <w:rPr>
+          <w:rFonts w:ascii="Times New Roman" w:eastAsia="微軟正黑體" w:hAnsi="Times New Roman" w:cs="Times New Roman" w:hint="eastAsia"/>
+        </w:rPr>
+        <w:t xml:space="preserve"> Game this year </w:t>
       </w:r>
       <w:r>
         <w:rPr>
@@ -190,7 +204,7 @@
       <w:pPr>
         <w:spacing w:line="360" w:lineRule="exact"/>
         <w:rPr>
-          <w:rFonts w:ascii="Times New Roman" w:eastAsia="微軟正黑體" w:hAnsi="Times New Roman" w:cs="Times New Roman" w:hint="eastAsia"/>
+          <w:rFonts w:ascii="Times New Roman" w:eastAsia="微軟正黑體" w:hAnsi="Times New Roman" w:cs="Times New Roman"/>
           <w:b/>
           <w:bCs/>
         </w:rPr>
@@ -982,7 +996,7 @@
       <w:pPr>
         <w:spacing w:before="240" w:line="360" w:lineRule="exact"/>
         <w:rPr>
-          <w:rFonts w:ascii="Times New Roman" w:eastAsia="微軟正黑體" w:hAnsi="Times New Roman" w:cs="Times New Roman" w:hint="eastAsia"/>
+          <w:rFonts w:ascii="Times New Roman" w:eastAsia="微軟正黑體" w:hAnsi="Times New Roman" w:cs="Times New Roman"/>
           <w:b/>
           <w:bCs/>
         </w:rPr>
@@ -1293,6 +1307,7 @@
         </w:rPr>
         <w:t xml:space="preserve">the </w:t>
       </w:r>
+      <w:proofErr w:type="spellStart"/>
       <w:r>
         <w:rPr>
           <w:rFonts w:ascii="Times New Roman" w:eastAsia="微軟正黑體" w:hAnsi="Times New Roman" w:cs="Times New Roman"/>
@@ -1301,6 +1316,7 @@
         </w:rPr>
         <w:t>Farneback</w:t>
       </w:r>
+      <w:proofErr w:type="spellEnd"/>
       <w:r>
         <w:rPr>
           <w:rFonts w:ascii="Times New Roman" w:eastAsia="微軟正黑體" w:hAnsi="Times New Roman" w:cs="Times New Roman"/>
@@ -1528,7 +1544,7 @@
       <w:pPr>
         <w:spacing w:line="360" w:lineRule="exact"/>
         <w:rPr>
-          <w:rFonts w:ascii="Times New Roman" w:eastAsia="微軟正黑體" w:hAnsi="Times New Roman" w:cs="Times New Roman" w:hint="eastAsia"/>
+          <w:rFonts w:ascii="Times New Roman" w:eastAsia="微軟正黑體" w:hAnsi="Times New Roman" w:cs="Times New Roman"/>
           <w:b/>
           <w:bCs/>
         </w:rPr>
@@ -1638,12 +1654,14 @@
           <w:rFonts w:ascii="Times New Roman" w:eastAsia="微軟正黑體" w:hAnsi="Times New Roman" w:cs="Times New Roman"/>
         </w:rPr>
       </w:pPr>
+      <w:proofErr w:type="spellStart"/>
       <w:r>
         <w:rPr>
           <w:rFonts w:ascii="Times New Roman" w:eastAsia="微軟正黑體" w:hAnsi="Times New Roman" w:cs="Times New Roman"/>
         </w:rPr>
-        <w:t>Qijiezhao</w:t>
-      </w:r>
+        <w:t>LiaoWC</w:t>
+      </w:r>
+      <w:proofErr w:type="spellEnd"/>
       <w:r>
         <w:rPr>
           <w:rFonts w:ascii="Times New Roman" w:eastAsia="微軟正黑體" w:hAnsi="Times New Roman" w:cs="Times New Roman" w:hint="eastAsia"/>
@@ -1664,9 +1682,15 @@
       </w:r>
       <w:r>
         <w:rPr>
-          <w:rFonts w:ascii="Times New Roman" w:eastAsia="微軟正黑體" w:hAnsi="Times New Roman" w:cs="Times New Roman"/>
-        </w:rPr>
-        <w:t>Video-Classification-Action-Recognition</w:t>
+          <w:rFonts w:ascii="Times New Roman" w:eastAsia="微軟正黑體" w:hAnsi="Times New Roman" w:cs="Times New Roman" w:hint="eastAsia"/>
+        </w:rPr>
+        <w:t xml:space="preserve">MCTS (Monte Carlo Tree Search) </w:t>
+      </w:r>
+      <w:r>
+        <w:rPr>
+          <w:rFonts w:ascii="Times New Roman" w:eastAsia="微軟正黑體" w:hAnsi="Times New Roman" w:cs="Times New Roman" w:hint="eastAsia"/>
+        </w:rPr>
+        <w:t>演算法</w:t>
       </w:r>
       <w:r>
         <w:rPr>
@@ -1678,9 +1702,8 @@
         <w:r>
           <w:rPr>
             <w:rStyle w:val="a9"/>
-            <w:rFonts w:ascii="Times New Roman" w:eastAsia="微軟正黑體" w:hAnsi="Times New Roman" w:cs="Times New Roman"/>
           </w:rPr>
-          <w:t>https://github.com/qijiezhao/Video-Classification-Action-Recognition/tree/master</w:t>
+          <w:t>https://liaowc.github.io/blog/mcts-monte-carlo-tree-search/</w:t>
         </w:r>
       </w:hyperlink>
     </w:p>
@@ -1693,14 +1716,40 @@
         </w:numPr>
         <w:spacing w:line="360" w:lineRule="exact"/>
         <w:rPr>
+          <w:rFonts w:ascii="Times New Roman" w:eastAsia="微軟正黑體" w:hAnsi="Times New Roman" w:cs="Times New Roman" w:hint="eastAsia"/>
+        </w:rPr>
+      </w:pPr>
+      <w:r>
+        <w:rPr>
           <w:rFonts w:ascii="Times New Roman" w:eastAsia="微軟正黑體" w:hAnsi="Times New Roman" w:cs="Times New Roman"/>
         </w:rPr>
-      </w:pPr>
+        <w:t>David Silver</w:t>
+      </w:r>
+      <w:r>
+        <w:rPr>
+          <w:rFonts w:ascii="Times New Roman" w:eastAsia="微軟正黑體" w:hAnsi="Times New Roman" w:cs="Times New Roman" w:hint="eastAsia"/>
+        </w:rPr>
+        <w:t xml:space="preserve">, </w:t>
+      </w:r>
       <w:r>
         <w:rPr>
           <w:rFonts w:ascii="Times New Roman" w:eastAsia="微軟正黑體" w:hAnsi="Times New Roman" w:cs="Times New Roman"/>
         </w:rPr>
-        <w:t>Sparsh Gupta</w:t>
+        <w:t xml:space="preserve">Julian </w:t>
+      </w:r>
+      <w:proofErr w:type="spellStart"/>
+      <w:r>
+        <w:rPr>
+          <w:rFonts w:ascii="Times New Roman" w:eastAsia="微軟正黑體" w:hAnsi="Times New Roman" w:cs="Times New Roman"/>
+        </w:rPr>
+        <w:t>Schrittwieser</w:t>
+      </w:r>
+      <w:proofErr w:type="spellEnd"/>
+      <w:r>
+        <w:rPr>
+          <w:rFonts w:ascii="Times New Roman" w:eastAsia="微軟正黑體" w:hAnsi="Times New Roman" w:cs="Times New Roman"/>
+        </w:rPr>
+        <w:t>, Karen Simonyan</w:t>
       </w:r>
       <w:r>
         <w:rPr>
@@ -1712,7 +1761,7 @@
         <w:rPr>
           <w:rFonts w:ascii="Times New Roman" w:eastAsia="微軟正黑體" w:hAnsi="Times New Roman" w:cs="Times New Roman"/>
         </w:rPr>
-        <w:t>Gesture Recognition - Conv3D &amp; Conv2D+RNN</w:t>
+        <w:t>Mastering the Game of Go without Human Knowledge</w:t>
       </w:r>
       <w:r>
         <w:rPr>
@@ -1724,96 +1773,19 @@
         <w:r>
           <w:rPr>
             <w:rStyle w:val="a9"/>
-            <w:rFonts w:ascii="Times New Roman" w:eastAsia="微軟正黑體" w:hAnsi="Times New Roman" w:cs="Times New Roman"/>
           </w:rPr>
-          <w:t>https://www.kaggle.com/code/imsparsh/gesture-recognition-conv3d-conv2d-rnn</w:t>
+          <w:t>https://discovery.ucl.ac.uk/id/eprint/10045895/1/agz_unformatted_nature.pd</w:t>
         </w:r>
-      </w:hyperlink>
-    </w:p>
-    <w:p>
-      <w:pPr>
-        <w:pStyle w:val="a3"/>
-        <w:numPr>
-          <w:ilvl w:val="0"/>
-          <w:numId w:val="9"/>
-        </w:numPr>
-        <w:spacing w:line="360" w:lineRule="exact"/>
-        <w:rPr>
-          <w:rFonts w:ascii="Times New Roman" w:eastAsia="微軟正黑體" w:hAnsi="Times New Roman" w:cs="Times New Roman"/>
-        </w:rPr>
-      </w:pPr>
-      <w:r>
-        <w:rPr>
-          <w:rFonts w:ascii="Times New Roman" w:eastAsia="微軟正黑體" w:hAnsi="Times New Roman" w:cs="Times New Roman"/>
-        </w:rPr>
-        <w:t>S Joel Franklin</w:t>
-      </w:r>
-      <w:r>
-        <w:rPr>
-          <w:rFonts w:ascii="Times New Roman" w:eastAsia="微軟正黑體" w:hAnsi="Times New Roman" w:cs="Times New Roman" w:hint="eastAsia"/>
-        </w:rPr>
-        <w:t xml:space="preserve"> / </w:t>
-      </w:r>
-      <w:r>
-        <w:rPr>
-          <w:rFonts w:ascii="Times New Roman" w:eastAsia="微軟正黑體" w:hAnsi="Times New Roman" w:cs="Times New Roman"/>
-        </w:rPr>
-        <w:t>K-Means Clustering for Image Classification</w:t>
-      </w:r>
-      <w:r>
-        <w:rPr>
-          <w:rFonts w:ascii="Times New Roman" w:eastAsia="微軟正黑體" w:hAnsi="Times New Roman" w:cs="Times New Roman" w:hint="eastAsia"/>
-        </w:rPr>
-        <w:t xml:space="preserve">, </w:t>
-      </w:r>
-      <w:hyperlink r:id="rId16" w:history="1">
         <w:r>
           <w:rPr>
             <w:rStyle w:val="a9"/>
-            <w:rFonts w:ascii="Times New Roman" w:eastAsia="微軟正黑體" w:hAnsi="Times New Roman" w:cs="Times New Roman"/>
+            <w:rFonts w:ascii="Arial" w:hAnsi="Arial" w:cs="Arial"/>
+            <w:color w:val="1155CC"/>
+            <w:sz w:val="22"/>
           </w:rPr>
-          <w:t>https://medium.com/@joel_34096/k-means-clustering-for-image-classification-a648f28bdc47</w:t>
+          <w:t>f</w:t>
         </w:r>
       </w:hyperlink>
-    </w:p>
-    <w:p>
-      <w:pPr>
-        <w:pStyle w:val="a3"/>
-        <w:numPr>
-          <w:ilvl w:val="0"/>
-          <w:numId w:val="9"/>
-        </w:numPr>
-        <w:rPr>
-          <w:rFonts w:ascii="Times New Roman" w:eastAsia="微軟正黑體" w:hAnsi="Times New Roman" w:cs="Times New Roman"/>
-        </w:rPr>
-      </w:pPr>
-      <w:r>
-        <w:rPr>
-          <w:rFonts w:ascii="Times New Roman" w:eastAsia="微軟正黑體" w:hAnsi="Times New Roman" w:cs="Times New Roman"/>
-        </w:rPr>
-        <w:t xml:space="preserve">K-Fold Cross-Validation, </w:t>
-      </w:r>
-      <w:hyperlink r:id="rId17" w:history="1">
-        <w:r>
-          <w:rPr>
-            <w:rStyle w:val="a9"/>
-            <w:rFonts w:ascii="Times New Roman" w:eastAsia="微軟正黑體" w:hAnsi="Times New Roman" w:cs="Times New Roman"/>
-          </w:rPr>
-          <w:t>https://ithelp.ithome.com.tw/articles/10279240</w:t>
-        </w:r>
-      </w:hyperlink>
-    </w:p>
-    <w:p>
-      <w:pPr>
-        <w:widowControl/>
-        <w:rPr>
-          <w:rFonts w:ascii="Consolas" w:hAnsi="Consolas" w:cs="Courier New" w:hint="eastAsia"/>
-          <w:color w:val="999999"/>
-          <w:kern w:val="0"/>
-          <w:sz w:val="20"/>
-          <w:szCs w:val="20"/>
-        </w:rPr>
-      </w:pPr>
     </w:p>
     <w:sectPr>
       <w:pgSz w:w="11906" w:h="16838" w:code="9"/>
@@ -4494,6 +4466,28 @@
     <w:pPr>
       <w:widowControl w:val="0"/>
     </w:pPr>
+  </w:style>
+  <w:style w:type="paragraph" w:styleId="1">
+    <w:name w:val="heading 1"/>
+    <w:basedOn w:val="a"/>
+    <w:next w:val="a"/>
+    <w:link w:val="10"/>
+    <w:uiPriority w:val="9"/>
+    <w:qFormat/>
+    <w:rsid w:val="00F5392A"/>
+    <w:pPr>
+      <w:keepNext/>
+      <w:spacing w:before="180" w:after="180" w:line="720" w:lineRule="auto"/>
+      <w:outlineLvl w:val="0"/>
+    </w:pPr>
+    <w:rPr>
+      <w:rFonts w:asciiTheme="majorHAnsi" w:eastAsiaTheme="majorEastAsia" w:hAnsiTheme="majorHAnsi" w:cstheme="majorBidi"/>
+      <w:b/>
+      <w:bCs/>
+      <w:kern w:val="52"/>
+      <w:sz w:val="52"/>
+      <w:szCs w:val="52"/>
+    </w:rPr>
   </w:style>
   <w:style w:type="paragraph" w:styleId="4">
     <w:name w:val="heading 4"/>
@@ -4900,6 +4894,21 @@
       <w:szCs w:val="20"/>
     </w:rPr>
   </w:style>
+  <w:style w:type="character" w:customStyle="1" w:styleId="10">
+    <w:name w:val="標題 1 字元"/>
+    <w:basedOn w:val="a0"/>
+    <w:link w:val="1"/>
+    <w:uiPriority w:val="9"/>
+    <w:rsid w:val="00F5392A"/>
+    <w:rPr>
+      <w:rFonts w:asciiTheme="majorHAnsi" w:eastAsiaTheme="majorEastAsia" w:hAnsiTheme="majorHAnsi" w:cstheme="majorBidi"/>
+      <w:b/>
+      <w:bCs/>
+      <w:kern w:val="52"/>
+      <w:sz w:val="52"/>
+      <w:szCs w:val="52"/>
+    </w:rPr>
+  </w:style>
 </w:styles>
 </file>
 

--- a/HW2/team6.docx
+++ b/HW2/team6.docx
@@ -138,178 +138,435 @@
     </w:p>
     <w:p>
       <w:pPr>
-        <w:spacing w:after="120" w:line="360" w:lineRule="exact"/>
-        <w:rPr>
-          <w:rFonts w:ascii="Times New Roman" w:eastAsia="微軟正黑體" w:hAnsi="Times New Roman" w:cs="Times New Roman"/>
-        </w:rPr>
-      </w:pPr>
-      <w:r>
-        <w:rPr>
-          <w:rFonts w:ascii="Times New Roman" w:eastAsia="微軟正黑體" w:hAnsi="Times New Roman" w:cs="Times New Roman" w:hint="eastAsia"/>
-        </w:rPr>
-        <w:t>I have always enjoyed watching volleyball matches, such as the men</w:t>
-      </w:r>
-      <w:r>
-        <w:rPr>
-          <w:rFonts w:ascii="Times New Roman" w:eastAsia="微軟正黑體" w:hAnsi="Times New Roman" w:cs="Times New Roman"/>
-        </w:rPr>
-        <w:t>’</w:t>
-      </w:r>
-      <w:r>
-        <w:rPr>
-          <w:rFonts w:ascii="Times New Roman" w:eastAsia="微軟正黑體" w:hAnsi="Times New Roman" w:cs="Times New Roman" w:hint="eastAsia"/>
-        </w:rPr>
-        <w:t xml:space="preserve">s volleyball match in </w:t>
-      </w:r>
-      <w:proofErr w:type="spellStart"/>
-      <w:r>
-        <w:rPr>
-          <w:rFonts w:ascii="Times New Roman" w:eastAsia="微軟正黑體" w:hAnsi="Times New Roman" w:cs="Times New Roman" w:hint="eastAsia"/>
-        </w:rPr>
-        <w:t>Meichu</w:t>
-      </w:r>
-      <w:proofErr w:type="spellEnd"/>
-      <w:r>
-        <w:rPr>
-          <w:rFonts w:ascii="Times New Roman" w:eastAsia="微軟正黑體" w:hAnsi="Times New Roman" w:cs="Times New Roman" w:hint="eastAsia"/>
-        </w:rPr>
-        <w:t xml:space="preserve"> Game this year </w:t>
-      </w:r>
-      <w:r>
-        <w:rPr>
-          <w:rFonts w:ascii="Times New Roman" w:eastAsia="微軟正黑體" w:hAnsi="Times New Roman" w:cs="Times New Roman"/>
-        </w:rPr>
-        <w:t xml:space="preserve">that led to </w:t>
-      </w:r>
-      <w:r>
-        <w:rPr>
-          <w:rFonts w:ascii="Times New Roman" w:eastAsia="微軟正黑體" w:hAnsi="Times New Roman" w:cs="Times New Roman" w:hint="eastAsia"/>
-        </w:rPr>
-        <w:t>NYCU</w:t>
-      </w:r>
-      <w:r>
-        <w:rPr>
-          <w:rFonts w:ascii="Times New Roman" w:eastAsia="微軟正黑體" w:hAnsi="Times New Roman" w:cs="Times New Roman"/>
-        </w:rPr>
-        <w:t>'s ultimate victory.</w:t>
-      </w:r>
-      <w:r>
-        <w:rPr>
-          <w:rFonts w:ascii="Times New Roman" w:eastAsia="微軟正黑體" w:hAnsi="Times New Roman" w:cs="Times New Roman" w:hint="eastAsia"/>
+        <w:spacing w:line="360" w:lineRule="exact"/>
+        <w:rPr>
+          <w:rFonts w:ascii="Times New Roman" w:eastAsia="微軟正黑體" w:hAnsi="Times New Roman" w:cs="Times New Roman"/>
+          <w:u w:val="single"/>
+        </w:rPr>
+      </w:pPr>
+      <w:r>
+        <w:rPr>
+          <w:rFonts w:ascii="Times New Roman" w:eastAsia="微軟正黑體" w:hAnsi="Times New Roman" w:cs="Times New Roman" w:hint="eastAsia"/>
+          <w:u w:val="single"/>
+        </w:rPr>
+        <w:t>1.</w:t>
+      </w:r>
+      <w:r>
+        <w:rPr>
+          <w:rFonts w:ascii="Times New Roman" w:eastAsia="微軟正黑體" w:hAnsi="Times New Roman" w:cs="Times New Roman" w:hint="eastAsia"/>
+          <w:u w:val="single"/>
         </w:rPr>
         <w:t xml:space="preserve"> </w:t>
+      </w:r>
+      <w:r>
+        <w:rPr>
+          <w:rFonts w:ascii="Times New Roman" w:eastAsia="微軟正黑體" w:hAnsi="Times New Roman" w:cs="Times New Roman" w:hint="eastAsia"/>
+          <w:u w:val="single"/>
+        </w:rPr>
+        <w:t>Minimax</w:t>
       </w:r>
     </w:p>
     <w:p>
       <w:pPr>
-        <w:spacing w:line="360" w:lineRule="exact"/>
-        <w:rPr>
-          <w:rFonts w:ascii="Times New Roman" w:eastAsia="微軟正黑體" w:hAnsi="Times New Roman" w:cs="Times New Roman"/>
-          <w:b/>
-          <w:bCs/>
-        </w:rPr>
-      </w:pPr>
-      <w:r>
-        <w:rPr>
-          <w:rFonts w:ascii="Times New Roman" w:eastAsia="微軟正黑體" w:hAnsi="Times New Roman" w:cs="Times New Roman" w:hint="eastAsia"/>
-          <w:b/>
-          <w:bCs/>
-        </w:rPr>
-        <w:t>II</w:t>
-      </w:r>
-      <w:r>
-        <w:rPr>
-          <w:rFonts w:ascii="Times New Roman" w:eastAsia="微軟正黑體" w:hAnsi="Times New Roman" w:cs="Times New Roman" w:hint="eastAsia"/>
-          <w:b/>
-          <w:bCs/>
+        <w:spacing w:after="240" w:line="360" w:lineRule="exact"/>
+        <w:rPr>
+          <w:rFonts w:ascii="Times New Roman" w:eastAsia="微軟正黑體" w:hAnsi="Times New Roman" w:cs="Times New Roman"/>
+        </w:rPr>
+      </w:pPr>
+      <w:r>
+        <w:rPr>
+          <w:rFonts w:ascii="Times New Roman" w:eastAsia="微軟正黑體" w:hAnsi="Times New Roman" w:cs="Times New Roman"/>
+        </w:rPr>
+        <w:t xml:space="preserve">Minimax is a </w:t>
+      </w:r>
+      <w:r>
+        <w:rPr>
+          <w:rFonts w:ascii="Times New Roman" w:eastAsia="微軟正黑體" w:hAnsi="Times New Roman" w:cs="Times New Roman" w:hint="eastAsia"/>
+        </w:rPr>
+        <w:t xml:space="preserve">classic </w:t>
+      </w:r>
+      <w:r>
+        <w:rPr>
+          <w:rFonts w:ascii="Times New Roman" w:eastAsia="微軟正黑體" w:hAnsi="Times New Roman" w:cs="Times New Roman"/>
+        </w:rPr>
+        <w:t>decision-making</w:t>
+      </w:r>
+      <w:r>
+        <w:rPr>
+          <w:rFonts w:ascii="Times New Roman" w:eastAsia="微軟正黑體" w:hAnsi="Times New Roman" w:cs="Times New Roman" w:hint="eastAsia"/>
+        </w:rPr>
+        <w:t xml:space="preserve"> </w:t>
+      </w:r>
+      <w:r>
+        <w:rPr>
+          <w:rFonts w:ascii="Times New Roman" w:eastAsia="微軟正黑體" w:hAnsi="Times New Roman" w:cs="Times New Roman"/>
+        </w:rPr>
+        <w:t xml:space="preserve">algorithm used in game theory, particularly in </w:t>
+      </w:r>
+      <w:r>
+        <w:rPr>
+          <w:rFonts w:ascii="Times New Roman" w:eastAsia="微軟正黑體" w:hAnsi="Times New Roman" w:cs="Times New Roman"/>
+        </w:rPr>
+        <w:t>two-player deterministic games with</w:t>
+      </w:r>
+      <w:r>
+        <w:rPr>
+          <w:rFonts w:ascii="Times New Roman" w:eastAsia="微軟正黑體" w:hAnsi="Times New Roman" w:cs="Times New Roman" w:hint="eastAsia"/>
+        </w:rPr>
+        <w:t xml:space="preserve"> </w:t>
+      </w:r>
+      <w:r>
+        <w:rPr>
+          <w:rFonts w:ascii="Times New Roman" w:eastAsia="微軟正黑體" w:hAnsi="Times New Roman" w:cs="Times New Roman"/>
+        </w:rPr>
+        <w:t>perfect information</w:t>
+      </w:r>
+      <w:r>
+        <w:rPr>
+          <w:rFonts w:ascii="Times New Roman" w:eastAsia="微軟正黑體" w:hAnsi="Times New Roman" w:cs="Times New Roman"/>
+        </w:rPr>
+        <w:t xml:space="preserve">. The goal is to </w:t>
+      </w:r>
+      <w:r>
+        <w:rPr>
+          <w:rFonts w:ascii="Times New Roman" w:eastAsia="微軟正黑體" w:hAnsi="Times New Roman" w:cs="Times New Roman" w:hint="eastAsia"/>
+        </w:rPr>
+        <w:t>d</w:t>
+      </w:r>
+      <w:r>
+        <w:rPr>
+          <w:rFonts w:ascii="Times New Roman" w:eastAsia="微軟正黑體" w:hAnsi="Times New Roman" w:cs="Times New Roman"/>
+        </w:rPr>
+        <w:t>etermine the worst possible outcome for each alternative, and select the</w:t>
+      </w:r>
+      <w:r>
+        <w:rPr>
+          <w:rFonts w:ascii="Times New Roman" w:eastAsia="微軟正黑體" w:hAnsi="Times New Roman" w:cs="Times New Roman" w:hint="eastAsia"/>
+        </w:rPr>
+        <w:t xml:space="preserve"> </w:t>
+      </w:r>
+      <w:r>
+        <w:rPr>
+          <w:rFonts w:ascii="Times New Roman" w:eastAsia="微軟正黑體" w:hAnsi="Times New Roman" w:cs="Times New Roman"/>
+        </w:rPr>
+        <w:t xml:space="preserve">one with the best </w:t>
+      </w:r>
+      <w:r>
+        <w:rPr>
+          <w:rFonts w:ascii="Times New Roman" w:eastAsia="微軟正黑體" w:hAnsi="Times New Roman" w:cs="Times New Roman"/>
+        </w:rPr>
+        <w:t>“</w:t>
+      </w:r>
+      <w:r>
+        <w:rPr>
+          <w:rFonts w:ascii="Times New Roman" w:eastAsia="微軟正黑體" w:hAnsi="Times New Roman" w:cs="Times New Roman"/>
+        </w:rPr>
+        <w:t>worst possible outcome</w:t>
+      </w:r>
+      <w:r>
+        <w:rPr>
+          <w:rFonts w:ascii="Times New Roman" w:eastAsia="微軟正黑體" w:hAnsi="Times New Roman" w:cs="Times New Roman"/>
+        </w:rPr>
+        <w:t>”</w:t>
+      </w:r>
+      <w:r>
+        <w:rPr>
+          <w:rFonts w:ascii="Times New Roman" w:eastAsia="微軟正黑體" w:hAnsi="Times New Roman" w:cs="Times New Roman" w:hint="eastAsia"/>
         </w:rPr>
         <w:t xml:space="preserve">. </w:t>
-      </w:r>
-      <w:r>
-        <w:rPr>
-          <w:rFonts w:ascii="Times New Roman" w:eastAsia="微軟正黑體" w:hAnsi="Times New Roman" w:cs="Times New Roman" w:hint="eastAsia"/>
-          <w:b/>
-          <w:bCs/>
-        </w:rPr>
-        <w:t>Implementation Details</w:t>
       </w:r>
     </w:p>
     <w:p>
       <w:pPr>
-        <w:spacing w:after="120" w:line="360" w:lineRule="exact"/>
-        <w:jc w:val="both"/>
-        <w:rPr>
-          <w:rFonts w:ascii="Times New Roman" w:eastAsia="微軟正黑體" w:hAnsi="Times New Roman" w:cs="Times New Roman"/>
-        </w:rPr>
-      </w:pPr>
-      <w:r>
-        <w:rPr>
-          <w:rFonts w:ascii="Times New Roman" w:eastAsia="微軟正黑體" w:hAnsi="Times New Roman" w:cs="Times New Roman" w:hint="eastAsia"/>
-        </w:rPr>
-        <w:t xml:space="preserve">Our dataset has 6 </w:t>
-      </w:r>
-      <w:r>
-        <w:rPr>
-          <w:rFonts w:ascii="Times New Roman" w:eastAsia="微軟正黑體" w:hAnsi="Times New Roman" w:cs="Times New Roman" w:hint="eastAsia"/>
-        </w:rPr>
-        <w:t>categories</w:t>
-      </w:r>
-      <w:r>
-        <w:rPr>
-          <w:rFonts w:ascii="Times New Roman" w:eastAsia="微軟正黑體" w:hAnsi="Times New Roman" w:cs="Times New Roman" w:hint="eastAsia"/>
-        </w:rPr>
-        <w:t xml:space="preserve"> of referee </w:t>
-      </w:r>
-      <w:r>
-        <w:rPr>
-          <w:rFonts w:ascii="Times New Roman" w:eastAsia="微軟正黑體" w:hAnsi="Times New Roman" w:cs="Times New Roman" w:hint="eastAsia"/>
-        </w:rPr>
-        <w:t xml:space="preserve">hand signals </w:t>
-      </w:r>
-      <w:r>
-        <w:rPr>
-          <w:rFonts w:ascii="Times New Roman" w:eastAsia="微軟正黑體" w:hAnsi="Times New Roman" w:cs="Times New Roman" w:hint="eastAsia"/>
-        </w:rPr>
-        <w:t>with</w:t>
-      </w:r>
-      <w:r>
-        <w:rPr>
-          <w:rFonts w:ascii="Times New Roman" w:eastAsia="微軟正黑體" w:hAnsi="Times New Roman" w:cs="Times New Roman" w:hint="eastAsia"/>
-        </w:rPr>
-        <w:t xml:space="preserve"> 30 frames</w:t>
-      </w:r>
-      <w:r>
-        <w:rPr>
-          <w:rFonts w:ascii="Times New Roman" w:eastAsia="微軟正黑體" w:hAnsi="Times New Roman" w:cs="Times New Roman" w:hint="eastAsia"/>
-          <w:b/>
-          <w:bCs/>
+        <w:spacing w:after="240" w:line="360" w:lineRule="exact"/>
+        <w:rPr>
+          <w:rFonts w:ascii="Times New Roman" w:eastAsia="微軟正黑體" w:hAnsi="Times New Roman" w:cs="Times New Roman" w:hint="eastAsia"/>
+        </w:rPr>
+      </w:pPr>
+      <w:r>
+        <w:rPr>
+          <w:rFonts w:ascii="Times New Roman" w:eastAsia="微軟正黑體" w:hAnsi="Times New Roman" w:cs="Times New Roman" w:hint="eastAsia"/>
+        </w:rPr>
+        <w:t xml:space="preserve">However, in Battle Sheep, </w:t>
+      </w:r>
+      <w:r>
+        <w:rPr>
+          <w:rFonts w:ascii="Times New Roman" w:eastAsia="微軟正黑體" w:hAnsi="Times New Roman" w:cs="Times New Roman" w:hint="eastAsia"/>
+        </w:rPr>
+        <w:t>it</w:t>
+      </w:r>
+      <w:r>
+        <w:rPr>
+          <w:rFonts w:ascii="Times New Roman" w:eastAsia="微軟正黑體" w:hAnsi="Times New Roman" w:cs="Times New Roman" w:hint="eastAsia"/>
+        </w:rPr>
+        <w:t xml:space="preserve"> was</w:t>
+      </w:r>
+      <w:r>
+        <w:rPr>
+          <w:rFonts w:ascii="Times New Roman" w:eastAsia="微軟正黑體" w:hAnsi="Times New Roman" w:cs="Times New Roman" w:hint="eastAsia"/>
+        </w:rPr>
+        <w:t xml:space="preserve"> hard for us to</w:t>
+      </w:r>
+      <w:r>
+        <w:rPr>
+          <w:rFonts w:ascii="Times New Roman" w:eastAsia="微軟正黑體" w:hAnsi="Times New Roman" w:cs="Times New Roman" w:hint="eastAsia"/>
+        </w:rPr>
+        <w:t xml:space="preserve"> find a suitable evaluation function </w:t>
+      </w:r>
+      <w:r>
+        <w:rPr>
+          <w:rFonts w:ascii="Times New Roman" w:eastAsia="微軟正黑體" w:hAnsi="Times New Roman" w:cs="Times New Roman" w:hint="eastAsia"/>
+        </w:rPr>
+        <w:t>before the game is terminal. Also, the variant rules seem</w:t>
+      </w:r>
+      <w:r>
+        <w:rPr>
+          <w:rFonts w:ascii="Times New Roman" w:eastAsia="微軟正黑體" w:hAnsi="Times New Roman" w:cs="Times New Roman" w:hint="eastAsia"/>
+        </w:rPr>
+        <w:t>ed</w:t>
+      </w:r>
+      <w:r>
+        <w:rPr>
+          <w:rFonts w:ascii="Times New Roman" w:eastAsia="微軟正黑體" w:hAnsi="Times New Roman" w:cs="Times New Roman" w:hint="eastAsia"/>
+        </w:rPr>
+        <w:t xml:space="preserve"> to be difficult to implement</w:t>
+      </w:r>
+      <w:r>
+        <w:rPr>
+          <w:rFonts w:ascii="Times New Roman" w:eastAsia="微軟正黑體" w:hAnsi="Times New Roman" w:cs="Times New Roman" w:hint="eastAsia"/>
+        </w:rPr>
+        <w:t xml:space="preserve"> with Minimax</w:t>
+      </w:r>
+      <w:r>
+        <w:rPr>
+          <w:rFonts w:ascii="Times New Roman" w:eastAsia="微軟正黑體" w:hAnsi="Times New Roman" w:cs="Times New Roman" w:hint="eastAsia"/>
+        </w:rPr>
+        <w:t>.</w:t>
+      </w:r>
+      <w:r>
+        <w:rPr>
+          <w:rFonts w:ascii="Times New Roman" w:eastAsia="微軟正黑體" w:hAnsi="Times New Roman" w:cs="Times New Roman" w:hint="eastAsia"/>
+        </w:rPr>
+        <w:t xml:space="preserve"> Therefore, we didn</w:t>
+      </w:r>
+      <w:r>
+        <w:rPr>
+          <w:rFonts w:ascii="Times New Roman" w:eastAsia="微軟正黑體" w:hAnsi="Times New Roman" w:cs="Times New Roman"/>
+        </w:rPr>
+        <w:t>’</w:t>
+      </w:r>
+      <w:r>
+        <w:rPr>
+          <w:rFonts w:ascii="Times New Roman" w:eastAsia="微軟正黑體" w:hAnsi="Times New Roman" w:cs="Times New Roman" w:hint="eastAsia"/>
+        </w:rPr>
+        <w:t>t choose it.</w:t>
+      </w:r>
+    </w:p>
+    <w:p>
+      <w:pPr>
+        <w:spacing w:line="360" w:lineRule="exact"/>
+        <w:rPr>
+          <w:rFonts w:ascii="Times New Roman" w:eastAsia="微軟正黑體" w:hAnsi="Times New Roman" w:cs="Times New Roman"/>
+          <w:u w:val="single"/>
+        </w:rPr>
+      </w:pPr>
+      <w:r>
+        <w:rPr>
+          <w:rFonts w:ascii="Times New Roman" w:eastAsia="微軟正黑體" w:hAnsi="Times New Roman" w:cs="Times New Roman" w:hint="eastAsia"/>
+          <w:u w:val="single"/>
+        </w:rPr>
+        <w:t>2</w:t>
+      </w:r>
+      <w:r>
+        <w:rPr>
+          <w:rFonts w:ascii="Times New Roman" w:eastAsia="微軟正黑體" w:hAnsi="Times New Roman" w:cs="Times New Roman" w:hint="eastAsia"/>
+          <w:u w:val="single"/>
+        </w:rPr>
+        <w:t>.</w:t>
+      </w:r>
+      <w:r>
+        <w:rPr>
+          <w:rFonts w:ascii="Times New Roman" w:eastAsia="微軟正黑體" w:hAnsi="Times New Roman" w:cs="Times New Roman" w:hint="eastAsia"/>
+          <w:u w:val="single"/>
         </w:rPr>
         <w:t xml:space="preserve"> </w:t>
       </w:r>
       <w:r>
         <w:rPr>
-          <w:rFonts w:ascii="Times New Roman" w:eastAsia="微軟正黑體" w:hAnsi="Times New Roman" w:cs="Times New Roman" w:hint="eastAsia"/>
-        </w:rPr>
-        <w:t xml:space="preserve">for each </w:t>
-      </w:r>
-      <w:r>
-        <w:rPr>
-          <w:rFonts w:ascii="Times New Roman" w:eastAsia="微軟正黑體" w:hAnsi="Times New Roman" w:cs="Times New Roman" w:hint="eastAsia"/>
-        </w:rPr>
-        <w:t>video</w:t>
+          <w:rFonts w:ascii="Times New Roman" w:eastAsia="微軟正黑體" w:hAnsi="Times New Roman" w:cs="Times New Roman"/>
+          <w:u w:val="single"/>
+        </w:rPr>
+        <w:t>Monte Carlo Tree Search (MCTS)</w:t>
+      </w:r>
+    </w:p>
+    <w:p>
+      <w:pPr>
+        <w:spacing w:after="240" w:line="360" w:lineRule="exact"/>
+        <w:rPr>
+          <w:rFonts w:ascii="Times New Roman" w:eastAsia="微軟正黑體" w:hAnsi="Times New Roman" w:cs="Times New Roman"/>
+        </w:rPr>
+      </w:pPr>
+      <w:r>
+        <w:rPr>
+          <w:rFonts w:ascii="Times New Roman" w:eastAsia="微軟正黑體" w:hAnsi="Times New Roman" w:cs="Times New Roman"/>
+        </w:rPr>
+        <w:t>MCTS is</w:t>
+      </w:r>
+      <w:r>
+        <w:rPr>
+          <w:rFonts w:ascii="Times New Roman" w:eastAsia="微軟正黑體" w:hAnsi="Times New Roman" w:cs="Times New Roman" w:hint="eastAsia"/>
+        </w:rPr>
+        <w:t xml:space="preserve"> a </w:t>
+      </w:r>
+      <w:r>
+        <w:rPr>
+          <w:rFonts w:ascii="Times New Roman" w:eastAsia="微軟正黑體" w:hAnsi="Times New Roman" w:cs="Times New Roman"/>
+        </w:rPr>
+        <w:t>heuri</w:t>
+      </w:r>
+      <w:r>
+        <w:rPr>
+          <w:rFonts w:ascii="Times New Roman" w:eastAsia="微軟正黑體" w:hAnsi="Times New Roman" w:cs="Times New Roman" w:hint="eastAsia"/>
+        </w:rPr>
+        <w:t>s</w:t>
+      </w:r>
+      <w:r>
+        <w:rPr>
+          <w:rFonts w:ascii="Times New Roman" w:eastAsia="微軟正黑體" w:hAnsi="Times New Roman" w:cs="Times New Roman"/>
+        </w:rPr>
+        <w:t>tic</w:t>
+      </w:r>
+      <w:r>
+        <w:rPr>
+          <w:rFonts w:ascii="Times New Roman" w:eastAsia="微軟正黑體" w:hAnsi="Times New Roman" w:cs="Times New Roman" w:hint="eastAsia"/>
+        </w:rPr>
+        <w:t xml:space="preserve"> search algorithm</w:t>
+      </w:r>
+      <w:r>
+        <w:rPr>
+          <w:rFonts w:ascii="Times New Roman" w:eastAsia="微軟正黑體" w:hAnsi="Times New Roman" w:cs="Times New Roman"/>
+        </w:rPr>
+        <w:t xml:space="preserve"> </w:t>
+      </w:r>
+      <w:r>
+        <w:rPr>
+          <w:rFonts w:ascii="Times New Roman" w:eastAsia="微軟正黑體" w:hAnsi="Times New Roman" w:cs="Times New Roman" w:hint="eastAsia"/>
+        </w:rPr>
+        <w:t>famous</w:t>
+      </w:r>
+      <w:r>
+        <w:rPr>
+          <w:rFonts w:ascii="Times New Roman" w:eastAsia="微軟正黑體" w:hAnsi="Times New Roman" w:cs="Times New Roman"/>
+        </w:rPr>
+        <w:t xml:space="preserve"> for its ability to handle large search spaces</w:t>
       </w:r>
       <w:r>
         <w:rPr>
           <w:rFonts w:ascii="Times New Roman" w:eastAsia="微軟正黑體" w:hAnsi="Times New Roman" w:cs="Times New Roman" w:hint="eastAsia"/>
         </w:rPr>
         <w:t>.</w:t>
+      </w:r>
+      <w:r>
+        <w:rPr>
+          <w:rFonts w:ascii="Times New Roman" w:eastAsia="微軟正黑體" w:hAnsi="Times New Roman" w:cs="Times New Roman"/>
+        </w:rPr>
+        <w:t xml:space="preserve"> </w:t>
+      </w:r>
+      <w:r>
+        <w:rPr>
+          <w:rFonts w:ascii="Times New Roman" w:eastAsia="微軟正黑體" w:hAnsi="Times New Roman" w:cs="Times New Roman" w:hint="eastAsia"/>
+        </w:rPr>
+        <w:t>I</w:t>
+      </w:r>
+      <w:r>
+        <w:rPr>
+          <w:rFonts w:ascii="Times New Roman" w:eastAsia="微軟正黑體" w:hAnsi="Times New Roman" w:cs="Times New Roman"/>
+        </w:rPr>
+        <w:t xml:space="preserve">t focuses on </w:t>
+      </w:r>
+      <w:r>
+        <w:rPr>
+          <w:rFonts w:ascii="Times New Roman" w:eastAsia="微軟正黑體" w:hAnsi="Times New Roman" w:cs="Times New Roman" w:hint="eastAsia"/>
+        </w:rPr>
+        <w:t xml:space="preserve">the </w:t>
+      </w:r>
+      <w:r>
+        <w:rPr>
+          <w:rFonts w:ascii="Times New Roman" w:eastAsia="微軟正黑體" w:hAnsi="Times New Roman" w:cs="Times New Roman"/>
+        </w:rPr>
+        <w:t>more promising areas</w:t>
+      </w:r>
+      <w:r>
+        <w:rPr>
+          <w:rFonts w:ascii="Times New Roman" w:eastAsia="微軟正黑體" w:hAnsi="Times New Roman" w:cs="Times New Roman" w:hint="eastAsia"/>
+        </w:rPr>
+        <w:t>, without</w:t>
+      </w:r>
+      <w:r>
+        <w:rPr>
+          <w:rFonts w:ascii="Times New Roman" w:eastAsia="微軟正黑體" w:hAnsi="Times New Roman" w:cs="Times New Roman"/>
+        </w:rPr>
+        <w:t xml:space="preserve"> </w:t>
+      </w:r>
+      <w:r>
+        <w:rPr>
+          <w:rFonts w:ascii="Times New Roman" w:eastAsia="微軟正黑體" w:hAnsi="Times New Roman" w:cs="Times New Roman" w:hint="eastAsia"/>
+        </w:rPr>
+        <w:t>needing</w:t>
+      </w:r>
+      <w:r>
+        <w:rPr>
+          <w:rFonts w:ascii="Times New Roman" w:eastAsia="微軟正黑體" w:hAnsi="Times New Roman" w:cs="Times New Roman"/>
+        </w:rPr>
+        <w:t xml:space="preserve"> specific knowledge or evaluation function</w:t>
+      </w:r>
+      <w:r>
+        <w:rPr>
+          <w:rFonts w:ascii="Times New Roman" w:eastAsia="微軟正黑體" w:hAnsi="Times New Roman" w:cs="Times New Roman" w:hint="eastAsia"/>
+        </w:rPr>
+        <w:t>s</w:t>
+      </w:r>
+      <w:r>
+        <w:rPr>
+          <w:rFonts w:ascii="Times New Roman" w:eastAsia="微軟正黑體" w:hAnsi="Times New Roman" w:cs="Times New Roman"/>
+        </w:rPr>
+        <w:t xml:space="preserve">, </w:t>
+      </w:r>
+      <w:r>
+        <w:rPr>
+          <w:rFonts w:ascii="Times New Roman" w:eastAsia="微軟正黑體" w:hAnsi="Times New Roman" w:cs="Times New Roman" w:hint="eastAsia"/>
+        </w:rPr>
+        <w:t>so</w:t>
+      </w:r>
+      <w:r>
+        <w:rPr>
+          <w:rFonts w:ascii="Times New Roman" w:eastAsia="微軟正黑體" w:hAnsi="Times New Roman" w:cs="Times New Roman"/>
+        </w:rPr>
+        <w:t xml:space="preserve"> it</w:t>
+      </w:r>
+      <w:r>
+        <w:rPr>
+          <w:rFonts w:ascii="Times New Roman" w:eastAsia="微軟正黑體" w:hAnsi="Times New Roman" w:cs="Times New Roman"/>
+        </w:rPr>
+        <w:t>’</w:t>
+      </w:r>
+      <w:r>
+        <w:rPr>
+          <w:rFonts w:ascii="Times New Roman" w:eastAsia="微軟正黑體" w:hAnsi="Times New Roman" w:cs="Times New Roman" w:hint="eastAsia"/>
+        </w:rPr>
+        <w:t>s</w:t>
+      </w:r>
+      <w:r>
+        <w:rPr>
+          <w:rFonts w:ascii="Times New Roman" w:eastAsia="微軟正黑體" w:hAnsi="Times New Roman" w:cs="Times New Roman"/>
+        </w:rPr>
+        <w:t xml:space="preserve"> versatile and applicable to various domains.</w:t>
       </w:r>
     </w:p>
     <w:tbl>
       <w:tblPr>
         <w:tblStyle w:val="a4"/>
         <w:tblW w:w="0" w:type="auto"/>
-        <w:jc w:val="center"/>
         <w:tblBorders>
           <w:top w:val="none" w:sz="0" w:space="0" w:color="auto"/>
           <w:left w:val="none" w:sz="0" w:space="0" w:color="auto"/>
@@ -321,9 +578,830 @@
         <w:tblLook w:val="04A0" w:firstRow="1" w:lastRow="0" w:firstColumn="1" w:lastColumn="0" w:noHBand="0" w:noVBand="1"/>
       </w:tblPr>
       <w:tblGrid>
-        <w:gridCol w:w="2720"/>
-        <w:gridCol w:w="2721"/>
-        <w:gridCol w:w="2721"/>
+        <w:gridCol w:w="8312"/>
+      </w:tblGrid>
+      <w:tr>
+        <w:tc>
+          <w:tcPr>
+            <w:tcW w:w="8302" w:type="dxa"/>
+            <w:vAlign w:val="center"/>
+          </w:tcPr>
+          <w:p>
+            <w:pPr>
+              <w:spacing w:line="360" w:lineRule="exact"/>
+              <w:jc w:val="center"/>
+              <w:rPr>
+                <w:rFonts w:ascii="Times New Roman" w:eastAsia="微軟正黑體" w:hAnsi="Times New Roman" w:cs="Times New Roman" w:hint="eastAsia"/>
+              </w:rPr>
+            </w:pPr>
+            <w:r>
+              <w:rPr>
+                <w:rFonts w:ascii="Times New Roman" w:eastAsia="微軟正黑體" w:hAnsi="Times New Roman" w:cs="Times New Roman" w:hint="eastAsia"/>
+                <w:noProof/>
+              </w:rPr>
+              <w:drawing>
+                <wp:anchor distT="0" distB="0" distL="114300" distR="114300" simplePos="0" relativeHeight="251664384" behindDoc="0" locked="0" layoutInCell="1" allowOverlap="1" wp14:anchorId="22983D36" wp14:editId="3D259AE1">
+                  <wp:simplePos x="1212850" y="3136900"/>
+                  <wp:positionH relativeFrom="margin">
+                    <wp:posOffset>-68580</wp:posOffset>
+                  </wp:positionH>
+                  <wp:positionV relativeFrom="margin">
+                    <wp:posOffset>0</wp:posOffset>
+                  </wp:positionV>
+                  <wp:extent cx="5258435" cy="1653540"/>
+                  <wp:effectExtent l="0" t="0" r="0" b="3810"/>
+                  <wp:wrapSquare wrapText="bothSides"/>
+                  <wp:docPr id="95649957" name="圖片 1"/>
+                  <wp:cNvGraphicFramePr>
+                    <a:graphicFrameLocks xmlns:a="http://schemas.openxmlformats.org/drawingml/2006/main" noChangeAspect="1"/>
+                  </wp:cNvGraphicFramePr>
+                  <a:graphic xmlns:a="http://schemas.openxmlformats.org/drawingml/2006/main">
+                    <a:graphicData uri="http://schemas.openxmlformats.org/drawingml/2006/picture">
+                      <pic:pic xmlns:pic="http://schemas.openxmlformats.org/drawingml/2006/picture">
+                        <pic:nvPicPr>
+                          <pic:cNvPr id="95649957" name="圖片 95649957"/>
+                          <pic:cNvPicPr/>
+                        </pic:nvPicPr>
+                        <pic:blipFill>
+                          <a:blip r:embed="rId8" cstate="print">
+                            <a:extLst>
+                              <a:ext uri="{28A0092B-C50C-407E-A947-70E740481C1C}">
+                                <a14:useLocalDpi xmlns:a14="http://schemas.microsoft.com/office/drawing/2010/main" val="0"/>
+                              </a:ext>
+                            </a:extLst>
+                          </a:blip>
+                          <a:stretch>
+                            <a:fillRect/>
+                          </a:stretch>
+                        </pic:blipFill>
+                        <pic:spPr>
+                          <a:xfrm>
+                            <a:off x="0" y="0"/>
+                            <a:ext cx="5258435" cy="1653540"/>
+                          </a:xfrm>
+                          <a:prstGeom prst="rect">
+                            <a:avLst/>
+                          </a:prstGeom>
+                        </pic:spPr>
+                      </pic:pic>
+                    </a:graphicData>
+                  </a:graphic>
+                  <wp14:sizeRelH relativeFrom="margin">
+                    <wp14:pctWidth>0</wp14:pctWidth>
+                  </wp14:sizeRelH>
+                  <wp14:sizeRelV relativeFrom="margin">
+                    <wp14:pctHeight>0</wp14:pctHeight>
+                  </wp14:sizeRelV>
+                </wp:anchor>
+              </w:drawing>
+            </w:r>
+            <w:r>
+              <w:rPr>
+                <w:rFonts w:ascii="Times New Roman" w:eastAsia="微軟正黑體" w:hAnsi="Times New Roman" w:cs="Times New Roman"/>
+                <w:sz w:val="22"/>
+                <w:szCs w:val="20"/>
+              </w:rPr>
+              <w:t xml:space="preserve">Fig.1. The steps of MCTS. </w:t>
+            </w:r>
+          </w:p>
+        </w:tc>
+      </w:tr>
+    </w:tbl>
+    <w:p>
+      <w:pPr>
+        <w:spacing w:before="240" w:line="360" w:lineRule="exact"/>
+        <w:rPr>
+          <w:rFonts w:ascii="Times New Roman" w:eastAsia="微軟正黑體" w:hAnsi="Times New Roman" w:cs="Times New Roman"/>
+        </w:rPr>
+      </w:pPr>
+      <w:r>
+        <w:rPr>
+          <w:rFonts w:ascii="Times New Roman" w:eastAsia="微軟正黑體" w:hAnsi="Times New Roman" w:cs="Times New Roman" w:hint="eastAsia"/>
+        </w:rPr>
+        <w:t>In Fig. 1., t</w:t>
+      </w:r>
+      <w:r>
+        <w:rPr>
+          <w:rFonts w:ascii="Times New Roman" w:eastAsia="微軟正黑體" w:hAnsi="Times New Roman" w:cs="Times New Roman" w:hint="eastAsia"/>
+        </w:rPr>
+        <w:t>here are four steps in a simulation of MCTS:</w:t>
+      </w:r>
+    </w:p>
+    <w:p>
+      <w:pPr>
+        <w:pStyle w:val="a3"/>
+        <w:numPr>
+          <w:ilvl w:val="0"/>
+          <w:numId w:val="23"/>
+        </w:numPr>
+        <w:spacing w:line="360" w:lineRule="exact"/>
+        <w:rPr>
+          <w:rFonts w:ascii="Times New Roman" w:eastAsia="微軟正黑體" w:hAnsi="Times New Roman" w:cs="Times New Roman"/>
+        </w:rPr>
+      </w:pPr>
+      <w:r>
+        <w:rPr>
+          <w:rFonts w:ascii="Times New Roman" w:eastAsia="微軟正黑體" w:hAnsi="Times New Roman" w:cs="Times New Roman" w:hint="eastAsia"/>
+        </w:rPr>
+        <w:t xml:space="preserve">Selection: </w:t>
+      </w:r>
+    </w:p>
+    <w:p>
+      <w:pPr>
+        <w:pStyle w:val="a3"/>
+        <w:spacing w:after="240" w:line="360" w:lineRule="exact"/>
+        <w:ind w:left="360"/>
+        <w:rPr>
+          <w:rFonts w:ascii="Times New Roman" w:eastAsia="微軟正黑體" w:hAnsi="Times New Roman" w:cs="Times New Roman"/>
+        </w:rPr>
+      </w:pPr>
+      <w:r>
+        <w:rPr>
+          <w:rFonts w:ascii="Times New Roman" w:eastAsia="微軟正黑體" w:hAnsi="Times New Roman" w:cs="Times New Roman"/>
+        </w:rPr>
+        <w:t xml:space="preserve">Starting from the root node of the search tree, the algorithm traverses down the tree according to a selection policy </w:t>
+      </w:r>
+      <w:r>
+        <w:rPr>
+          <w:rFonts w:ascii="Times New Roman" w:eastAsia="微軟正黑體" w:hAnsi="Times New Roman" w:cs="Times New Roman" w:hint="eastAsia"/>
+        </w:rPr>
+        <w:t xml:space="preserve">until reaching a leaf node. </w:t>
+      </w:r>
+    </w:p>
+    <w:p>
+      <w:pPr>
+        <w:pStyle w:val="a3"/>
+        <w:numPr>
+          <w:ilvl w:val="0"/>
+          <w:numId w:val="23"/>
+        </w:numPr>
+        <w:spacing w:after="240" w:line="360" w:lineRule="exact"/>
+        <w:rPr>
+          <w:rFonts w:ascii="Times New Roman" w:eastAsia="微軟正黑體" w:hAnsi="Times New Roman" w:cs="Times New Roman"/>
+        </w:rPr>
+      </w:pPr>
+      <w:r>
+        <w:rPr>
+          <w:rFonts w:ascii="Times New Roman" w:eastAsia="微軟正黑體" w:hAnsi="Times New Roman" w:cs="Times New Roman" w:hint="eastAsia"/>
+        </w:rPr>
+        <w:t>Expansion:</w:t>
+      </w:r>
+    </w:p>
+    <w:p>
+      <w:pPr>
+        <w:pStyle w:val="a3"/>
+        <w:spacing w:line="360" w:lineRule="exact"/>
+        <w:ind w:left="360"/>
+        <w:rPr>
+          <w:rFonts w:ascii="Times New Roman" w:eastAsia="微軟正黑體" w:hAnsi="Times New Roman" w:cs="Times New Roman"/>
+        </w:rPr>
+      </w:pPr>
+      <w:r>
+        <w:rPr>
+          <w:rFonts w:ascii="Times New Roman" w:eastAsia="微軟正黑體" w:hAnsi="Times New Roman" w:cs="Times New Roman"/>
+        </w:rPr>
+        <w:t>Once a leaf node is reached, the algorithm expands it by adding one or more child nodes</w:t>
+      </w:r>
+      <w:r>
+        <w:rPr>
+          <w:rFonts w:ascii="Times New Roman" w:eastAsia="微軟正黑體" w:hAnsi="Times New Roman" w:cs="Times New Roman" w:hint="eastAsia"/>
+        </w:rPr>
+        <w:t xml:space="preserve"> which representing legal moves from the current</w:t>
+      </w:r>
+      <w:r>
+        <w:rPr>
+          <w:rFonts w:ascii="Times New Roman" w:eastAsia="微軟正黑體" w:hAnsi="Times New Roman" w:cs="Times New Roman" w:hint="eastAsia"/>
+        </w:rPr>
+        <w:t xml:space="preserve"> game</w:t>
+      </w:r>
+      <w:r>
+        <w:rPr>
+          <w:rFonts w:ascii="Times New Roman" w:eastAsia="微軟正黑體" w:hAnsi="Times New Roman" w:cs="Times New Roman" w:hint="eastAsia"/>
+        </w:rPr>
+        <w:t xml:space="preserve"> state</w:t>
+      </w:r>
+      <w:r>
+        <w:rPr>
+          <w:rFonts w:ascii="Times New Roman" w:eastAsia="微軟正黑體" w:hAnsi="Times New Roman" w:cs="Times New Roman"/>
+        </w:rPr>
+        <w:t>.</w:t>
+      </w:r>
+    </w:p>
+    <w:p>
+      <w:pPr>
+        <w:pStyle w:val="a3"/>
+        <w:numPr>
+          <w:ilvl w:val="0"/>
+          <w:numId w:val="23"/>
+        </w:numPr>
+        <w:spacing w:line="360" w:lineRule="exact"/>
+        <w:rPr>
+          <w:rFonts w:ascii="Times New Roman" w:eastAsia="微軟正黑體" w:hAnsi="Times New Roman" w:cs="Times New Roman"/>
+        </w:rPr>
+      </w:pPr>
+      <w:r>
+        <w:rPr>
+          <w:rFonts w:ascii="Times New Roman" w:eastAsia="微軟正黑體" w:hAnsi="Times New Roman" w:cs="Times New Roman" w:hint="eastAsia"/>
+        </w:rPr>
+        <w:t xml:space="preserve">Rollout (Simulation): </w:t>
+      </w:r>
+    </w:p>
+    <w:p>
+      <w:pPr>
+        <w:pStyle w:val="a3"/>
+        <w:spacing w:line="360" w:lineRule="exact"/>
+        <w:ind w:left="360"/>
+        <w:rPr>
+          <w:rFonts w:ascii="Times New Roman" w:eastAsia="微軟正黑體" w:hAnsi="Times New Roman" w:cs="Times New Roman"/>
+        </w:rPr>
+      </w:pPr>
+      <w:r>
+        <w:rPr>
+          <w:rFonts w:ascii="Times New Roman" w:eastAsia="微軟正黑體" w:hAnsi="Times New Roman" w:cs="Times New Roman" w:hint="eastAsia"/>
+        </w:rPr>
+        <w:t xml:space="preserve">The algorithm chooses a </w:t>
+      </w:r>
+      <w:r>
+        <w:rPr>
+          <w:rFonts w:ascii="Times New Roman" w:eastAsia="微軟正黑體" w:hAnsi="Times New Roman" w:cs="Times New Roman"/>
+        </w:rPr>
+        <w:t>newly</w:t>
+      </w:r>
+      <w:r>
+        <w:rPr>
+          <w:rFonts w:ascii="Times New Roman" w:eastAsia="微軟正黑體" w:hAnsi="Times New Roman" w:cs="Times New Roman" w:hint="eastAsia"/>
+        </w:rPr>
+        <w:t xml:space="preserve"> </w:t>
+      </w:r>
+      <w:r>
+        <w:rPr>
+          <w:rFonts w:ascii="Times New Roman" w:eastAsia="微軟正黑體" w:hAnsi="Times New Roman" w:cs="Times New Roman" w:hint="eastAsia"/>
+        </w:rPr>
+        <w:t>added child node and completes a rollout from it by simply choosing random moves until the game is over.</w:t>
+      </w:r>
+    </w:p>
+    <w:p>
+      <w:pPr>
+        <w:widowControl/>
+        <w:rPr>
+          <w:rFonts w:ascii="Times New Roman" w:eastAsia="微軟正黑體" w:hAnsi="Times New Roman" w:cs="Times New Roman" w:hint="eastAsia"/>
+        </w:rPr>
+      </w:pPr>
+      <w:r>
+        <w:rPr>
+          <w:rFonts w:ascii="Times New Roman" w:eastAsia="微軟正黑體" w:hAnsi="Times New Roman" w:cs="Times New Roman"/>
+        </w:rPr>
+        <w:br w:type="page"/>
+      </w:r>
+    </w:p>
+    <w:p>
+      <w:pPr>
+        <w:pStyle w:val="a3"/>
+        <w:numPr>
+          <w:ilvl w:val="0"/>
+          <w:numId w:val="23"/>
+        </w:numPr>
+        <w:spacing w:line="360" w:lineRule="exact"/>
+        <w:rPr>
+          <w:rFonts w:ascii="Times New Roman" w:eastAsia="微軟正黑體" w:hAnsi="Times New Roman" w:cs="Times New Roman"/>
+        </w:rPr>
+      </w:pPr>
+      <w:r>
+        <w:rPr>
+          <w:rFonts w:ascii="Times New Roman" w:eastAsia="微軟正黑體" w:hAnsi="Times New Roman" w:cs="Times New Roman" w:hint="eastAsia"/>
+        </w:rPr>
+        <w:lastRenderedPageBreak/>
+        <w:t xml:space="preserve">Backpropagation: </w:t>
+      </w:r>
+    </w:p>
+    <w:p>
+      <w:pPr>
+        <w:pStyle w:val="a3"/>
+        <w:spacing w:after="240" w:line="360" w:lineRule="exact"/>
+        <w:ind w:left="360"/>
+        <w:rPr>
+          <w:rFonts w:ascii="Times New Roman" w:eastAsia="微軟正黑體" w:hAnsi="Times New Roman" w:cs="Times New Roman"/>
+        </w:rPr>
+      </w:pPr>
+      <w:r>
+        <w:rPr>
+          <w:rFonts w:ascii="Times New Roman" w:eastAsia="微軟正黑體" w:hAnsi="Times New Roman" w:cs="Times New Roman" w:hint="eastAsia"/>
+        </w:rPr>
+        <w:t>After the rollout, t</w:t>
+      </w:r>
+      <w:r>
+        <w:rPr>
+          <w:rFonts w:ascii="Times New Roman" w:eastAsia="微軟正黑體" w:hAnsi="Times New Roman" w:cs="Times New Roman"/>
+        </w:rPr>
+        <w:t>he algorithm</w:t>
+      </w:r>
+      <w:r>
+        <w:rPr>
+          <w:rFonts w:ascii="Times New Roman" w:eastAsia="微軟正黑體" w:hAnsi="Times New Roman" w:cs="Times New Roman" w:hint="eastAsia"/>
+        </w:rPr>
+        <w:t xml:space="preserve"> uses the result to update the value of the nodes along the selection path.</w:t>
+      </w:r>
+    </w:p>
+    <w:p>
+      <w:pPr>
+        <w:spacing w:after="240" w:line="360" w:lineRule="exact"/>
+        <w:rPr>
+          <w:rFonts w:ascii="Times New Roman" w:eastAsia="微軟正黑體" w:hAnsi="Times New Roman" w:cs="Times New Roman" w:hint="eastAsia"/>
+        </w:rPr>
+      </w:pPr>
+      <w:r>
+        <w:rPr>
+          <w:rFonts w:ascii="Times New Roman" w:eastAsia="微軟正黑體" w:hAnsi="Times New Roman" w:cs="Times New Roman" w:hint="eastAsia"/>
+        </w:rPr>
+        <w:t>Because of</w:t>
+      </w:r>
+      <w:r>
+        <w:rPr>
+          <w:rFonts w:ascii="Times New Roman" w:eastAsia="微軟正黑體" w:hAnsi="Times New Roman" w:cs="Times New Roman" w:hint="eastAsia"/>
+        </w:rPr>
+        <w:t xml:space="preserve"> </w:t>
+      </w:r>
+      <w:r>
+        <w:rPr>
+          <w:rFonts w:ascii="Times New Roman" w:eastAsia="微軟正黑體" w:hAnsi="Times New Roman" w:cs="Times New Roman" w:hint="eastAsia"/>
+        </w:rPr>
+        <w:t>its adaptive nature, we implemented MCTS as our main algorithm.</w:t>
+      </w:r>
+    </w:p>
+    <w:p>
+      <w:pPr>
+        <w:spacing w:line="360" w:lineRule="exact"/>
+        <w:rPr>
+          <w:rFonts w:ascii="Times New Roman" w:eastAsia="微軟正黑體" w:hAnsi="Times New Roman" w:cs="Times New Roman" w:hint="eastAsia"/>
+          <w:u w:val="single"/>
+        </w:rPr>
+      </w:pPr>
+      <w:r>
+        <w:rPr>
+          <w:rFonts w:ascii="Times New Roman" w:eastAsia="微軟正黑體" w:hAnsi="Times New Roman" w:cs="Times New Roman" w:hint="eastAsia"/>
+          <w:u w:val="single"/>
+        </w:rPr>
+        <w:t>3. AlphaZero</w:t>
+      </w:r>
+    </w:p>
+    <w:p>
+      <w:pPr>
+        <w:spacing w:after="240" w:line="360" w:lineRule="exact"/>
+        <w:rPr>
+          <w:rFonts w:ascii="Times New Roman" w:eastAsia="微軟正黑體" w:hAnsi="Times New Roman" w:cs="Times New Roman"/>
+        </w:rPr>
+      </w:pPr>
+      <w:r>
+        <w:rPr>
+          <w:rFonts w:ascii="Times New Roman" w:eastAsia="微軟正黑體" w:hAnsi="Times New Roman" w:cs="Times New Roman"/>
+        </w:rPr>
+        <w:t xml:space="preserve">AlphaZero is an advanced artificial intelligence algorithm developed by DeepMind. It's famous for mastering games like chess, Go, and shogi without </w:t>
+      </w:r>
+      <w:r>
+        <w:rPr>
+          <w:rFonts w:ascii="Times New Roman" w:eastAsia="微軟正黑體" w:hAnsi="Times New Roman" w:cs="Times New Roman" w:hint="eastAsia"/>
+        </w:rPr>
+        <w:t>human knowledge</w:t>
+      </w:r>
+      <w:r>
+        <w:rPr>
+          <w:rFonts w:ascii="Times New Roman" w:eastAsia="微軟正黑體" w:hAnsi="Times New Roman" w:cs="Times New Roman"/>
+        </w:rPr>
+        <w:t xml:space="preserve">. </w:t>
+      </w:r>
+      <w:r>
+        <w:rPr>
+          <w:rFonts w:ascii="Times New Roman" w:eastAsia="微軟正黑體" w:hAnsi="Times New Roman" w:cs="Times New Roman" w:hint="eastAsia"/>
+        </w:rPr>
+        <w:t>AlphaZero</w:t>
+      </w:r>
+      <w:r>
+        <w:rPr>
+          <w:rFonts w:ascii="Times New Roman" w:eastAsia="微軟正黑體" w:hAnsi="Times New Roman" w:cs="Times New Roman"/>
+        </w:rPr>
+        <w:t xml:space="preserve"> consists of a deep neural network that learns to evaluate </w:t>
+      </w:r>
+      <w:r>
+        <w:rPr>
+          <w:rFonts w:ascii="Times New Roman" w:eastAsia="微軟正黑體" w:hAnsi="Times New Roman" w:cs="Times New Roman" w:hint="eastAsia"/>
+        </w:rPr>
+        <w:t>game states</w:t>
+      </w:r>
+      <w:r>
+        <w:rPr>
+          <w:rFonts w:ascii="Times New Roman" w:eastAsia="微軟正黑體" w:hAnsi="Times New Roman" w:cs="Times New Roman"/>
+        </w:rPr>
+        <w:t xml:space="preserve"> and </w:t>
+      </w:r>
+      <w:r>
+        <w:rPr>
+          <w:rFonts w:ascii="Times New Roman" w:eastAsia="微軟正黑體" w:hAnsi="Times New Roman" w:cs="Times New Roman" w:hint="eastAsia"/>
+        </w:rPr>
+        <w:t>predict</w:t>
+      </w:r>
+      <w:r>
+        <w:rPr>
+          <w:rFonts w:ascii="Times New Roman" w:eastAsia="微軟正黑體" w:hAnsi="Times New Roman" w:cs="Times New Roman" w:hint="eastAsia"/>
+        </w:rPr>
+        <w:t xml:space="preserve"> </w:t>
+      </w:r>
+      <w:r>
+        <w:rPr>
+          <w:rFonts w:ascii="Times New Roman" w:eastAsia="微軟正黑體" w:hAnsi="Times New Roman" w:cs="Times New Roman" w:hint="eastAsia"/>
+        </w:rPr>
+        <w:t>results</w:t>
+      </w:r>
+      <w:r>
+        <w:rPr>
+          <w:rFonts w:ascii="Times New Roman" w:eastAsia="微軟正黑體" w:hAnsi="Times New Roman" w:cs="Times New Roman"/>
+        </w:rPr>
+        <w:t xml:space="preserve">, combined with </w:t>
+      </w:r>
+      <w:r>
+        <w:rPr>
+          <w:rFonts w:ascii="Times New Roman" w:eastAsia="微軟正黑體" w:hAnsi="Times New Roman" w:cs="Times New Roman" w:hint="eastAsia"/>
+        </w:rPr>
+        <w:t>the MCTS</w:t>
+      </w:r>
+      <w:r>
+        <w:rPr>
+          <w:rFonts w:ascii="Times New Roman" w:eastAsia="微軟正黑體" w:hAnsi="Times New Roman" w:cs="Times New Roman"/>
+        </w:rPr>
+        <w:t xml:space="preserve"> algorithm for </w:t>
+      </w:r>
+      <w:r>
+        <w:rPr>
+          <w:rFonts w:ascii="Times New Roman" w:eastAsia="微軟正黑體" w:hAnsi="Times New Roman" w:cs="Times New Roman" w:hint="eastAsia"/>
+        </w:rPr>
+        <w:t>searching</w:t>
+      </w:r>
+      <w:r>
+        <w:rPr>
+          <w:rFonts w:ascii="Times New Roman" w:eastAsia="微軟正黑體" w:hAnsi="Times New Roman" w:cs="Times New Roman" w:hint="eastAsia"/>
+        </w:rPr>
+        <w:t xml:space="preserve"> and selecting</w:t>
+      </w:r>
+      <w:r>
+        <w:rPr>
+          <w:rFonts w:ascii="Times New Roman" w:eastAsia="微軟正黑體" w:hAnsi="Times New Roman" w:cs="Times New Roman" w:hint="eastAsia"/>
+        </w:rPr>
+        <w:t xml:space="preserve"> next</w:t>
+      </w:r>
+      <w:r>
+        <w:rPr>
+          <w:rFonts w:ascii="Times New Roman" w:eastAsia="微軟正黑體" w:hAnsi="Times New Roman" w:cs="Times New Roman" w:hint="eastAsia"/>
+        </w:rPr>
+        <w:t xml:space="preserve"> moves</w:t>
+      </w:r>
+      <w:r>
+        <w:rPr>
+          <w:rFonts w:ascii="Times New Roman" w:eastAsia="微軟正黑體" w:hAnsi="Times New Roman" w:cs="Times New Roman"/>
+        </w:rPr>
+        <w:t>.</w:t>
+      </w:r>
+      <w:r>
+        <w:rPr>
+          <w:rFonts w:ascii="Times New Roman" w:eastAsia="微軟正黑體" w:hAnsi="Times New Roman" w:cs="Times New Roman" w:hint="eastAsia"/>
+        </w:rPr>
+        <w:t xml:space="preserve"> The network</w:t>
+      </w:r>
+      <w:r>
+        <w:rPr>
+          <w:rFonts w:ascii="Times New Roman" w:eastAsia="微軟正黑體" w:hAnsi="Times New Roman" w:cs="Times New Roman"/>
+        </w:rPr>
+        <w:t xml:space="preserve"> is trained through self-play, where it plays against itself and learns from the outcomes.</w:t>
+      </w:r>
+      <w:r>
+        <w:rPr>
+          <w:rFonts w:ascii="Times New Roman" w:eastAsia="微軟正黑體" w:hAnsi="Times New Roman" w:cs="Times New Roman" w:hint="eastAsia"/>
+        </w:rPr>
+        <w:t xml:space="preserve"> </w:t>
+      </w:r>
+    </w:p>
+    <w:p>
+      <w:pPr>
+        <w:spacing w:after="240" w:line="360" w:lineRule="exact"/>
+        <w:rPr>
+          <w:rFonts w:ascii="Times New Roman" w:eastAsia="微軟正黑體" w:hAnsi="Times New Roman" w:cs="Times New Roman" w:hint="eastAsia"/>
+        </w:rPr>
+      </w:pPr>
+      <w:r>
+        <w:rPr>
+          <w:rFonts w:ascii="Times New Roman" w:eastAsia="微軟正黑體" w:hAnsi="Times New Roman" w:cs="Times New Roman" w:hint="eastAsia"/>
+        </w:rPr>
+        <w:t xml:space="preserve">We tried to </w:t>
+      </w:r>
+      <w:r>
+        <w:rPr>
+          <w:rFonts w:ascii="Times New Roman" w:eastAsia="微軟正黑體" w:hAnsi="Times New Roman" w:cs="Times New Roman"/>
+        </w:rPr>
+        <w:t>train our own model</w:t>
+      </w:r>
+      <w:r>
+        <w:rPr>
+          <w:rFonts w:ascii="Times New Roman" w:eastAsia="微軟正黑體" w:hAnsi="Times New Roman" w:cs="Times New Roman" w:hint="eastAsia"/>
+        </w:rPr>
+        <w:t xml:space="preserve"> </w:t>
+      </w:r>
+      <w:r>
+        <w:rPr>
+          <w:rFonts w:ascii="Times New Roman" w:eastAsia="微軟正黑體" w:hAnsi="Times New Roman" w:cs="Times New Roman" w:hint="eastAsia"/>
+        </w:rPr>
+        <w:t xml:space="preserve">and combine it with MCTS; however, </w:t>
+      </w:r>
+      <w:r>
+        <w:rPr>
+          <w:rFonts w:ascii="Times New Roman" w:eastAsia="微軟正黑體" w:hAnsi="Times New Roman" w:cs="Times New Roman"/>
+        </w:rPr>
+        <w:t xml:space="preserve">we failed </w:t>
+      </w:r>
+      <w:r>
+        <w:rPr>
+          <w:rFonts w:ascii="Times New Roman" w:eastAsia="微軟正黑體" w:hAnsi="Times New Roman" w:cs="Times New Roman" w:hint="eastAsia"/>
+        </w:rPr>
+        <w:t>due to the time limit and the complex details.</w:t>
+      </w:r>
+    </w:p>
+    <w:p>
+      <w:pPr>
+        <w:spacing w:line="360" w:lineRule="exact"/>
+        <w:rPr>
+          <w:rFonts w:ascii="Times New Roman" w:eastAsia="微軟正黑體" w:hAnsi="Times New Roman" w:cs="Times New Roman"/>
+          <w:b/>
+          <w:bCs/>
+        </w:rPr>
+      </w:pPr>
+      <w:r>
+        <w:rPr>
+          <w:rFonts w:ascii="Times New Roman" w:eastAsia="微軟正黑體" w:hAnsi="Times New Roman" w:cs="Times New Roman" w:hint="eastAsia"/>
+          <w:b/>
+          <w:bCs/>
+        </w:rPr>
+        <w:t>II</w:t>
+      </w:r>
+      <w:r>
+        <w:rPr>
+          <w:rFonts w:ascii="Times New Roman" w:eastAsia="微軟正黑體" w:hAnsi="Times New Roman" w:cs="Times New Roman" w:hint="eastAsia"/>
+          <w:b/>
+          <w:bCs/>
+        </w:rPr>
+        <w:t xml:space="preserve">. </w:t>
+      </w:r>
+      <w:r>
+        <w:rPr>
+          <w:rFonts w:ascii="Times New Roman" w:eastAsia="微軟正黑體" w:hAnsi="Times New Roman" w:cs="Times New Roman" w:hint="eastAsia"/>
+          <w:b/>
+          <w:bCs/>
+        </w:rPr>
+        <w:t>Implementation Details</w:t>
+      </w:r>
+    </w:p>
+    <w:p>
+      <w:pPr>
+        <w:spacing w:line="360" w:lineRule="exact"/>
+        <w:rPr>
+          <w:rFonts w:ascii="Times New Roman" w:eastAsia="微軟正黑體" w:hAnsi="Times New Roman" w:cs="Times New Roman" w:hint="eastAsia"/>
+          <w:u w:val="single"/>
+        </w:rPr>
+      </w:pPr>
+      <w:r>
+        <w:rPr>
+          <w:rFonts w:ascii="Times New Roman" w:eastAsia="微軟正黑體" w:hAnsi="Times New Roman" w:cs="Times New Roman" w:hint="eastAsia"/>
+          <w:u w:val="single"/>
+        </w:rPr>
+        <w:t>Agent 1</w:t>
+      </w:r>
+      <w:r>
+        <w:rPr>
+          <w:rFonts w:ascii="Times New Roman" w:eastAsia="微軟正黑體" w:hAnsi="Times New Roman" w:cs="Times New Roman" w:hint="eastAsia"/>
+          <w:u w:val="single"/>
+        </w:rPr>
+        <w:t>:</w:t>
+      </w:r>
+    </w:p>
+    <w:p>
+      <w:pPr>
+        <w:spacing w:after="240" w:line="360" w:lineRule="exact"/>
+        <w:rPr>
+          <w:rFonts w:ascii="Times New Roman" w:eastAsia="微軟正黑體" w:hAnsi="Times New Roman" w:cs="Times New Roman"/>
+        </w:rPr>
+      </w:pPr>
+      <w:r>
+        <w:rPr>
+          <w:rFonts w:ascii="Times New Roman" w:eastAsia="微軟正黑體" w:hAnsi="Times New Roman" w:cs="Times New Roman" w:hint="eastAsia"/>
+        </w:rPr>
+        <w:t>This agent is t</w:t>
+      </w:r>
+      <w:r>
+        <w:rPr>
+          <w:rFonts w:ascii="Times New Roman" w:eastAsia="微軟正黑體" w:hAnsi="Times New Roman" w:cs="Times New Roman" w:hint="eastAsia"/>
+        </w:rPr>
+        <w:t xml:space="preserve">he basic form </w:t>
+      </w:r>
+      <w:r>
+        <w:rPr>
+          <w:rFonts w:ascii="Times New Roman" w:eastAsia="微軟正黑體" w:hAnsi="Times New Roman" w:cs="Times New Roman" w:hint="eastAsia"/>
+        </w:rPr>
+        <w:t xml:space="preserve">which has </w:t>
+      </w:r>
+      <w:r>
+        <w:rPr>
+          <w:rFonts w:ascii="Times New Roman" w:eastAsia="微軟正黑體" w:hAnsi="Times New Roman" w:cs="Times New Roman"/>
+        </w:rPr>
+        <w:t>4 players, 16 sheep per player</w:t>
+      </w:r>
+      <w:r>
+        <w:rPr>
+          <w:rFonts w:ascii="Times New Roman" w:eastAsia="微軟正黑體" w:hAnsi="Times New Roman" w:cs="Times New Roman" w:hint="eastAsia"/>
+        </w:rPr>
+        <w:t xml:space="preserve"> and</w:t>
+      </w:r>
+      <w:r>
+        <w:rPr>
+          <w:rFonts w:ascii="Times New Roman" w:eastAsia="微軟正黑體" w:hAnsi="Times New Roman" w:cs="Times New Roman"/>
+        </w:rPr>
+        <w:t xml:space="preserve"> 64-cell playing field within a 12</w:t>
+      </w:r>
+      <w:r>
+        <w:rPr>
+          <w:rFonts w:ascii="Times New Roman" w:eastAsia="微軟正黑體" w:hAnsi="Times New Roman" w:cs="Times New Roman" w:hint="eastAsia"/>
+        </w:rPr>
+        <w:t>x</w:t>
+      </w:r>
+      <w:r>
+        <w:rPr>
+          <w:rFonts w:ascii="Times New Roman" w:eastAsia="微軟正黑體" w:hAnsi="Times New Roman" w:cs="Times New Roman"/>
+        </w:rPr>
+        <w:t>12 square</w:t>
+      </w:r>
+      <w:r>
+        <w:rPr>
+          <w:rFonts w:ascii="Times New Roman" w:eastAsia="微軟正黑體" w:hAnsi="Times New Roman" w:cs="Times New Roman" w:hint="eastAsia"/>
+        </w:rPr>
+        <w:t xml:space="preserve">. </w:t>
+      </w:r>
+    </w:p>
+    <w:p>
+      <w:pPr>
+        <w:spacing w:after="240" w:line="360" w:lineRule="exact"/>
+        <w:rPr>
+          <w:rFonts w:ascii="Times New Roman" w:eastAsia="微軟正黑體" w:hAnsi="Times New Roman" w:cs="Times New Roman" w:hint="eastAsia"/>
+        </w:rPr>
+      </w:pPr>
+      <w:r>
+        <w:rPr>
+          <w:rFonts w:ascii="Times New Roman" w:eastAsia="微軟正黑體" w:hAnsi="Times New Roman" w:cs="Times New Roman" w:hint="eastAsia"/>
+        </w:rPr>
+        <w:t>We implemented</w:t>
+      </w:r>
+      <w:r>
+        <w:rPr>
+          <w:rFonts w:ascii="Times New Roman" w:eastAsia="微軟正黑體" w:hAnsi="Times New Roman" w:cs="Times New Roman" w:hint="eastAsia"/>
+        </w:rPr>
+        <w:t xml:space="preserve"> </w:t>
+      </w:r>
+      <w:r>
+        <w:rPr>
+          <w:rFonts w:ascii="Times New Roman" w:eastAsia="微軟正黑體" w:hAnsi="Times New Roman" w:cs="Times New Roman"/>
+          <w:b/>
+          <w:bCs/>
+        </w:rPr>
+        <w:t>multi-thread</w:t>
+      </w:r>
+      <w:r>
+        <w:rPr>
+          <w:rFonts w:ascii="Times New Roman" w:eastAsia="微軟正黑體" w:hAnsi="Times New Roman" w:cs="Times New Roman" w:hint="eastAsia"/>
+          <w:b/>
+          <w:bCs/>
+        </w:rPr>
+        <w:t>ed</w:t>
+      </w:r>
+      <w:r>
+        <w:rPr>
+          <w:rFonts w:ascii="Times New Roman" w:eastAsia="微軟正黑體" w:hAnsi="Times New Roman" w:cs="Times New Roman" w:hint="eastAsia"/>
+          <w:b/>
+          <w:bCs/>
+        </w:rPr>
+        <w:t xml:space="preserve"> MCTS</w:t>
+      </w:r>
+      <w:r>
+        <w:rPr>
+          <w:rFonts w:ascii="Times New Roman" w:eastAsia="微軟正黑體" w:hAnsi="Times New Roman" w:cs="Times New Roman" w:hint="eastAsia"/>
+        </w:rPr>
+        <w:t xml:space="preserve"> to achieve</w:t>
+      </w:r>
+      <w:r>
+        <w:rPr>
+          <w:rFonts w:ascii="Times New Roman" w:eastAsia="微軟正黑體" w:hAnsi="Times New Roman" w:cs="Times New Roman" w:hint="eastAsia"/>
+        </w:rPr>
+        <w:t xml:space="preserve"> parallelization</w:t>
+      </w:r>
+      <w:r>
+        <w:rPr>
+          <w:rFonts w:ascii="Times New Roman" w:eastAsia="微軟正黑體" w:hAnsi="Times New Roman" w:cs="Times New Roman" w:hint="eastAsia"/>
+        </w:rPr>
+        <w:t xml:space="preserve">. </w:t>
+      </w:r>
+      <w:r>
+        <w:rPr>
+          <w:rFonts w:ascii="Times New Roman" w:eastAsia="微軟正黑體" w:hAnsi="Times New Roman" w:cs="Times New Roman"/>
+        </w:rPr>
+        <w:t>In Fig. 2., there are different types of parallelization of MCTS, and we chose the “root parallelization” since it is</w:t>
+      </w:r>
+      <w:r>
+        <w:rPr>
+          <w:rFonts w:ascii="Times New Roman" w:eastAsia="微軟正黑體" w:hAnsi="Times New Roman" w:cs="Times New Roman" w:hint="eastAsia"/>
+        </w:rPr>
+        <w:t xml:space="preserve"> effective and</w:t>
+      </w:r>
+      <w:r>
+        <w:rPr>
+          <w:rFonts w:ascii="Times New Roman" w:eastAsia="微軟正黑體" w:hAnsi="Times New Roman" w:cs="Times New Roman"/>
+        </w:rPr>
+        <w:t xml:space="preserve"> easy to implement.</w:t>
+      </w:r>
+      <w:r>
+        <w:rPr>
+          <w:rFonts w:ascii="Times New Roman" w:eastAsia="微軟正黑體" w:hAnsi="Times New Roman" w:cs="Times New Roman" w:hint="eastAsia"/>
+        </w:rPr>
+        <w:t xml:space="preserve"> </w:t>
+      </w:r>
+      <w:r>
+        <w:rPr>
+          <w:rFonts w:ascii="Times New Roman" w:eastAsia="微軟正黑體" w:hAnsi="Times New Roman" w:cs="Times New Roman" w:hint="eastAsia"/>
+        </w:rPr>
+        <w:t xml:space="preserve">It </w:t>
+      </w:r>
+      <w:r>
+        <w:rPr>
+          <w:rFonts w:ascii="Times New Roman" w:eastAsia="微軟正黑體" w:hAnsi="Times New Roman" w:cs="Times New Roman"/>
+        </w:rPr>
+        <w:t>build</w:t>
+      </w:r>
+      <w:r>
+        <w:rPr>
+          <w:rFonts w:ascii="Times New Roman" w:eastAsia="微軟正黑體" w:hAnsi="Times New Roman" w:cs="Times New Roman" w:hint="eastAsia"/>
+        </w:rPr>
+        <w:t>s</w:t>
+      </w:r>
+      <w:r>
+        <w:rPr>
+          <w:rFonts w:ascii="Times New Roman" w:eastAsia="微軟正黑體" w:hAnsi="Times New Roman" w:cs="Times New Roman"/>
+        </w:rPr>
+        <w:t xml:space="preserve"> multiple MCTS trees in parallel, with one thread per tree.</w:t>
+      </w:r>
+      <w:r>
+        <w:rPr>
+          <w:rFonts w:ascii="Times New Roman" w:eastAsia="微軟正黑體" w:hAnsi="Times New Roman" w:cs="Times New Roman" w:hint="eastAsia"/>
+        </w:rPr>
+        <w:t xml:space="preserve"> Since </w:t>
+      </w:r>
+      <w:r>
+        <w:rPr>
+          <w:rFonts w:ascii="Times New Roman" w:eastAsia="微軟正黑體" w:hAnsi="Times New Roman" w:cs="Times New Roman"/>
+        </w:rPr>
+        <w:t>the threads don</w:t>
+      </w:r>
+      <w:r>
+        <w:rPr>
+          <w:rFonts w:ascii="Times New Roman" w:eastAsia="微軟正黑體" w:hAnsi="Times New Roman" w:cs="Times New Roman"/>
+        </w:rPr>
+        <w:t>’</w:t>
+      </w:r>
+      <w:r>
+        <w:rPr>
+          <w:rFonts w:ascii="Times New Roman" w:eastAsia="微軟正黑體" w:hAnsi="Times New Roman" w:cs="Times New Roman"/>
+        </w:rPr>
+        <w:t>t share information with each other</w:t>
+      </w:r>
+      <w:r>
+        <w:rPr>
+          <w:rFonts w:ascii="Times New Roman" w:eastAsia="微軟正黑體" w:hAnsi="Times New Roman" w:cs="Times New Roman" w:hint="eastAsia"/>
+        </w:rPr>
+        <w:t>, this method doesn</w:t>
+      </w:r>
+      <w:r>
+        <w:rPr>
+          <w:rFonts w:ascii="Times New Roman" w:eastAsia="微軟正黑體" w:hAnsi="Times New Roman" w:cs="Times New Roman"/>
+        </w:rPr>
+        <w:t>’</w:t>
+      </w:r>
+      <w:r>
+        <w:rPr>
+          <w:rFonts w:ascii="Times New Roman" w:eastAsia="微軟正黑體" w:hAnsi="Times New Roman" w:cs="Times New Roman" w:hint="eastAsia"/>
+        </w:rPr>
+        <w:t xml:space="preserve">t require any mutex. </w:t>
+      </w:r>
+    </w:p>
+    <w:tbl>
+      <w:tblPr>
+        <w:tblStyle w:val="a4"/>
+        <w:tblW w:w="0" w:type="auto"/>
+        <w:jc w:val="center"/>
+        <w:tblLook w:val="04A0" w:firstRow="1" w:lastRow="0" w:firstColumn="1" w:lastColumn="0" w:noHBand="0" w:noVBand="1"/>
+      </w:tblPr>
+      <w:tblGrid>
+        <w:gridCol w:w="7274"/>
       </w:tblGrid>
       <w:tr>
         <w:trPr>
@@ -331,55 +1409,36 @@
         </w:trPr>
         <w:tc>
           <w:tcPr>
-            <w:tcW w:w="2720" w:type="dxa"/>
+            <w:tcW w:w="0" w:type="auto"/>
             <w:vAlign w:val="center"/>
           </w:tcPr>
           <w:p>
             <w:pPr>
-              <w:spacing w:line="360" w:lineRule="exact"/>
+              <w:spacing w:before="240" w:line="360" w:lineRule="exact"/>
               <w:jc w:val="center"/>
               <w:rPr>
-                <w:rFonts w:ascii="Times New Roman" w:eastAsia="微軟正黑體" w:hAnsi="Times New Roman" w:cs="Times New Roman"/>
-                <w:sz w:val="20"/>
-                <w:szCs w:val="20"/>
+                <w:rFonts w:ascii="Times New Roman" w:eastAsia="微軟正黑體" w:hAnsi="Times New Roman" w:cs="Times New Roman" w:hint="eastAsia"/>
               </w:rPr>
             </w:pPr>
             <w:r>
               <w:rPr>
-                <w:rFonts w:ascii="Times New Roman" w:eastAsia="微軟正黑體" w:hAnsi="Times New Roman" w:cs="Times New Roman" w:hint="eastAsia"/>
-                <w:sz w:val="20"/>
-                <w:szCs w:val="20"/>
-              </w:rPr>
-              <w:t xml:space="preserve">0. </w:t>
-            </w:r>
-            <w:r>
-              <w:rPr>
-                <w:rFonts w:ascii="Times New Roman" w:eastAsia="微軟正黑體" w:hAnsi="Times New Roman" w:cs="Times New Roman"/>
-                <w:sz w:val="20"/>
-                <w:szCs w:val="20"/>
-              </w:rPr>
-              <w:t>Double Hit – 39 videos</w:t>
-            </w:r>
-            <w:r>
-              <w:rPr>
-                <w:rFonts w:ascii="Times New Roman" w:eastAsia="微軟正黑體" w:hAnsi="Times New Roman" w:cs="Times New Roman"/>
                 <w:noProof/>
-                <w:sz w:val="20"/>
+                <w:sz w:val="22"/>
                 <w:szCs w:val="20"/>
               </w:rPr>
               <w:drawing>
-                <wp:anchor distT="0" distB="0" distL="114300" distR="114300" simplePos="0" relativeHeight="251658240" behindDoc="0" locked="0" layoutInCell="1" allowOverlap="1" wp14:anchorId="3556F99C" wp14:editId="6C09E04B">
-                  <wp:simplePos x="1211580" y="3139440"/>
+                <wp:anchor distT="0" distB="0" distL="114300" distR="114300" simplePos="0" relativeHeight="251665408" behindDoc="0" locked="0" layoutInCell="1" allowOverlap="1" wp14:anchorId="2F13AEA1" wp14:editId="5A4EF3FF">
+                  <wp:simplePos x="0" y="0"/>
                   <wp:positionH relativeFrom="margin">
                     <wp:align>center</wp:align>
                   </wp:positionH>
                   <wp:positionV relativeFrom="margin">
-                    <wp:align>center</wp:align>
+                    <wp:posOffset>-635</wp:posOffset>
                   </wp:positionV>
-                  <wp:extent cx="1524000" cy="861060"/>
+                  <wp:extent cx="4481830" cy="2081530"/>
                   <wp:effectExtent l="0" t="0" r="0" b="0"/>
                   <wp:wrapSquare wrapText="bothSides"/>
-                  <wp:docPr id="1780956713" name="圖片 2"/>
+                  <wp:docPr id="1336388463" name="圖片 1"/>
                   <wp:cNvGraphicFramePr>
                     <a:graphicFrameLocks xmlns:a="http://schemas.openxmlformats.org/drawingml/2006/main" noChangeAspect="1"/>
                   </wp:cNvGraphicFramePr>
@@ -387,569 +1446,901 @@
                     <a:graphicData uri="http://schemas.openxmlformats.org/drawingml/2006/picture">
                       <pic:pic xmlns:pic="http://schemas.openxmlformats.org/drawingml/2006/picture">
                         <pic:nvPicPr>
-                          <pic:cNvPr id="0" name="Picture 2"/>
-                          <pic:cNvPicPr>
-                            <a:picLocks noChangeAspect="1" noChangeArrowheads="1"/>
-                          </pic:cNvPicPr>
+                          <pic:cNvPr id="1336388463" name=""/>
+                          <pic:cNvPicPr/>
                         </pic:nvPicPr>
-                        <pic:blipFill>
-                          <a:blip r:embed="rId8">
+                        <pic:blipFill rotWithShape="1">
+                          <a:blip r:embed="rId9" cstate="print">
                             <a:extLst>
                               <a:ext uri="{28A0092B-C50C-407E-A947-70E740481C1C}">
                                 <a14:useLocalDpi xmlns:a14="http://schemas.microsoft.com/office/drawing/2010/main" val="0"/>
                               </a:ext>
                             </a:extLst>
                           </a:blip>
-                          <a:srcRect/>
-                          <a:stretch>
-                            <a:fillRect/>
-                          </a:stretch>
+                          <a:srcRect l="4042" t="4159" r="2839"/>
+                          <a:stretch/>
                         </pic:blipFill>
                         <pic:spPr bwMode="auto">
                           <a:xfrm>
                             <a:off x="0" y="0"/>
-                            <a:ext cx="1524000" cy="861060"/>
+                            <a:ext cx="4481830" cy="2081530"/>
                           </a:xfrm>
                           <a:prstGeom prst="rect">
                             <a:avLst/>
                           </a:prstGeom>
-                          <a:noFill/>
                           <a:ln>
                             <a:noFill/>
                           </a:ln>
+                          <a:extLst>
+                            <a:ext uri="{53640926-AAD7-44D8-BBD7-CCE9431645EC}">
+                              <a14:shadowObscured xmlns:a14="http://schemas.microsoft.com/office/drawing/2010/main"/>
+                            </a:ext>
+                          </a:extLst>
                         </pic:spPr>
                       </pic:pic>
                     </a:graphicData>
                   </a:graphic>
+                  <wp14:sizeRelH relativeFrom="margin">
+                    <wp14:pctWidth>0</wp14:pctWidth>
+                  </wp14:sizeRelH>
+                  <wp14:sizeRelV relativeFrom="margin">
+                    <wp14:pctHeight>0</wp14:pctHeight>
+                  </wp14:sizeRelV>
                 </wp:anchor>
               </w:drawing>
             </w:r>
+            <w:r>
+              <w:rPr>
+                <w:rFonts w:ascii="Times New Roman" w:eastAsia="微軟正黑體" w:hAnsi="Times New Roman" w:cs="Times New Roman" w:hint="eastAsia"/>
+                <w:sz w:val="22"/>
+                <w:szCs w:val="20"/>
+              </w:rPr>
+              <w:t>Fig. 2. Four types of parallelization of MCTS</w:t>
+            </w:r>
+          </w:p>
+        </w:tc>
+      </w:tr>
+    </w:tbl>
+    <w:p>
+      <w:pPr>
+        <w:spacing w:before="240" w:after="240" w:line="360" w:lineRule="exact"/>
+        <w:rPr>
+          <w:rFonts w:ascii="Times New Roman" w:eastAsia="微軟正黑體" w:hAnsi="Times New Roman" w:cs="Times New Roman"/>
+        </w:rPr>
+      </w:pPr>
+      <w:r>
+        <w:rPr>
+          <w:rFonts w:ascii="Times New Roman" w:eastAsia="微軟正黑體" w:hAnsi="Times New Roman" w:cs="Times New Roman" w:hint="eastAsia"/>
+        </w:rPr>
+        <w:t xml:space="preserve">In the selection step of MCTS, </w:t>
+      </w:r>
+      <w:r>
+        <w:rPr>
+          <w:rFonts w:ascii="Times New Roman" w:eastAsia="微軟正黑體" w:hAnsi="Times New Roman" w:cs="Times New Roman" w:hint="eastAsia"/>
+        </w:rPr>
+        <w:t xml:space="preserve">we use </w:t>
+      </w:r>
+      <w:r>
+        <w:rPr>
+          <w:rFonts w:ascii="Times New Roman" w:eastAsia="微軟正黑體" w:hAnsi="Times New Roman" w:cs="Times New Roman" w:hint="eastAsia"/>
+          <w:b/>
+          <w:bCs/>
+        </w:rPr>
+        <w:t>UCT (</w:t>
+      </w:r>
+      <w:r>
+        <w:rPr>
+          <w:rFonts w:ascii="Times New Roman" w:eastAsia="微軟正黑體" w:hAnsi="Times New Roman" w:cs="Times New Roman"/>
+          <w:b/>
+          <w:bCs/>
+        </w:rPr>
+        <w:t>Upper Confidence Bounds to Trees</w:t>
+      </w:r>
+      <w:r>
+        <w:rPr>
+          <w:rFonts w:ascii="Times New Roman" w:eastAsia="微軟正黑體" w:hAnsi="Times New Roman" w:cs="Times New Roman" w:hint="eastAsia"/>
+          <w:b/>
+          <w:bCs/>
+        </w:rPr>
+        <w:t xml:space="preserve">) </w:t>
+      </w:r>
+      <w:r>
+        <w:rPr>
+          <w:rFonts w:ascii="Times New Roman" w:eastAsia="微軟正黑體" w:hAnsi="Times New Roman" w:cs="Times New Roman" w:hint="eastAsia"/>
+          <w:b/>
+          <w:bCs/>
+        </w:rPr>
+        <w:lastRenderedPageBreak/>
+        <w:t>formula</w:t>
+      </w:r>
+      <w:r>
+        <w:rPr>
+          <w:rFonts w:ascii="Times New Roman" w:eastAsia="微軟正黑體" w:hAnsi="Times New Roman" w:cs="Times New Roman" w:hint="eastAsia"/>
+        </w:rPr>
+        <w:t xml:space="preserve"> as the </w:t>
+      </w:r>
+      <w:r>
+        <w:rPr>
+          <w:rFonts w:ascii="Times New Roman" w:eastAsia="微軟正黑體" w:hAnsi="Times New Roman" w:cs="Times New Roman" w:hint="eastAsia"/>
+        </w:rPr>
+        <w:t xml:space="preserve">selection </w:t>
+      </w:r>
+      <w:r>
+        <w:rPr>
+          <w:rFonts w:ascii="Times New Roman" w:eastAsia="微軟正黑體" w:hAnsi="Times New Roman" w:cs="Times New Roman" w:hint="eastAsia"/>
+        </w:rPr>
+        <w:t xml:space="preserve">policy </w:t>
+      </w:r>
+      <w:r>
+        <w:rPr>
+          <w:rFonts w:ascii="Times New Roman" w:eastAsia="微軟正黑體" w:hAnsi="Times New Roman" w:cs="Times New Roman" w:hint="eastAsia"/>
+        </w:rPr>
+        <w:t>because</w:t>
+      </w:r>
+      <w:r>
+        <w:rPr>
+          <w:rFonts w:ascii="Times New Roman" w:eastAsia="微軟正黑體" w:hAnsi="Times New Roman" w:cs="Times New Roman" w:hint="eastAsia"/>
+        </w:rPr>
+        <w:t xml:space="preserve"> i</w:t>
+      </w:r>
+      <w:r>
+        <w:rPr>
+          <w:rFonts w:ascii="Times New Roman" w:eastAsia="微軟正黑體" w:hAnsi="Times New Roman" w:cs="Times New Roman"/>
+        </w:rPr>
+        <w:t>t consider</w:t>
+      </w:r>
+      <w:r>
+        <w:rPr>
+          <w:rFonts w:ascii="Times New Roman" w:eastAsia="微軟正黑體" w:hAnsi="Times New Roman" w:cs="Times New Roman" w:hint="eastAsia"/>
+        </w:rPr>
+        <w:t xml:space="preserve">s </w:t>
+      </w:r>
+      <w:r>
+        <w:rPr>
+          <w:rFonts w:ascii="Times New Roman" w:eastAsia="微軟正黑體" w:hAnsi="Times New Roman" w:cs="Times New Roman"/>
+        </w:rPr>
+        <w:t xml:space="preserve">both the estimated value and </w:t>
+      </w:r>
+      <w:r>
+        <w:rPr>
+          <w:rFonts w:ascii="Times New Roman" w:eastAsia="微軟正黑體" w:hAnsi="Times New Roman" w:cs="Times New Roman" w:hint="eastAsia"/>
+        </w:rPr>
+        <w:t>the</w:t>
+      </w:r>
+      <w:r>
+        <w:rPr>
+          <w:rFonts w:ascii="Times New Roman" w:eastAsia="微軟正黑體" w:hAnsi="Times New Roman" w:cs="Times New Roman"/>
+        </w:rPr>
+        <w:t xml:space="preserve"> uncertainty</w:t>
+      </w:r>
+      <w:r>
+        <w:rPr>
+          <w:rFonts w:ascii="Times New Roman" w:eastAsia="微軟正黑體" w:hAnsi="Times New Roman" w:cs="Times New Roman" w:hint="eastAsia"/>
+        </w:rPr>
+        <w:t xml:space="preserve"> </w:t>
+      </w:r>
+      <w:r>
+        <w:rPr>
+          <w:rFonts w:ascii="Times New Roman" w:eastAsia="微軟正黑體" w:hAnsi="Times New Roman" w:cs="Times New Roman"/>
+        </w:rPr>
+        <w:t>of the node</w:t>
+      </w:r>
+      <w:r>
+        <w:rPr>
+          <w:rFonts w:ascii="Times New Roman" w:eastAsia="微軟正黑體" w:hAnsi="Times New Roman" w:cs="Times New Roman" w:hint="eastAsia"/>
+        </w:rPr>
+        <w:t xml:space="preserve"> to </w:t>
+      </w:r>
+      <w:r>
+        <w:rPr>
+          <w:rFonts w:ascii="Times New Roman" w:eastAsia="微軟正黑體" w:hAnsi="Times New Roman" w:cs="Times New Roman"/>
+        </w:rPr>
+        <w:t>balance between exploration and exploitation</w:t>
+      </w:r>
+      <w:r>
+        <w:rPr>
+          <w:rFonts w:ascii="Times New Roman" w:eastAsia="微軟正黑體" w:hAnsi="Times New Roman" w:cs="Times New Roman"/>
+        </w:rPr>
+        <w:t>.</w:t>
+      </w:r>
+    </w:p>
+    <w:tbl>
+      <w:tblPr>
+        <w:tblStyle w:val="a4"/>
+        <w:tblW w:w="0" w:type="auto"/>
+        <w:tblBorders>
+          <w:top w:val="none" w:sz="0" w:space="0" w:color="auto"/>
+          <w:left w:val="none" w:sz="0" w:space="0" w:color="auto"/>
+          <w:bottom w:val="none" w:sz="0" w:space="0" w:color="auto"/>
+          <w:right w:val="none" w:sz="0" w:space="0" w:color="auto"/>
+          <w:insideH w:val="none" w:sz="0" w:space="0" w:color="auto"/>
+          <w:insideV w:val="none" w:sz="0" w:space="0" w:color="auto"/>
+        </w:tblBorders>
+        <w:tblLook w:val="04A0" w:firstRow="1" w:lastRow="0" w:firstColumn="1" w:lastColumn="0" w:noHBand="0" w:noVBand="1"/>
+      </w:tblPr>
+      <w:tblGrid>
+        <w:gridCol w:w="1985"/>
+        <w:gridCol w:w="6317"/>
+      </w:tblGrid>
+      <w:tr>
+        <w:tc>
+          <w:tcPr>
+            <w:tcW w:w="1985" w:type="dxa"/>
+            <w:vAlign w:val="center"/>
+          </w:tcPr>
+          <w:p>
+            <w:pPr>
+              <w:rPr>
+                <w:rFonts w:ascii="Times New Roman" w:eastAsia="新細明體" w:hAnsi="Times New Roman" w:cs="Times New Roman" w:hint="eastAsia"/>
+                <w:sz w:val="22"/>
+                <w:szCs w:val="20"/>
+              </w:rPr>
+            </w:pPr>
+            <m:oMathPara>
+              <m:oMath>
+                <m:f>
+                  <m:fPr>
+                    <m:ctrlPr>
+                      <w:rPr>
+                        <w:rFonts w:ascii="Cambria Math" w:eastAsia="微軟正黑體" w:hAnsi="Cambria Math" w:cs="Times New Roman"/>
+                        <w:i/>
+                      </w:rPr>
+                    </m:ctrlPr>
+                  </m:fPr>
+                  <m:num>
+                    <m:sSub>
+                      <m:sSubPr>
+                        <m:ctrlPr>
+                          <w:rPr>
+                            <w:rFonts w:ascii="Cambria Math" w:eastAsia="微軟正黑體" w:hAnsi="Cambria Math" w:cs="Times New Roman"/>
+                            <w:i/>
+                          </w:rPr>
+                        </m:ctrlPr>
+                      </m:sSubPr>
+                      <m:e>
+                        <m:r>
+                          <w:rPr>
+                            <w:rFonts w:ascii="Cambria Math" w:eastAsia="微軟正黑體" w:hAnsi="Cambria Math" w:cs="Times New Roman" w:hint="eastAsia"/>
+                          </w:rPr>
+                          <m:t>W</m:t>
+                        </m:r>
+                      </m:e>
+                      <m:sub>
+                        <m:r>
+                          <w:rPr>
+                            <w:rFonts w:ascii="Cambria Math" w:eastAsia="微軟正黑體" w:hAnsi="Cambria Math" w:cs="Times New Roman"/>
+                          </w:rPr>
+                          <m:t>i</m:t>
+                        </m:r>
+                      </m:sub>
+                    </m:sSub>
+                  </m:num>
+                  <m:den>
+                    <m:sSub>
+                      <m:sSubPr>
+                        <m:ctrlPr>
+                          <w:rPr>
+                            <w:rFonts w:ascii="Cambria Math" w:eastAsia="微軟正黑體" w:hAnsi="Cambria Math" w:cs="Times New Roman"/>
+                            <w:i/>
+                          </w:rPr>
+                        </m:ctrlPr>
+                      </m:sSubPr>
+                      <m:e>
+                        <m:r>
+                          <w:rPr>
+                            <w:rFonts w:ascii="Cambria Math" w:eastAsia="微軟正黑體" w:hAnsi="Cambria Math" w:cs="Times New Roman"/>
+                          </w:rPr>
+                          <m:t>n</m:t>
+                        </m:r>
+                      </m:e>
+                      <m:sub>
+                        <m:r>
+                          <w:rPr>
+                            <w:rFonts w:ascii="Cambria Math" w:eastAsia="微軟正黑體" w:hAnsi="Cambria Math" w:cs="Times New Roman"/>
+                          </w:rPr>
+                          <m:t>i</m:t>
+                        </m:r>
+                      </m:sub>
+                    </m:sSub>
+                  </m:den>
+                </m:f>
+                <m:r>
+                  <w:rPr>
+                    <w:rFonts w:ascii="Cambria Math" w:eastAsia="微軟正黑體" w:hAnsi="Cambria Math" w:cs="Times New Roman"/>
+                  </w:rPr>
+                  <m:t>+c</m:t>
+                </m:r>
+                <m:rad>
+                  <m:radPr>
+                    <m:degHide m:val="1"/>
+                    <m:ctrlPr>
+                      <w:rPr>
+                        <w:rFonts w:ascii="Cambria Math" w:eastAsia="微軟正黑體" w:hAnsi="Cambria Math" w:cs="Times New Roman"/>
+                        <w:i/>
+                      </w:rPr>
+                    </m:ctrlPr>
+                  </m:radPr>
+                  <m:deg/>
+                  <m:e>
+                    <m:f>
+                      <m:fPr>
+                        <m:ctrlPr>
+                          <w:rPr>
+                            <w:rFonts w:ascii="Cambria Math" w:eastAsia="微軟正黑體" w:hAnsi="Cambria Math" w:cs="Times New Roman"/>
+                            <w:i/>
+                          </w:rPr>
+                        </m:ctrlPr>
+                      </m:fPr>
+                      <m:num>
+                        <m:func>
+                          <m:funcPr>
+                            <m:ctrlPr>
+                              <w:rPr>
+                                <w:rFonts w:ascii="Cambria Math" w:eastAsia="微軟正黑體" w:hAnsi="Cambria Math" w:cs="Times New Roman"/>
+                                <w:i/>
+                              </w:rPr>
+                            </m:ctrlPr>
+                          </m:funcPr>
+                          <m:fName>
+                            <m:r>
+                              <m:rPr>
+                                <m:sty m:val="p"/>
+                              </m:rPr>
+                              <w:rPr>
+                                <w:rFonts w:ascii="Cambria Math" w:eastAsia="微軟正黑體" w:hAnsi="Cambria Math" w:cs="Times New Roman"/>
+                                <w:sz w:val="28"/>
+                              </w:rPr>
+                              <m:t>ln</m:t>
+                            </m:r>
+                          </m:fName>
+                          <m:e>
+                            <m:sSub>
+                              <m:sSubPr>
+                                <m:ctrlPr>
+                                  <w:rPr>
+                                    <w:rFonts w:ascii="Cambria Math" w:eastAsia="微軟正黑體" w:hAnsi="Cambria Math" w:cs="Times New Roman"/>
+                                    <w:i/>
+                                  </w:rPr>
+                                </m:ctrlPr>
+                              </m:sSubPr>
+                              <m:e>
+                                <m:r>
+                                  <w:rPr>
+                                    <w:rFonts w:ascii="Cambria Math" w:eastAsia="微軟正黑體" w:hAnsi="Cambria Math" w:cs="Times New Roman"/>
+                                  </w:rPr>
+                                  <m:t>N</m:t>
+                                </m:r>
+                              </m:e>
+                              <m:sub>
+                                <m:r>
+                                  <w:rPr>
+                                    <w:rFonts w:ascii="Cambria Math" w:eastAsia="微軟正黑體" w:hAnsi="Cambria Math" w:cs="Times New Roman"/>
+                                  </w:rPr>
+                                  <m:t>i</m:t>
+                                </m:r>
+                              </m:sub>
+                            </m:sSub>
+                          </m:e>
+                        </m:func>
+                      </m:num>
+                      <m:den>
+                        <m:sSub>
+                          <m:sSubPr>
+                            <m:ctrlPr>
+                              <w:rPr>
+                                <w:rFonts w:ascii="Cambria Math" w:eastAsia="微軟正黑體" w:hAnsi="Cambria Math" w:cs="Times New Roman"/>
+                                <w:i/>
+                              </w:rPr>
+                            </m:ctrlPr>
+                          </m:sSubPr>
+                          <m:e>
+                            <m:r>
+                              <w:rPr>
+                                <w:rFonts w:ascii="Cambria Math" w:eastAsia="微軟正黑體" w:hAnsi="Cambria Math" w:cs="Times New Roman"/>
+                              </w:rPr>
+                              <m:t>n</m:t>
+                            </m:r>
+                          </m:e>
+                          <m:sub>
+                            <m:r>
+                              <w:rPr>
+                                <w:rFonts w:ascii="Cambria Math" w:eastAsia="微軟正黑體" w:hAnsi="Cambria Math" w:cs="Times New Roman"/>
+                              </w:rPr>
+                              <m:t>i</m:t>
+                            </m:r>
+                          </m:sub>
+                        </m:sSub>
+                      </m:den>
+                    </m:f>
+                  </m:e>
+                </m:rad>
+              </m:oMath>
+            </m:oMathPara>
           </w:p>
         </w:tc>
         <w:tc>
           <w:tcPr>
-            <w:tcW w:w="2721" w:type="dxa"/>
-            <w:vAlign w:val="center"/>
+            <w:tcW w:w="6317" w:type="dxa"/>
           </w:tcPr>
           <w:p>
             <w:pPr>
-              <w:spacing w:line="360" w:lineRule="exact"/>
-              <w:jc w:val="center"/>
               <w:rPr>
-                <w:rFonts w:ascii="Times New Roman" w:eastAsia="微軟正黑體" w:hAnsi="Times New Roman" w:cs="Times New Roman"/>
+                <w:rFonts w:ascii="Times New Roman" w:eastAsia="新細明體" w:hAnsi="Times New Roman" w:cs="Times New Roman"/>
                 <w:sz w:val="20"/>
+                <w:szCs w:val="18"/>
+              </w:rPr>
+            </w:pPr>
+            <m:oMath>
+              <m:sSub>
+                <m:sSubPr>
+                  <m:ctrlPr>
+                    <w:rPr>
+                      <w:rFonts w:ascii="Cambria Math" w:eastAsia="新細明體" w:hAnsi="Cambria Math" w:cs="Times New Roman"/>
+                      <w:i/>
+                      <w:sz w:val="20"/>
+                      <w:szCs w:val="18"/>
+                    </w:rPr>
+                  </m:ctrlPr>
+                </m:sSubPr>
+                <m:e>
+                  <m:r>
+                    <w:rPr>
+                      <w:rFonts w:ascii="Cambria Math" w:eastAsia="新細明體" w:hAnsi="Cambria Math" w:cs="Times New Roman"/>
+                      <w:sz w:val="20"/>
+                      <w:szCs w:val="18"/>
+                    </w:rPr>
+                    <m:t>W</m:t>
+                  </m:r>
+                </m:e>
+                <m:sub>
+                  <m:r>
+                    <w:rPr>
+                      <w:rFonts w:ascii="Cambria Math" w:eastAsia="新細明體" w:hAnsi="Cambria Math" w:cs="Times New Roman"/>
+                      <w:sz w:val="20"/>
+                      <w:szCs w:val="18"/>
+                    </w:rPr>
+                    <m:t>i</m:t>
+                  </m:r>
+                </m:sub>
+              </m:sSub>
+            </m:oMath>
+            <w:r>
+              <w:rPr>
+                <w:rFonts w:ascii="Times New Roman" w:eastAsia="新細明體" w:hAnsi="Times New Roman" w:cs="Times New Roman" w:hint="eastAsia"/>
+                <w:sz w:val="20"/>
+                <w:szCs w:val="18"/>
+              </w:rPr>
+              <w:t xml:space="preserve"> is the total score for the node considered after the </w:t>
+            </w:r>
+            <m:oMath>
+              <m:sSub>
+                <m:sSubPr>
+                  <m:ctrlPr>
+                    <w:rPr>
+                      <w:rFonts w:ascii="Cambria Math" w:eastAsia="新細明體" w:hAnsi="Cambria Math" w:cs="Times New Roman"/>
+                      <w:i/>
+                      <w:sz w:val="20"/>
+                      <w:szCs w:val="18"/>
+                    </w:rPr>
+                  </m:ctrlPr>
+                </m:sSubPr>
+                <m:e>
+                  <m:r>
+                    <w:rPr>
+                      <w:rFonts w:ascii="Cambria Math" w:eastAsia="新細明體" w:hAnsi="Cambria Math" w:cs="Times New Roman"/>
+                      <w:sz w:val="20"/>
+                      <w:szCs w:val="18"/>
+                    </w:rPr>
+                    <m:t>i</m:t>
+                  </m:r>
+                </m:e>
+                <m:sub>
+                  <m:r>
+                    <w:rPr>
+                      <w:rFonts w:ascii="Cambria Math" w:eastAsia="新細明體" w:hAnsi="Cambria Math" w:cs="Times New Roman"/>
+                      <w:sz w:val="20"/>
+                      <w:szCs w:val="18"/>
+                    </w:rPr>
+                    <m:t>th</m:t>
+                  </m:r>
+                </m:sub>
+              </m:sSub>
+            </m:oMath>
+            <w:r>
+              <w:rPr>
+                <w:rFonts w:ascii="Times New Roman" w:eastAsia="新細明體" w:hAnsi="Times New Roman" w:cs="Times New Roman" w:hint="eastAsia"/>
+                <w:sz w:val="20"/>
+                <w:szCs w:val="18"/>
+              </w:rPr>
+              <w:t xml:space="preserve"> move,</w:t>
+            </w:r>
+          </w:p>
+          <w:p>
+            <w:pPr>
+              <w:rPr>
+                <w:rFonts w:ascii="Times New Roman" w:eastAsia="新細明體" w:hAnsi="Times New Roman" w:cs="Times New Roman"/>
+                <w:sz w:val="20"/>
+                <w:szCs w:val="18"/>
+              </w:rPr>
+            </w:pPr>
+            <m:oMath>
+              <m:sSub>
+                <m:sSubPr>
+                  <m:ctrlPr>
+                    <w:rPr>
+                      <w:rFonts w:ascii="Cambria Math" w:eastAsia="新細明體" w:hAnsi="Cambria Math" w:cs="Times New Roman"/>
+                      <w:i/>
+                      <w:sz w:val="20"/>
+                      <w:szCs w:val="18"/>
+                    </w:rPr>
+                  </m:ctrlPr>
+                </m:sSubPr>
+                <m:e>
+                  <m:r>
+                    <w:rPr>
+                      <w:rFonts w:ascii="Cambria Math" w:eastAsia="新細明體" w:hAnsi="Cambria Math" w:cs="Times New Roman"/>
+                      <w:sz w:val="20"/>
+                      <w:szCs w:val="18"/>
+                    </w:rPr>
+                    <m:t>n</m:t>
+                  </m:r>
+                </m:e>
+                <m:sub>
+                  <m:r>
+                    <w:rPr>
+                      <w:rFonts w:ascii="Cambria Math" w:eastAsia="新細明體" w:hAnsi="Cambria Math" w:cs="Times New Roman"/>
+                      <w:sz w:val="20"/>
+                      <w:szCs w:val="18"/>
+                    </w:rPr>
+                    <m:t>i</m:t>
+                  </m:r>
+                </m:sub>
+              </m:sSub>
+            </m:oMath>
+            <w:r>
+              <w:rPr>
+                <w:rFonts w:ascii="Times New Roman" w:eastAsia="新細明體" w:hAnsi="Times New Roman" w:cs="Times New Roman" w:hint="eastAsia"/>
+                <w:sz w:val="20"/>
+                <w:szCs w:val="18"/>
+              </w:rPr>
+              <w:t xml:space="preserve"> is the number of </w:t>
+            </w:r>
+            <w:r>
+              <w:rPr>
+                <w:rFonts w:ascii="Times New Roman" w:eastAsia="新細明體" w:hAnsi="Times New Roman" w:cs="Times New Roman"/>
+                <w:sz w:val="20"/>
+                <w:szCs w:val="18"/>
+              </w:rPr>
+              <w:t>simulation</w:t>
+            </w:r>
+            <w:r>
+              <w:rPr>
+                <w:rFonts w:ascii="Times New Roman" w:eastAsia="新細明體" w:hAnsi="Times New Roman" w:cs="Times New Roman" w:hint="eastAsia"/>
+                <w:sz w:val="20"/>
+                <w:szCs w:val="18"/>
+              </w:rPr>
+              <w:t xml:space="preserve">s </w:t>
+            </w:r>
+            <w:r>
+              <w:rPr>
+                <w:rFonts w:ascii="Times New Roman" w:eastAsia="新細明體" w:hAnsi="Times New Roman" w:cs="Times New Roman"/>
+                <w:sz w:val="20"/>
+                <w:szCs w:val="18"/>
+              </w:rPr>
+              <w:t xml:space="preserve">for the node considered after the </w:t>
+            </w:r>
+            <m:oMath>
+              <m:sSub>
+                <m:sSubPr>
+                  <m:ctrlPr>
+                    <w:rPr>
+                      <w:rFonts w:ascii="Cambria Math" w:eastAsia="新細明體" w:hAnsi="Cambria Math" w:cs="Times New Roman"/>
+                      <w:i/>
+                      <w:sz w:val="20"/>
+                      <w:szCs w:val="18"/>
+                    </w:rPr>
+                  </m:ctrlPr>
+                </m:sSubPr>
+                <m:e>
+                  <m:r>
+                    <w:rPr>
+                      <w:rFonts w:ascii="Cambria Math" w:eastAsia="新細明體" w:hAnsi="Cambria Math" w:cs="Times New Roman"/>
+                      <w:sz w:val="20"/>
+                      <w:szCs w:val="18"/>
+                    </w:rPr>
+                    <m:t>i</m:t>
+                  </m:r>
+                </m:e>
+                <m:sub>
+                  <m:r>
+                    <w:rPr>
+                      <w:rFonts w:ascii="Cambria Math" w:eastAsia="新細明體" w:hAnsi="Cambria Math" w:cs="Times New Roman"/>
+                      <w:sz w:val="20"/>
+                      <w:szCs w:val="18"/>
+                    </w:rPr>
+                    <m:t>th</m:t>
+                  </m:r>
+                </m:sub>
+              </m:sSub>
+            </m:oMath>
+            <w:r>
+              <w:rPr>
+                <w:rFonts w:ascii="Times New Roman" w:eastAsia="新細明體" w:hAnsi="Times New Roman" w:cs="Times New Roman" w:hint="eastAsia"/>
+                <w:sz w:val="20"/>
+                <w:szCs w:val="18"/>
+              </w:rPr>
+              <w:t xml:space="preserve"> </w:t>
+            </w:r>
+            <w:r>
+              <w:rPr>
+                <w:rFonts w:ascii="Times New Roman" w:eastAsia="新細明體" w:hAnsi="Times New Roman" w:cs="Times New Roman"/>
+                <w:sz w:val="20"/>
+                <w:szCs w:val="18"/>
+              </w:rPr>
+              <w:t>move,</w:t>
+            </w:r>
+          </w:p>
+          <w:p>
+            <w:pPr>
+              <w:rPr>
+                <w:rFonts w:ascii="Times New Roman" w:eastAsia="新細明體" w:hAnsi="Times New Roman" w:cs="Times New Roman"/>
+                <w:sz w:val="20"/>
+                <w:szCs w:val="18"/>
+              </w:rPr>
+            </w:pPr>
+            <m:oMath>
+              <m:sSub>
+                <m:sSubPr>
+                  <m:ctrlPr>
+                    <w:rPr>
+                      <w:rFonts w:ascii="Cambria Math" w:eastAsia="新細明體" w:hAnsi="Cambria Math" w:cs="Times New Roman"/>
+                      <w:i/>
+                      <w:sz w:val="20"/>
+                      <w:szCs w:val="18"/>
+                    </w:rPr>
+                  </m:ctrlPr>
+                </m:sSubPr>
+                <m:e>
+                  <m:r>
+                    <w:rPr>
+                      <w:rFonts w:ascii="Cambria Math" w:eastAsia="新細明體" w:hAnsi="Cambria Math" w:cs="Times New Roman"/>
+                      <w:sz w:val="20"/>
+                      <w:szCs w:val="18"/>
+                    </w:rPr>
+                    <m:t>N</m:t>
+                  </m:r>
+                </m:e>
+                <m:sub>
+                  <m:r>
+                    <w:rPr>
+                      <w:rFonts w:ascii="Cambria Math" w:eastAsia="新細明體" w:hAnsi="Cambria Math" w:cs="Times New Roman"/>
+                      <w:sz w:val="20"/>
+                      <w:szCs w:val="18"/>
+                    </w:rPr>
+                    <m:t>i</m:t>
+                  </m:r>
+                </m:sub>
+              </m:sSub>
+            </m:oMath>
+            <w:r>
+              <w:rPr>
+                <w:rFonts w:ascii="Times New Roman" w:eastAsia="新細明體" w:hAnsi="Times New Roman" w:cs="Times New Roman" w:hint="eastAsia"/>
+                <w:sz w:val="20"/>
+                <w:szCs w:val="18"/>
+              </w:rPr>
+              <w:t xml:space="preserve"> </w:t>
+            </w:r>
+            <w:r>
+              <w:rPr>
+                <w:rFonts w:ascii="Times New Roman" w:eastAsia="新細明體" w:hAnsi="Times New Roman" w:cs="Times New Roman"/>
+                <w:sz w:val="20"/>
+                <w:szCs w:val="18"/>
+              </w:rPr>
+              <w:t xml:space="preserve">is the </w:t>
+            </w:r>
+            <w:r>
+              <w:rPr>
+                <w:rFonts w:ascii="Times New Roman" w:eastAsia="新細明體" w:hAnsi="Times New Roman" w:cs="Times New Roman" w:hint="eastAsia"/>
+                <w:sz w:val="20"/>
+                <w:szCs w:val="18"/>
+              </w:rPr>
+              <w:t xml:space="preserve">total </w:t>
+            </w:r>
+            <w:r>
+              <w:rPr>
+                <w:rFonts w:ascii="Times New Roman" w:eastAsia="新細明體" w:hAnsi="Times New Roman" w:cs="Times New Roman"/>
+                <w:sz w:val="20"/>
+                <w:szCs w:val="18"/>
+              </w:rPr>
+              <w:t>number</w:t>
+            </w:r>
+            <w:r>
+              <w:rPr>
+                <w:rFonts w:ascii="Times New Roman" w:eastAsia="新細明體" w:hAnsi="Times New Roman" w:cs="Times New Roman" w:hint="eastAsia"/>
+                <w:sz w:val="20"/>
+                <w:szCs w:val="18"/>
+              </w:rPr>
+              <w:t xml:space="preserve"> of </w:t>
+            </w:r>
+            <w:r>
+              <w:rPr>
+                <w:rFonts w:ascii="Times New Roman" w:eastAsia="新細明體" w:hAnsi="Times New Roman" w:cs="Times New Roman"/>
+                <w:sz w:val="20"/>
+                <w:szCs w:val="18"/>
+              </w:rPr>
+              <w:t>simulation</w:t>
+            </w:r>
+            <w:r>
+              <w:rPr>
+                <w:rFonts w:ascii="Times New Roman" w:eastAsia="新細明體" w:hAnsi="Times New Roman" w:cs="Times New Roman" w:hint="eastAsia"/>
+                <w:sz w:val="20"/>
+                <w:szCs w:val="18"/>
+              </w:rPr>
+              <w:t>s</w:t>
+            </w:r>
+            <w:r>
+              <w:rPr>
+                <w:rFonts w:ascii="Times New Roman" w:eastAsia="新細明體" w:hAnsi="Times New Roman" w:cs="Times New Roman"/>
+                <w:sz w:val="20"/>
+                <w:szCs w:val="18"/>
+              </w:rPr>
+              <w:t xml:space="preserve"> </w:t>
+            </w:r>
+            <w:r>
+              <w:rPr>
+                <w:rFonts w:ascii="Times New Roman" w:eastAsia="新細明體" w:hAnsi="Times New Roman" w:cs="Times New Roman" w:hint="eastAsia"/>
+                <w:sz w:val="20"/>
+                <w:szCs w:val="18"/>
+              </w:rPr>
+              <w:t>for the parent node</w:t>
+            </w:r>
+            <w:r>
+              <w:rPr>
+                <w:rFonts w:ascii="Times New Roman" w:eastAsia="新細明體" w:hAnsi="Times New Roman" w:cs="Times New Roman"/>
+                <w:sz w:val="20"/>
+                <w:szCs w:val="18"/>
+              </w:rPr>
+              <w:t xml:space="preserve"> after the </w:t>
+            </w:r>
+            <m:oMath>
+              <m:sSub>
+                <m:sSubPr>
+                  <m:ctrlPr>
+                    <w:rPr>
+                      <w:rFonts w:ascii="Cambria Math" w:eastAsia="新細明體" w:hAnsi="Cambria Math" w:cs="Times New Roman"/>
+                      <w:i/>
+                      <w:sz w:val="20"/>
+                      <w:szCs w:val="18"/>
+                    </w:rPr>
+                  </m:ctrlPr>
+                </m:sSubPr>
+                <m:e>
+                  <m:r>
+                    <w:rPr>
+                      <w:rFonts w:ascii="Cambria Math" w:eastAsia="新細明體" w:hAnsi="Cambria Math" w:cs="Times New Roman"/>
+                      <w:sz w:val="20"/>
+                      <w:szCs w:val="18"/>
+                    </w:rPr>
+                    <m:t>i</m:t>
+                  </m:r>
+                </m:e>
+                <m:sub>
+                  <m:r>
+                    <w:rPr>
+                      <w:rFonts w:ascii="Cambria Math" w:eastAsia="新細明體" w:hAnsi="Cambria Math" w:cs="Times New Roman"/>
+                      <w:sz w:val="20"/>
+                      <w:szCs w:val="18"/>
+                    </w:rPr>
+                    <m:t>th</m:t>
+                  </m:r>
+                </m:sub>
+              </m:sSub>
+            </m:oMath>
+            <w:r>
+              <w:rPr>
+                <w:rFonts w:ascii="Times New Roman" w:eastAsia="新細明體" w:hAnsi="Times New Roman" w:cs="Times New Roman"/>
+                <w:sz w:val="20"/>
+                <w:szCs w:val="18"/>
+              </w:rPr>
+              <w:t xml:space="preserve"> move,</w:t>
+            </w:r>
+          </w:p>
+          <w:p>
+            <w:pPr>
+              <w:rPr>
+                <w:rFonts w:ascii="Times New Roman" w:eastAsia="新細明體" w:hAnsi="Times New Roman" w:cs="Times New Roman"/>
+                <w:sz w:val="22"/>
                 <w:szCs w:val="20"/>
               </w:rPr>
             </w:pPr>
             <w:r>
               <w:rPr>
-                <w:rFonts w:ascii="Times New Roman" w:eastAsia="微軟正黑體" w:hAnsi="Times New Roman" w:cs="Times New Roman" w:hint="eastAsia"/>
-                <w:sz w:val="20"/>
-                <w:szCs w:val="20"/>
-              </w:rPr>
-              <w:t xml:space="preserve">1. </w:t>
-            </w:r>
-            <w:r>
-              <w:rPr>
                 <w:rFonts w:ascii="Times New Roman" w:eastAsia="微軟正黑體" w:hAnsi="Times New Roman" w:cs="Times New Roman"/>
                 <w:sz w:val="20"/>
-                <w:szCs w:val="20"/>
+                <w:szCs w:val="18"/>
               </w:rPr>
-              <w:t>Holding – 36 videos</w:t>
-            </w:r>
-            <w:r>
-              <w:rPr>
-                <w:rFonts w:ascii="Times New Roman" w:eastAsia="微軟正黑體" w:hAnsi="Times New Roman" w:cs="Times New Roman"/>
-                <w:noProof/>
-                <w:sz w:val="20"/>
-                <w:szCs w:val="20"/>
-              </w:rPr>
-              <w:drawing>
-                <wp:anchor distT="0" distB="0" distL="114300" distR="114300" simplePos="0" relativeHeight="251659264" behindDoc="0" locked="0" layoutInCell="1" allowOverlap="1" wp14:anchorId="740AA643" wp14:editId="7DB062C3">
-                  <wp:simplePos x="2971800" y="3139440"/>
-                  <wp:positionH relativeFrom="margin">
-                    <wp:align>center</wp:align>
-                  </wp:positionH>
-                  <wp:positionV relativeFrom="margin">
-                    <wp:align>center</wp:align>
-                  </wp:positionV>
-                  <wp:extent cx="1524000" cy="861060"/>
-                  <wp:effectExtent l="0" t="0" r="0" b="0"/>
-                  <wp:wrapSquare wrapText="bothSides"/>
-                  <wp:docPr id="1980577222" name="圖片 3"/>
-                  <wp:cNvGraphicFramePr>
-                    <a:graphicFrameLocks xmlns:a="http://schemas.openxmlformats.org/drawingml/2006/main" noChangeAspect="1"/>
-                  </wp:cNvGraphicFramePr>
-                  <a:graphic xmlns:a="http://schemas.openxmlformats.org/drawingml/2006/main">
-                    <a:graphicData uri="http://schemas.openxmlformats.org/drawingml/2006/picture">
-                      <pic:pic xmlns:pic="http://schemas.openxmlformats.org/drawingml/2006/picture">
-                        <pic:nvPicPr>
-                          <pic:cNvPr id="0" name="Picture 3"/>
-                          <pic:cNvPicPr>
-                            <a:picLocks noChangeAspect="1" noChangeArrowheads="1"/>
-                          </pic:cNvPicPr>
-                        </pic:nvPicPr>
-                        <pic:blipFill>
-                          <a:blip r:embed="rId9">
-                            <a:extLst>
-                              <a:ext uri="{28A0092B-C50C-407E-A947-70E740481C1C}">
-                                <a14:useLocalDpi xmlns:a14="http://schemas.microsoft.com/office/drawing/2010/main" val="0"/>
-                              </a:ext>
-                            </a:extLst>
-                          </a:blip>
-                          <a:srcRect/>
-                          <a:stretch>
-                            <a:fillRect/>
-                          </a:stretch>
-                        </pic:blipFill>
-                        <pic:spPr bwMode="auto">
-                          <a:xfrm>
-                            <a:off x="0" y="0"/>
-                            <a:ext cx="1524000" cy="861060"/>
-                          </a:xfrm>
-                          <a:prstGeom prst="rect">
-                            <a:avLst/>
-                          </a:prstGeom>
-                          <a:noFill/>
-                          <a:ln>
-                            <a:noFill/>
-                          </a:ln>
-                        </pic:spPr>
-                      </pic:pic>
-                    </a:graphicData>
-                  </a:graphic>
-                </wp:anchor>
-              </w:drawing>
-            </w:r>
-          </w:p>
-        </w:tc>
-        <w:tc>
-          <w:tcPr>
-            <w:tcW w:w="2721" w:type="dxa"/>
-            <w:vAlign w:val="center"/>
-          </w:tcPr>
-          <w:p>
-            <w:pPr>
-              <w:spacing w:line="360" w:lineRule="exact"/>
-              <w:jc w:val="center"/>
-              <w:rPr>
-                <w:rFonts w:ascii="Times New Roman" w:eastAsia="微軟正黑體" w:hAnsi="Times New Roman" w:cs="Times New Roman"/>
-                <w:sz w:val="20"/>
-                <w:szCs w:val="20"/>
-              </w:rPr>
-            </w:pPr>
-            <w:r>
-              <w:rPr>
-                <w:rFonts w:ascii="Times New Roman" w:eastAsia="微軟正黑體" w:hAnsi="Times New Roman" w:cs="Times New Roman" w:hint="eastAsia"/>
-                <w:sz w:val="20"/>
-                <w:szCs w:val="20"/>
-              </w:rPr>
-              <w:t xml:space="preserve">2. </w:t>
-            </w:r>
-            <w:r>
-              <w:rPr>
-                <w:rFonts w:ascii="Times New Roman" w:eastAsia="微軟正黑體" w:hAnsi="Times New Roman" w:cs="Times New Roman"/>
-                <w:sz w:val="20"/>
-                <w:szCs w:val="20"/>
-              </w:rPr>
-              <w:t>Out</w:t>
+              <w:t>and</w:t>
             </w:r>
             <w:r>
               <w:rPr>
                 <w:rFonts w:ascii="Times New Roman" w:eastAsia="微軟正黑體" w:hAnsi="Times New Roman" w:cs="Times New Roman" w:hint="eastAsia"/>
                 <w:sz w:val="20"/>
-                <w:szCs w:val="20"/>
+                <w:szCs w:val="18"/>
               </w:rPr>
-              <w:t>-b</w:t>
+              <w:t xml:space="preserve"> </w:t>
             </w:r>
+            <m:oMath>
+              <m:r>
+                <w:rPr>
+                  <w:rFonts w:ascii="Cambria Math" w:eastAsia="微軟正黑體" w:hAnsi="Cambria Math" w:cs="Times New Roman"/>
+                  <w:sz w:val="20"/>
+                  <w:szCs w:val="18"/>
+                </w:rPr>
+                <m:t>c</m:t>
+              </m:r>
+            </m:oMath>
             <w:r>
               <w:rPr>
-                <w:rFonts w:ascii="Times New Roman" w:eastAsia="微軟正黑體" w:hAnsi="Times New Roman" w:cs="Times New Roman"/>
+                <w:rFonts w:ascii="Times New Roman" w:eastAsia="微軟正黑體" w:hAnsi="Times New Roman" w:cs="Times New Roman" w:hint="eastAsia"/>
                 <w:sz w:val="20"/>
-                <w:szCs w:val="20"/>
+                <w:szCs w:val="18"/>
               </w:rPr>
-              <w:t>all – 33 videos</w:t>
+              <w:t xml:space="preserve"> is the exploration parameter, theoretically equal to </w:t>
             </w:r>
+            <m:oMath>
+              <m:rad>
+                <m:radPr>
+                  <m:degHide m:val="1"/>
+                  <m:ctrlPr>
+                    <w:rPr>
+                      <w:rFonts w:ascii="Cambria Math" w:eastAsia="微軟正黑體" w:hAnsi="Cambria Math" w:cs="Times New Roman"/>
+                      <w:i/>
+                      <w:sz w:val="20"/>
+                      <w:szCs w:val="18"/>
+                    </w:rPr>
+                  </m:ctrlPr>
+                </m:radPr>
+                <m:deg/>
+                <m:e>
+                  <m:r>
+                    <w:rPr>
+                      <w:rFonts w:ascii="Cambria Math" w:eastAsia="微軟正黑體" w:hAnsi="Cambria Math" w:cs="Times New Roman"/>
+                      <w:sz w:val="20"/>
+                      <w:szCs w:val="18"/>
+                    </w:rPr>
+                    <m:t>2</m:t>
+                  </m:r>
+                </m:e>
+              </m:rad>
+            </m:oMath>
             <w:r>
               <w:rPr>
-                <w:rFonts w:ascii="Times New Roman" w:eastAsia="微軟正黑體" w:hAnsi="Times New Roman" w:cs="Times New Roman"/>
-                <w:noProof/>
+                <w:rFonts w:ascii="Times New Roman" w:eastAsia="微軟正黑體" w:hAnsi="Times New Roman" w:cs="Times New Roman" w:hint="eastAsia"/>
                 <w:sz w:val="20"/>
-                <w:szCs w:val="20"/>
+                <w:szCs w:val="18"/>
               </w:rPr>
-              <w:drawing>
-                <wp:anchor distT="0" distB="0" distL="114300" distR="114300" simplePos="0" relativeHeight="251660288" behindDoc="0" locked="0" layoutInCell="1" allowOverlap="1" wp14:anchorId="7222D35C" wp14:editId="42AD0FF6">
-                  <wp:simplePos x="4724400" y="3139440"/>
-                  <wp:positionH relativeFrom="margin">
-                    <wp:align>center</wp:align>
-                  </wp:positionH>
-                  <wp:positionV relativeFrom="margin">
-                    <wp:align>center</wp:align>
-                  </wp:positionV>
-                  <wp:extent cx="1524000" cy="861060"/>
-                  <wp:effectExtent l="0" t="0" r="0" b="0"/>
-                  <wp:wrapSquare wrapText="bothSides"/>
-                  <wp:docPr id="39568231" name="圖片 5"/>
-                  <wp:cNvGraphicFramePr>
-                    <a:graphicFrameLocks xmlns:a="http://schemas.openxmlformats.org/drawingml/2006/main" noChangeAspect="1"/>
-                  </wp:cNvGraphicFramePr>
-                  <a:graphic xmlns:a="http://schemas.openxmlformats.org/drawingml/2006/main">
-                    <a:graphicData uri="http://schemas.openxmlformats.org/drawingml/2006/picture">
-                      <pic:pic xmlns:pic="http://schemas.openxmlformats.org/drawingml/2006/picture">
-                        <pic:nvPicPr>
-                          <pic:cNvPr id="0" name="Picture 5"/>
-                          <pic:cNvPicPr>
-                            <a:picLocks noChangeAspect="1" noChangeArrowheads="1"/>
-                          </pic:cNvPicPr>
-                        </pic:nvPicPr>
-                        <pic:blipFill>
-                          <a:blip r:embed="rId10">
-                            <a:extLst>
-                              <a:ext uri="{28A0092B-C50C-407E-A947-70E740481C1C}">
-                                <a14:useLocalDpi xmlns:a14="http://schemas.microsoft.com/office/drawing/2010/main" val="0"/>
-                              </a:ext>
-                            </a:extLst>
-                          </a:blip>
-                          <a:srcRect/>
-                          <a:stretch>
-                            <a:fillRect/>
-                          </a:stretch>
-                        </pic:blipFill>
-                        <pic:spPr bwMode="auto">
-                          <a:xfrm>
-                            <a:off x="0" y="0"/>
-                            <a:ext cx="1524000" cy="861060"/>
-                          </a:xfrm>
-                          <a:prstGeom prst="rect">
-                            <a:avLst/>
-                          </a:prstGeom>
-                          <a:noFill/>
-                          <a:ln>
-                            <a:noFill/>
-                          </a:ln>
-                        </pic:spPr>
-                      </pic:pic>
-                    </a:graphicData>
-                  </a:graphic>
-                </wp:anchor>
-              </w:drawing>
+              <w:t>.</w:t>
             </w:r>
           </w:p>
         </w:tc>
       </w:tr>
       <w:tr>
         <w:trPr>
-          <w:jc w:val="center"/>
+          <w:trHeight w:val="132"/>
         </w:trPr>
         <w:tc>
           <w:tcPr>
-            <w:tcW w:w="2720" w:type="dxa"/>
+            <w:tcW w:w="8302" w:type="dxa"/>
+            <w:gridSpan w:val="2"/>
             <w:vAlign w:val="center"/>
           </w:tcPr>
           <w:p>
             <w:pPr>
-              <w:spacing w:line="360" w:lineRule="exact"/>
+              <w:spacing w:before="240"/>
               <w:jc w:val="center"/>
               <w:rPr>
-                <w:rFonts w:ascii="Times New Roman" w:eastAsia="微軟正黑體" w:hAnsi="Times New Roman" w:cs="Times New Roman"/>
-                <w:sz w:val="20"/>
-                <w:szCs w:val="20"/>
-              </w:rPr>
-            </w:pPr>
-            <w:r>
-              <w:rPr>
                 <w:rFonts w:ascii="Times New Roman" w:eastAsia="微軟正黑體" w:hAnsi="Times New Roman" w:cs="Times New Roman" w:hint="eastAsia"/>
-                <w:sz w:val="20"/>
-                <w:szCs w:val="20"/>
-              </w:rPr>
-              <w:t xml:space="preserve">3. </w:t>
-            </w:r>
-            <w:r>
-              <w:rPr>
-                <w:rFonts w:ascii="Times New Roman" w:eastAsia="微軟正黑體" w:hAnsi="Times New Roman" w:cs="Times New Roman"/>
-                <w:sz w:val="20"/>
-                <w:szCs w:val="20"/>
-              </w:rPr>
-              <w:t>Rotational Fault – 36 videos</w:t>
-            </w:r>
-            <w:r>
-              <w:rPr>
-                <w:rFonts w:ascii="Times New Roman" w:eastAsia="微軟正黑體" w:hAnsi="Times New Roman" w:cs="Times New Roman"/>
-                <w:noProof/>
-                <w:sz w:val="20"/>
-                <w:szCs w:val="20"/>
-              </w:rPr>
-              <w:drawing>
-                <wp:anchor distT="0" distB="0" distL="114300" distR="114300" simplePos="0" relativeHeight="251661312" behindDoc="0" locked="0" layoutInCell="1" allowOverlap="1" wp14:anchorId="15F8EF69" wp14:editId="0D25D2CA">
-                  <wp:simplePos x="1211580" y="4236720"/>
-                  <wp:positionH relativeFrom="margin">
-                    <wp:align>center</wp:align>
-                  </wp:positionH>
-                  <wp:positionV relativeFrom="margin">
-                    <wp:align>center</wp:align>
-                  </wp:positionV>
-                  <wp:extent cx="1524000" cy="861060"/>
-                  <wp:effectExtent l="0" t="0" r="0" b="0"/>
-                  <wp:wrapSquare wrapText="bothSides"/>
-                  <wp:docPr id="2067473331" name="圖片 6"/>
-                  <wp:cNvGraphicFramePr>
-                    <a:graphicFrameLocks xmlns:a="http://schemas.openxmlformats.org/drawingml/2006/main" noChangeAspect="1"/>
-                  </wp:cNvGraphicFramePr>
-                  <a:graphic xmlns:a="http://schemas.openxmlformats.org/drawingml/2006/main">
-                    <a:graphicData uri="http://schemas.openxmlformats.org/drawingml/2006/picture">
-                      <pic:pic xmlns:pic="http://schemas.openxmlformats.org/drawingml/2006/picture">
-                        <pic:nvPicPr>
-                          <pic:cNvPr id="0" name="Picture 6"/>
-                          <pic:cNvPicPr>
-                            <a:picLocks noChangeAspect="1" noChangeArrowheads="1"/>
-                          </pic:cNvPicPr>
-                        </pic:nvPicPr>
-                        <pic:blipFill>
-                          <a:blip r:embed="rId11">
-                            <a:extLst>
-                              <a:ext uri="{28A0092B-C50C-407E-A947-70E740481C1C}">
-                                <a14:useLocalDpi xmlns:a14="http://schemas.microsoft.com/office/drawing/2010/main" val="0"/>
-                              </a:ext>
-                            </a:extLst>
-                          </a:blip>
-                          <a:srcRect/>
-                          <a:stretch>
-                            <a:fillRect/>
-                          </a:stretch>
-                        </pic:blipFill>
-                        <pic:spPr bwMode="auto">
-                          <a:xfrm>
-                            <a:off x="0" y="0"/>
-                            <a:ext cx="1524000" cy="861060"/>
-                          </a:xfrm>
-                          <a:prstGeom prst="rect">
-                            <a:avLst/>
-                          </a:prstGeom>
-                          <a:noFill/>
-                          <a:ln>
-                            <a:noFill/>
-                          </a:ln>
-                        </pic:spPr>
-                      </pic:pic>
-                    </a:graphicData>
-                  </a:graphic>
-                </wp:anchor>
-              </w:drawing>
-            </w:r>
-          </w:p>
-        </w:tc>
-        <w:tc>
-          <w:tcPr>
-            <w:tcW w:w="2721" w:type="dxa"/>
-            <w:vAlign w:val="center"/>
-          </w:tcPr>
-          <w:p>
-            <w:pPr>
-              <w:spacing w:line="360" w:lineRule="exact"/>
-              <w:jc w:val="center"/>
-              <w:rPr>
-                <w:rFonts w:ascii="Times New Roman" w:eastAsia="微軟正黑體" w:hAnsi="Times New Roman" w:cs="Times New Roman"/>
-                <w:sz w:val="20"/>
-                <w:szCs w:val="20"/>
-              </w:rPr>
-            </w:pPr>
-            <w:r>
-              <w:rPr>
-                <w:rFonts w:ascii="Times New Roman" w:eastAsia="微軟正黑體" w:hAnsi="Times New Roman" w:cs="Times New Roman" w:hint="eastAsia"/>
-                <w:sz w:val="20"/>
-                <w:szCs w:val="20"/>
-              </w:rPr>
-              <w:t xml:space="preserve">4. </w:t>
-            </w:r>
-            <w:r>
-              <w:rPr>
-                <w:rFonts w:ascii="Times New Roman" w:eastAsia="微軟正黑體" w:hAnsi="Times New Roman" w:cs="Times New Roman"/>
-                <w:sz w:val="20"/>
-                <w:szCs w:val="20"/>
-              </w:rPr>
-              <w:t>Touch Net – 44 videos</w:t>
-            </w:r>
-            <w:r>
-              <w:rPr>
-                <w:rFonts w:ascii="Times New Roman" w:eastAsia="微軟正黑體" w:hAnsi="Times New Roman" w:cs="Times New Roman"/>
-                <w:noProof/>
-                <w:sz w:val="20"/>
-                <w:szCs w:val="20"/>
-              </w:rPr>
-              <w:drawing>
-                <wp:anchor distT="0" distB="0" distL="114300" distR="114300" simplePos="0" relativeHeight="251662336" behindDoc="0" locked="0" layoutInCell="1" allowOverlap="1" wp14:anchorId="46CCE6BE" wp14:editId="24B33F3D">
-                  <wp:simplePos x="2971800" y="4236720"/>
-                  <wp:positionH relativeFrom="margin">
-                    <wp:align>center</wp:align>
-                  </wp:positionH>
-                  <wp:positionV relativeFrom="margin">
-                    <wp:align>center</wp:align>
-                  </wp:positionV>
-                  <wp:extent cx="1524000" cy="861060"/>
-                  <wp:effectExtent l="0" t="0" r="0" b="0"/>
-                  <wp:wrapSquare wrapText="bothSides"/>
-                  <wp:docPr id="968064224" name="圖片 7"/>
-                  <wp:cNvGraphicFramePr>
-                    <a:graphicFrameLocks xmlns:a="http://schemas.openxmlformats.org/drawingml/2006/main" noChangeAspect="1"/>
-                  </wp:cNvGraphicFramePr>
-                  <a:graphic xmlns:a="http://schemas.openxmlformats.org/drawingml/2006/main">
-                    <a:graphicData uri="http://schemas.openxmlformats.org/drawingml/2006/picture">
-                      <pic:pic xmlns:pic="http://schemas.openxmlformats.org/drawingml/2006/picture">
-                        <pic:nvPicPr>
-                          <pic:cNvPr id="0" name="Picture 7"/>
-                          <pic:cNvPicPr>
-                            <a:picLocks noChangeAspect="1" noChangeArrowheads="1"/>
-                          </pic:cNvPicPr>
-                        </pic:nvPicPr>
-                        <pic:blipFill>
-                          <a:blip r:embed="rId12">
-                            <a:extLst>
-                              <a:ext uri="{28A0092B-C50C-407E-A947-70E740481C1C}">
-                                <a14:useLocalDpi xmlns:a14="http://schemas.microsoft.com/office/drawing/2010/main" val="0"/>
-                              </a:ext>
-                            </a:extLst>
-                          </a:blip>
-                          <a:srcRect/>
-                          <a:stretch>
-                            <a:fillRect/>
-                          </a:stretch>
-                        </pic:blipFill>
-                        <pic:spPr bwMode="auto">
-                          <a:xfrm>
-                            <a:off x="0" y="0"/>
-                            <a:ext cx="1524000" cy="861060"/>
-                          </a:xfrm>
-                          <a:prstGeom prst="rect">
-                            <a:avLst/>
-                          </a:prstGeom>
-                          <a:noFill/>
-                          <a:ln>
-                            <a:noFill/>
-                          </a:ln>
-                        </pic:spPr>
-                      </pic:pic>
-                    </a:graphicData>
-                  </a:graphic>
-                </wp:anchor>
-              </w:drawing>
-            </w:r>
-          </w:p>
-        </w:tc>
-        <w:tc>
-          <w:tcPr>
-            <w:tcW w:w="2721" w:type="dxa"/>
-            <w:vAlign w:val="center"/>
-          </w:tcPr>
-          <w:p>
-            <w:pPr>
-              <w:spacing w:line="360" w:lineRule="exact"/>
-              <w:jc w:val="center"/>
-              <w:rPr>
-                <w:rFonts w:ascii="Times New Roman" w:eastAsia="微軟正黑體" w:hAnsi="Times New Roman" w:cs="Times New Roman"/>
-                <w:sz w:val="20"/>
-                <w:szCs w:val="20"/>
-              </w:rPr>
-            </w:pPr>
-            <w:r>
-              <w:rPr>
-                <w:rFonts w:ascii="Times New Roman" w:eastAsia="微軟正黑體" w:hAnsi="Times New Roman" w:cs="Times New Roman" w:hint="eastAsia"/>
-                <w:sz w:val="20"/>
-                <w:szCs w:val="20"/>
-              </w:rPr>
-              <w:t xml:space="preserve">5. </w:t>
-            </w:r>
-            <w:r>
-              <w:rPr>
-                <w:rFonts w:ascii="Times New Roman" w:eastAsia="微軟正黑體" w:hAnsi="Times New Roman" w:cs="Times New Roman"/>
-                <w:sz w:val="20"/>
-                <w:szCs w:val="20"/>
-              </w:rPr>
-              <w:t>Touch Out – 46 videos</w:t>
-            </w:r>
-            <w:r>
-              <w:rPr>
-                <w:rFonts w:ascii="Times New Roman" w:eastAsia="微軟正黑體" w:hAnsi="Times New Roman" w:cs="Times New Roman"/>
-                <w:noProof/>
-                <w:sz w:val="20"/>
-                <w:szCs w:val="20"/>
-              </w:rPr>
-              <w:drawing>
-                <wp:anchor distT="0" distB="0" distL="114300" distR="114300" simplePos="0" relativeHeight="251663360" behindDoc="0" locked="0" layoutInCell="1" allowOverlap="1" wp14:anchorId="61063DF0" wp14:editId="058F1005">
-                  <wp:simplePos x="4724400" y="4236720"/>
-                  <wp:positionH relativeFrom="margin">
-                    <wp:align>center</wp:align>
-                  </wp:positionH>
-                  <wp:positionV relativeFrom="margin">
-                    <wp:align>center</wp:align>
-                  </wp:positionV>
-                  <wp:extent cx="1524000" cy="861060"/>
-                  <wp:effectExtent l="0" t="0" r="0" b="0"/>
-                  <wp:wrapSquare wrapText="bothSides"/>
-                  <wp:docPr id="291812330" name="圖片 9"/>
-                  <wp:cNvGraphicFramePr>
-                    <a:graphicFrameLocks xmlns:a="http://schemas.openxmlformats.org/drawingml/2006/main" noChangeAspect="1"/>
-                  </wp:cNvGraphicFramePr>
-                  <a:graphic xmlns:a="http://schemas.openxmlformats.org/drawingml/2006/main">
-                    <a:graphicData uri="http://schemas.openxmlformats.org/drawingml/2006/picture">
-                      <pic:pic xmlns:pic="http://schemas.openxmlformats.org/drawingml/2006/picture">
-                        <pic:nvPicPr>
-                          <pic:cNvPr id="0" name="Picture 9"/>
-                          <pic:cNvPicPr>
-                            <a:picLocks noChangeAspect="1" noChangeArrowheads="1"/>
-                          </pic:cNvPicPr>
-                        </pic:nvPicPr>
-                        <pic:blipFill>
-                          <a:blip r:embed="rId13">
-                            <a:extLst>
-                              <a:ext uri="{28A0092B-C50C-407E-A947-70E740481C1C}">
-                                <a14:useLocalDpi xmlns:a14="http://schemas.microsoft.com/office/drawing/2010/main" val="0"/>
-                              </a:ext>
-                            </a:extLst>
-                          </a:blip>
-                          <a:srcRect/>
-                          <a:stretch>
-                            <a:fillRect/>
-                          </a:stretch>
-                        </pic:blipFill>
-                        <pic:spPr bwMode="auto">
-                          <a:xfrm>
-                            <a:off x="0" y="0"/>
-                            <a:ext cx="1524000" cy="861060"/>
-                          </a:xfrm>
-                          <a:prstGeom prst="rect">
-                            <a:avLst/>
-                          </a:prstGeom>
-                          <a:noFill/>
-                          <a:ln>
-                            <a:noFill/>
-                          </a:ln>
-                        </pic:spPr>
-                      </pic:pic>
-                    </a:graphicData>
-                  </a:graphic>
-                </wp:anchor>
-              </w:drawing>
-            </w:r>
-          </w:p>
-        </w:tc>
-      </w:tr>
-      <w:tr>
-        <w:trPr>
-          <w:jc w:val="center"/>
-        </w:trPr>
-        <w:tc>
-          <w:tcPr>
-            <w:tcW w:w="0" w:type="auto"/>
-            <w:gridSpan w:val="3"/>
-            <w:vAlign w:val="center"/>
-          </w:tcPr>
-          <w:p>
-            <w:pPr>
-              <w:spacing w:line="360" w:lineRule="exact"/>
-              <w:jc w:val="center"/>
-              <w:rPr>
-                <w:rFonts w:ascii="Times New Roman" w:eastAsia="微軟正黑體" w:hAnsi="Times New Roman" w:cs="Times New Roman"/>
-                <w:sz w:val="20"/>
+                <w:sz w:val="22"/>
                 <w:szCs w:val="20"/>
               </w:rPr>
             </w:pPr>
@@ -957,34 +2348,31 @@
               <w:rPr>
                 <w:rFonts w:ascii="Times New Roman" w:eastAsia="微軟正黑體" w:hAnsi="Times New Roman" w:cs="Times New Roman" w:hint="eastAsia"/>
                 <w:sz w:val="22"/>
+                <w:szCs w:val="20"/>
               </w:rPr>
-              <w:t xml:space="preserve">Fig. 1. Six </w:t>
+              <w:t>Equation</w:t>
             </w:r>
             <w:r>
               <w:rPr>
                 <w:rFonts w:ascii="Times New Roman" w:eastAsia="微軟正黑體" w:hAnsi="Times New Roman" w:cs="Times New Roman"/>
                 <w:sz w:val="22"/>
+                <w:szCs w:val="20"/>
               </w:rPr>
-              <w:t xml:space="preserve">categories </w:t>
+              <w:t xml:space="preserve">.1. </w:t>
             </w:r>
             <w:r>
               <w:rPr>
                 <w:rFonts w:ascii="Times New Roman" w:eastAsia="微軟正黑體" w:hAnsi="Times New Roman" w:cs="Times New Roman" w:hint="eastAsia"/>
                 <w:sz w:val="22"/>
+                <w:szCs w:val="20"/>
               </w:rPr>
-              <w:t xml:space="preserve">of referee hand signals and their </w:t>
+              <w:t>The UCT formula</w:t>
             </w:r>
             <w:r>
               <w:rPr>
-                <w:rFonts w:ascii="Times New Roman" w:eastAsia="微軟正黑體" w:hAnsi="Times New Roman" w:cs="Times New Roman" w:hint="eastAsia"/>
+                <w:rFonts w:ascii="Times New Roman" w:eastAsia="微軟正黑體" w:hAnsi="Times New Roman" w:cs="Times New Roman"/>
                 <w:sz w:val="22"/>
-              </w:rPr>
-              <w:t>size of videos</w:t>
-            </w:r>
-            <w:r>
-              <w:rPr>
-                <w:rFonts w:ascii="Times New Roman" w:eastAsia="微軟正黑體" w:hAnsi="Times New Roman" w:cs="Times New Roman" w:hint="eastAsia"/>
-                <w:sz w:val="22"/>
+                <w:szCs w:val="20"/>
               </w:rPr>
               <w:t>.</w:t>
             </w:r>
@@ -996,26 +2384,36 @@
       <w:pPr>
         <w:spacing w:before="240" w:line="360" w:lineRule="exact"/>
         <w:rPr>
+          <w:rFonts w:ascii="Times New Roman" w:eastAsia="微軟正黑體" w:hAnsi="Times New Roman" w:cs="Times New Roman" w:hint="eastAsia"/>
+        </w:rPr>
+      </w:pPr>
+    </w:p>
+    <w:p>
+      <w:pPr>
+        <w:widowControl/>
+        <w:rPr>
           <w:rFonts w:ascii="Times New Roman" w:eastAsia="微軟正黑體" w:hAnsi="Times New Roman" w:cs="Times New Roman"/>
           <w:b/>
           <w:bCs/>
         </w:rPr>
       </w:pPr>
-      <w:r>
-        <w:rPr>
-          <w:rFonts w:ascii="Times New Roman" w:eastAsia="微軟正黑體" w:hAnsi="Times New Roman" w:cs="Times New Roman" w:hint="eastAsia"/>
+    </w:p>
+    <w:p>
+      <w:pPr>
+        <w:spacing w:before="240" w:line="360" w:lineRule="exact"/>
+        <w:rPr>
+          <w:rFonts w:ascii="Times New Roman" w:eastAsia="微軟正黑體" w:hAnsi="Times New Roman" w:cs="Times New Roman"/>
           <w:b/>
           <w:bCs/>
         </w:rPr>
-        <w:t>III</w:t>
-      </w:r>
+      </w:pPr>
       <w:r>
         <w:rPr>
           <w:rFonts w:ascii="Times New Roman" w:eastAsia="微軟正黑體" w:hAnsi="Times New Roman" w:cs="Times New Roman" w:hint="eastAsia"/>
           <w:b/>
           <w:bCs/>
         </w:rPr>
-        <w:t xml:space="preserve">. </w:t>
+        <w:t>III</w:t>
       </w:r>
       <w:r>
         <w:rPr>
@@ -1023,205 +2421,174 @@
           <w:b/>
           <w:bCs/>
         </w:rPr>
+        <w:t xml:space="preserve">. </w:t>
+      </w:r>
+      <w:r>
+        <w:rPr>
+          <w:rFonts w:ascii="Times New Roman" w:eastAsia="微軟正黑體" w:hAnsi="Times New Roman" w:cs="Times New Roman" w:hint="eastAsia"/>
+          <w:b/>
+          <w:bCs/>
+        </w:rPr>
         <w:t>Experiments</w:t>
       </w:r>
     </w:p>
     <w:p>
       <w:pPr>
-        <w:spacing w:after="240" w:line="360" w:lineRule="exact"/>
-        <w:rPr>
-          <w:rFonts w:ascii="Times New Roman" w:eastAsia="微軟正黑體" w:hAnsi="Times New Roman" w:cs="Times New Roman"/>
-        </w:rPr>
-      </w:pPr>
-      <w:r>
-        <w:rPr>
-          <w:rFonts w:ascii="Times New Roman" w:eastAsia="微軟正黑體" w:hAnsi="Times New Roman" w:cs="Times New Roman" w:hint="eastAsia"/>
-        </w:rPr>
-        <w:t>F</w:t>
-      </w:r>
-      <w:r>
-        <w:rPr>
-          <w:rFonts w:ascii="Times New Roman" w:eastAsia="微軟正黑體" w:hAnsi="Times New Roman" w:cs="Times New Roman"/>
-        </w:rPr>
-        <w:t>or supervised learning</w:t>
-      </w:r>
-      <w:r>
-        <w:rPr>
-          <w:rFonts w:ascii="Times New Roman" w:eastAsia="微軟正黑體" w:hAnsi="Times New Roman" w:cs="Times New Roman" w:hint="eastAsia"/>
-        </w:rPr>
-        <w:t>,</w:t>
-      </w:r>
-      <w:r>
-        <w:rPr>
-          <w:rFonts w:ascii="Times New Roman" w:eastAsia="微軟正黑體" w:hAnsi="Times New Roman" w:cs="Times New Roman"/>
-        </w:rPr>
-        <w:t xml:space="preserve"> </w:t>
-      </w:r>
-      <w:r>
-        <w:rPr>
-          <w:rFonts w:ascii="Times New Roman" w:eastAsia="微軟正黑體" w:hAnsi="Times New Roman" w:cs="Times New Roman" w:hint="eastAsia"/>
-        </w:rPr>
-        <w:t xml:space="preserve">I </w:t>
-      </w:r>
-      <w:r>
-        <w:rPr>
-          <w:rFonts w:ascii="Times New Roman" w:eastAsia="微軟正黑體" w:hAnsi="Times New Roman" w:cs="Times New Roman" w:hint="eastAsia"/>
-        </w:rPr>
-        <w:t>used</w:t>
-      </w:r>
-      <w:r>
-        <w:rPr>
-          <w:rFonts w:ascii="Times New Roman" w:eastAsia="微軟正黑體" w:hAnsi="Times New Roman" w:cs="Times New Roman" w:hint="eastAsia"/>
-        </w:rPr>
-        <w:t xml:space="preserve"> SVM and 3D CNN models and </w:t>
-      </w:r>
-      <w:r>
-        <w:rPr>
-          <w:rFonts w:ascii="Times New Roman" w:eastAsia="微軟正黑體" w:hAnsi="Times New Roman" w:cs="Times New Roman"/>
-          <w:b/>
-          <w:bCs/>
-        </w:rPr>
-        <w:t>K-fold</w:t>
-      </w:r>
-      <w:r>
-        <w:rPr>
-          <w:rFonts w:ascii="Times New Roman" w:eastAsia="微軟正黑體" w:hAnsi="Times New Roman" w:cs="Times New Roman"/>
-        </w:rPr>
-        <w:t xml:space="preserve"> cross-validation</w:t>
-      </w:r>
-      <w:r>
-        <w:rPr>
-          <w:rFonts w:ascii="Times New Roman" w:eastAsia="微軟正黑體" w:hAnsi="Times New Roman" w:cs="Times New Roman" w:hint="eastAsia"/>
-        </w:rPr>
-        <w:t xml:space="preserve">, where I set </w:t>
-      </w:r>
-      <w:r>
-        <w:rPr>
-          <w:rFonts w:ascii="Times New Roman" w:eastAsia="微軟正黑體" w:hAnsi="Times New Roman" w:cs="Times New Roman" w:hint="eastAsia"/>
-          <w:b/>
-          <w:bCs/>
-        </w:rPr>
-        <w:t>k=5</w:t>
-      </w:r>
-      <w:r>
-        <w:rPr>
-          <w:rFonts w:ascii="Times New Roman" w:eastAsia="微軟正黑體" w:hAnsi="Times New Roman" w:cs="Times New Roman" w:hint="eastAsia"/>
-          <w:b/>
-          <w:bCs/>
-        </w:rPr>
-        <w:t xml:space="preserve"> to split</w:t>
-      </w:r>
-      <w:r>
-        <w:rPr>
-          <w:rFonts w:ascii="Times New Roman" w:eastAsia="微軟正黑體" w:hAnsi="Times New Roman" w:cs="Times New Roman" w:hint="eastAsia"/>
-          <w:b/>
-          <w:bCs/>
-        </w:rPr>
-        <w:t xml:space="preserve"> </w:t>
-      </w:r>
-      <w:r>
-        <w:rPr>
-          <w:rFonts w:ascii="Times New Roman" w:eastAsia="微軟正黑體" w:hAnsi="Times New Roman" w:cs="Times New Roman" w:hint="eastAsia"/>
-          <w:b/>
-          <w:bCs/>
-        </w:rPr>
-        <w:t>80% training data and 20% validation</w:t>
-      </w:r>
-      <w:r>
-        <w:rPr>
-          <w:rFonts w:ascii="Times New Roman" w:eastAsia="微軟正黑體" w:hAnsi="Times New Roman" w:cs="Times New Roman" w:hint="eastAsia"/>
-          <w:b/>
-          <w:bCs/>
-        </w:rPr>
-        <w:t xml:space="preserve"> data</w:t>
-      </w:r>
-      <w:r>
-        <w:rPr>
-          <w:rFonts w:ascii="Times New Roman" w:eastAsia="微軟正黑體" w:hAnsi="Times New Roman" w:cs="Times New Roman" w:hint="eastAsia"/>
-        </w:rPr>
-        <w:t>. For unsupervised learning, I use</w:t>
-      </w:r>
-      <w:r>
-        <w:rPr>
-          <w:rFonts w:ascii="Times New Roman" w:eastAsia="微軟正黑體" w:hAnsi="Times New Roman" w:cs="Times New Roman" w:hint="eastAsia"/>
-        </w:rPr>
-        <w:t>d</w:t>
-      </w:r>
-      <w:r>
-        <w:rPr>
-          <w:rFonts w:ascii="Times New Roman" w:eastAsia="微軟正黑體" w:hAnsi="Times New Roman" w:cs="Times New Roman" w:hint="eastAsia"/>
-        </w:rPr>
-        <w:t xml:space="preserve"> </w:t>
-      </w:r>
-      <w:r>
-        <w:rPr>
-          <w:rFonts w:ascii="Times New Roman" w:eastAsia="微軟正黑體" w:hAnsi="Times New Roman" w:cs="Times New Roman" w:hint="eastAsia"/>
-        </w:rPr>
-        <w:t xml:space="preserve">K-means </w:t>
-      </w:r>
-      <w:r>
-        <w:rPr>
-          <w:rFonts w:ascii="Times New Roman" w:eastAsia="微軟正黑體" w:hAnsi="Times New Roman" w:cs="Times New Roman" w:hint="eastAsia"/>
-        </w:rPr>
-        <w:t>C</w:t>
-      </w:r>
-      <w:r>
-        <w:rPr>
-          <w:rFonts w:ascii="Times New Roman" w:eastAsia="微軟正黑體" w:hAnsi="Times New Roman" w:cs="Times New Roman" w:hint="eastAsia"/>
-        </w:rPr>
-        <w:t xml:space="preserve">lustering </w:t>
-      </w:r>
-      <w:r>
-        <w:rPr>
-          <w:rFonts w:ascii="Times New Roman" w:eastAsia="微軟正黑體" w:hAnsi="Times New Roman" w:cs="Times New Roman" w:hint="eastAsia"/>
-        </w:rPr>
-        <w:t>model.</w:t>
+        <w:spacing w:after="120" w:line="360" w:lineRule="exact"/>
+        <w:rPr>
+          <w:rFonts w:ascii="Times New Roman" w:eastAsia="微軟正黑體" w:hAnsi="Times New Roman" w:cs="Times New Roman"/>
+        </w:rPr>
+      </w:pPr>
+      <w:r>
+        <w:rPr>
+          <w:rFonts w:ascii="Times New Roman" w:eastAsia="微軟正黑體" w:hAnsi="Times New Roman" w:cs="Times New Roman" w:hint="eastAsia"/>
+        </w:rPr>
+        <w:t xml:space="preserve">In this section, </w:t>
+      </w:r>
+      <w:r>
+        <w:rPr>
+          <w:rFonts w:ascii="Times New Roman" w:eastAsia="微軟正黑體" w:hAnsi="Times New Roman" w:cs="Times New Roman" w:hint="eastAsia"/>
+        </w:rPr>
+        <w:t>w</w:t>
+      </w:r>
+      <w:r>
+        <w:rPr>
+          <w:rFonts w:ascii="Times New Roman" w:eastAsia="微軟正黑體" w:hAnsi="Times New Roman" w:cs="Times New Roman" w:hint="eastAsia"/>
+        </w:rPr>
+        <w:t>e indicate the experiments that include comparison with three aspect</w:t>
+      </w:r>
+      <w:r>
+        <w:rPr>
+          <w:rFonts w:ascii="Times New Roman" w:eastAsia="微軟正黑體" w:hAnsi="Times New Roman" w:cs="Times New Roman" w:hint="eastAsia"/>
+        </w:rPr>
+        <w:t>s</w:t>
+      </w:r>
+      <w:r>
+        <w:rPr>
+          <w:rFonts w:ascii="Times New Roman" w:eastAsia="微軟正黑體" w:hAnsi="Times New Roman" w:cs="Times New Roman" w:hint="eastAsia"/>
+        </w:rPr>
+        <w:t xml:space="preserve"> in four games, </w:t>
       </w:r>
     </w:p>
     <w:p>
       <w:pPr>
-        <w:spacing w:line="360" w:lineRule="exact"/>
-        <w:rPr>
-          <w:rFonts w:ascii="Times New Roman" w:eastAsia="微軟正黑體" w:hAnsi="Times New Roman" w:cs="Times New Roman"/>
-          <w:u w:val="single"/>
-        </w:rPr>
-      </w:pPr>
-      <w:r>
-        <w:rPr>
-          <w:rFonts w:ascii="Times New Roman" w:eastAsia="微軟正黑體" w:hAnsi="Times New Roman" w:cs="Times New Roman" w:hint="eastAsia"/>
-          <w:u w:val="single"/>
-        </w:rPr>
-        <w:t>1.</w:t>
-      </w:r>
-      <w:r>
-        <w:rPr>
-          <w:rFonts w:ascii="Times New Roman" w:eastAsia="微軟正黑體" w:hAnsi="Times New Roman" w:cs="Times New Roman" w:hint="eastAsia"/>
-          <w:u w:val="single"/>
-        </w:rPr>
-        <w:t xml:space="preserve"> </w:t>
-      </w:r>
-      <w:r>
-        <w:rPr>
-          <w:rFonts w:ascii="Times New Roman" w:eastAsia="微軟正黑體" w:hAnsi="Times New Roman" w:cs="Times New Roman" w:hint="eastAsia"/>
-          <w:u w:val="single"/>
-        </w:rPr>
-        <w:t>SVM (Support Vector Machine)</w:t>
+        <w:pStyle w:val="a3"/>
+        <w:numPr>
+          <w:ilvl w:val="0"/>
+          <w:numId w:val="24"/>
+        </w:numPr>
+        <w:spacing w:after="240" w:line="360" w:lineRule="exact"/>
+        <w:rPr>
+          <w:rFonts w:ascii="Times New Roman" w:eastAsia="微軟正黑體" w:hAnsi="Times New Roman" w:cs="Times New Roman"/>
+        </w:rPr>
+      </w:pPr>
+      <w:r>
+        <w:rPr>
+          <w:rFonts w:ascii="Times New Roman" w:eastAsia="微軟正黑體" w:hAnsi="Times New Roman" w:cs="Times New Roman" w:hint="eastAsia"/>
+        </w:rPr>
+        <w:t>P</w:t>
+      </w:r>
+      <w:r>
+        <w:rPr>
+          <w:rFonts w:ascii="Times New Roman" w:eastAsia="微軟正黑體" w:hAnsi="Times New Roman" w:cs="Times New Roman" w:hint="eastAsia"/>
+        </w:rPr>
+        <w:t xml:space="preserve">arallel </w:t>
+      </w:r>
+      <w:r>
+        <w:rPr>
+          <w:rFonts w:ascii="Times New Roman" w:eastAsia="微軟正黑體" w:hAnsi="Times New Roman" w:cs="Times New Roman" w:hint="eastAsia"/>
+        </w:rPr>
+        <w:t>and</w:t>
+      </w:r>
+      <w:r>
+        <w:rPr>
+          <w:rFonts w:ascii="Times New Roman" w:eastAsia="微軟正黑體" w:hAnsi="Times New Roman" w:cs="Times New Roman" w:hint="eastAsia"/>
+        </w:rPr>
+        <w:t xml:space="preserve"> non-parallel</w:t>
       </w:r>
     </w:p>
     <w:p>
       <w:pPr>
+        <w:pStyle w:val="a3"/>
+        <w:numPr>
+          <w:ilvl w:val="0"/>
+          <w:numId w:val="24"/>
+        </w:numPr>
+        <w:spacing w:after="240" w:line="360" w:lineRule="exact"/>
+        <w:rPr>
+          <w:rFonts w:ascii="Times New Roman" w:eastAsia="微軟正黑體" w:hAnsi="Times New Roman" w:cs="Times New Roman"/>
+        </w:rPr>
+      </w:pPr>
+      <w:r>
+        <w:rPr>
+          <w:rFonts w:ascii="Times New Roman" w:eastAsia="微軟正黑體" w:hAnsi="Times New Roman" w:cs="Times New Roman" w:hint="eastAsia"/>
+        </w:rPr>
+        <w:t>The</w:t>
+      </w:r>
+      <w:r>
+        <w:rPr>
+          <w:rFonts w:ascii="Times New Roman" w:eastAsia="微軟正黑體" w:hAnsi="Times New Roman" w:cs="Times New Roman" w:hint="eastAsia"/>
+        </w:rPr>
+        <w:t xml:space="preserve"> agent being a first player and being a last player</w:t>
+      </w:r>
+    </w:p>
+    <w:p>
+      <w:pPr>
+        <w:pStyle w:val="a3"/>
+        <w:numPr>
+          <w:ilvl w:val="0"/>
+          <w:numId w:val="24"/>
+        </w:numPr>
+        <w:spacing w:after="240" w:line="360" w:lineRule="exact"/>
+        <w:rPr>
+          <w:rFonts w:ascii="Times New Roman" w:eastAsia="微軟正黑體" w:hAnsi="Times New Roman" w:cs="Times New Roman"/>
+        </w:rPr>
+      </w:pPr>
+      <w:r>
+        <w:rPr>
+          <w:rFonts w:ascii="Times New Roman" w:eastAsia="微軟正黑體" w:hAnsi="Times New Roman" w:cs="Times New Roman" w:hint="eastAsia"/>
+        </w:rPr>
+        <w:t>Different strategies</w:t>
+      </w:r>
+      <w:r>
+        <w:rPr>
+          <w:rFonts w:ascii="Times New Roman" w:eastAsia="微軟正黑體" w:hAnsi="Times New Roman" w:cs="Times New Roman" w:hint="eastAsia"/>
+        </w:rPr>
+        <w:t xml:space="preserve"> </w:t>
+      </w:r>
+    </w:p>
+    <w:p>
+      <w:pPr>
         <w:spacing w:line="360" w:lineRule="exact"/>
         <w:rPr>
-          <w:rFonts w:ascii="Times New Roman" w:eastAsia="微軟正黑體" w:hAnsi="Times New Roman" w:cs="Times New Roman"/>
-        </w:rPr>
-      </w:pPr>
-      <w:r>
-        <w:rPr>
-          <w:rFonts w:ascii="Times New Roman" w:eastAsia="微軟正黑體" w:hAnsi="Times New Roman" w:cs="Times New Roman"/>
-        </w:rPr>
-        <w:t>(The code is provided in Appendix 3)</w:t>
+          <w:rFonts w:ascii="Times New Roman" w:eastAsia="微軟正黑體" w:hAnsi="Times New Roman" w:cs="Times New Roman" w:hint="eastAsia"/>
+          <w:u w:val="single"/>
+        </w:rPr>
+      </w:pPr>
+      <w:bookmarkStart w:id="0" w:name="_Hlk164170842"/>
+      <w:r>
+        <w:rPr>
+          <w:rFonts w:ascii="Times New Roman" w:eastAsia="微軟正黑體" w:hAnsi="Times New Roman" w:cs="Times New Roman" w:hint="eastAsia"/>
+          <w:u w:val="single"/>
+        </w:rPr>
+        <w:t>1.</w:t>
+      </w:r>
+      <w:r>
+        <w:rPr>
+          <w:rFonts w:ascii="Times New Roman" w:eastAsia="微軟正黑體" w:hAnsi="Times New Roman" w:cs="Times New Roman" w:hint="eastAsia"/>
+          <w:u w:val="single"/>
+        </w:rPr>
+        <w:t xml:space="preserve"> </w:t>
+      </w:r>
+      <w:r>
+        <w:rPr>
+          <w:rFonts w:ascii="Times New Roman" w:eastAsia="微軟正黑體" w:hAnsi="Times New Roman" w:cs="Times New Roman" w:hint="eastAsia"/>
+          <w:u w:val="single"/>
+        </w:rPr>
+        <w:t>Game1</w:t>
       </w:r>
     </w:p>
+    <w:bookmarkEnd w:id="0"/>
     <w:p>
       <w:pPr>
         <w:pStyle w:val="a3"/>
@@ -1250,7 +2617,7 @@
           <w:rFonts w:ascii="Times New Roman" w:eastAsia="微軟正黑體" w:hAnsi="Times New Roman" w:cs="Times New Roman"/>
         </w:rPr>
       </w:pPr>
-      <w:bookmarkStart w:id="0" w:name="_Hlk161619948"/>
+      <w:bookmarkStart w:id="1" w:name="_Hlk161619948"/>
       <w:r>
         <w:rPr>
           <w:rFonts w:ascii="Times New Roman" w:eastAsia="微軟正黑體" w:hAnsi="Times New Roman" w:cs="Times New Roman" w:hint="eastAsia"/>
@@ -1344,7 +2711,7 @@
         <w:t>.</w:t>
       </w:r>
     </w:p>
-    <w:bookmarkEnd w:id="0"/>
+    <w:bookmarkEnd w:id="1"/>
     <w:p>
       <w:pPr>
         <w:pStyle w:val="a3"/>
@@ -1630,7 +2997,6 @@
           <w:b/>
           <w:bCs/>
         </w:rPr>
-        <w:lastRenderedPageBreak/>
         <w:t>VI</w:t>
       </w:r>
       <w:r>
@@ -1698,12 +3064,27 @@
         </w:rPr>
         <w:t xml:space="preserve">, </w:t>
       </w:r>
-      <w:hyperlink r:id="rId14" w:history="1">
+      <w:hyperlink r:id="rId10" w:history="1">
         <w:r>
           <w:rPr>
             <w:rStyle w:val="a9"/>
+            <w:rFonts w:ascii="Times New Roman" w:eastAsia="微軟正黑體" w:hAnsi="Times New Roman" w:cs="Times New Roman"/>
           </w:rPr>
-          <w:t>https://liaowc.github.io/blog/mcts-monte-carlo-tree-search/</w:t>
+          <w:t>https://liaowc.github.io/blog/mcts-monte-carlo-tre</w:t>
+        </w:r>
+        <w:r>
+          <w:rPr>
+            <w:rStyle w:val="a9"/>
+            <w:rFonts w:ascii="Times New Roman" w:eastAsia="微軟正黑體" w:hAnsi="Times New Roman" w:cs="Times New Roman"/>
+          </w:rPr>
+          <w:t>e</w:t>
+        </w:r>
+        <w:r>
+          <w:rPr>
+            <w:rStyle w:val="a9"/>
+            <w:rFonts w:ascii="Times New Roman" w:eastAsia="微軟正黑體" w:hAnsi="Times New Roman" w:cs="Times New Roman"/>
+          </w:rPr>
+          <w:t>-search/</w:t>
         </w:r>
       </w:hyperlink>
     </w:p>
@@ -1715,9 +3096,6 @@
           <w:numId w:val="9"/>
         </w:numPr>
         <w:spacing w:line="360" w:lineRule="exact"/>
-        <w:rPr>
-          <w:rFonts w:ascii="Times New Roman" w:eastAsia="微軟正黑體" w:hAnsi="Times New Roman" w:cs="Times New Roman" w:hint="eastAsia"/>
-        </w:rPr>
       </w:pPr>
       <w:r>
         <w:rPr>
@@ -1769,21 +3147,47 @@
         </w:rPr>
         <w:t xml:space="preserve">,  </w:t>
       </w:r>
-      <w:hyperlink r:id="rId15" w:history="1">
+      <w:hyperlink r:id="rId11" w:history="1">
         <w:r>
           <w:rPr>
             <w:rStyle w:val="a9"/>
+            <w:rFonts w:ascii="Times New Roman" w:eastAsia="微軟正黑體" w:hAnsi="Times New Roman" w:cs="Times New Roman"/>
           </w:rPr>
-          <w:t>https://discovery.ucl.ac.uk/id/eprint/10045895/1/agz_unformatted_nature.pd</w:t>
+          <w:t>https://discovery.ucl.ac.uk/id/eprint/10045895/1/agz_unformatted_nature.pdf</w:t>
         </w:r>
+      </w:hyperlink>
+    </w:p>
+    <w:p>
+      <w:pPr>
+        <w:pStyle w:val="a3"/>
+        <w:numPr>
+          <w:ilvl w:val="0"/>
+          <w:numId w:val="9"/>
+        </w:numPr>
+        <w:spacing w:line="360" w:lineRule="exact"/>
+        <w:rPr>
+          <w:rFonts w:ascii="Times New Roman" w:eastAsia="微軟正黑體" w:hAnsi="Times New Roman" w:cs="Times New Roman"/>
+        </w:rPr>
+      </w:pPr>
+      <w:r>
+        <w:rPr>
+          <w:rFonts w:ascii="Times New Roman" w:eastAsia="微軟正黑體" w:hAnsi="Times New Roman" w:cs="Times New Roman" w:hint="eastAsia"/>
+        </w:rPr>
+        <w:t xml:space="preserve">Fig.1. </w:t>
+      </w:r>
+      <w:r>
+        <w:rPr>
+          <w:rFonts w:ascii="Times New Roman" w:eastAsia="微軟正黑體" w:hAnsi="Times New Roman" w:cs="Times New Roman"/>
+        </w:rPr>
+        <w:t xml:space="preserve">Source: By Rmoss92 - Own work, CC BY-SA 4.0, </w:t>
+      </w:r>
+      <w:hyperlink r:id="rId12" w:history="1">
         <w:r>
           <w:rPr>
             <w:rStyle w:val="a9"/>
-            <w:rFonts w:ascii="Arial" w:hAnsi="Arial" w:cs="Arial"/>
-            <w:color w:val="1155CC"/>
-            <w:sz w:val="22"/>
+            <w:rFonts w:ascii="Times New Roman" w:eastAsia="微軟正黑體" w:hAnsi="Times New Roman" w:cs="Times New Roman"/>
           </w:rPr>
-          <w:t>f</w:t>
+          <w:t>https://commons.wikimedia.org/w/index.php?curid=88889583</w:t>
         </w:r>
       </w:hyperlink>
     </w:p>
@@ -2468,6 +3872,92 @@
     </w:lvl>
   </w:abstractNum>
   <w:abstractNum w:abstractNumId="6" w15:restartNumberingAfterBreak="0">
+    <w:nsid w:val="13956CB6"/>
+    <w:multiLevelType w:val="hybridMultilevel"/>
+    <w:tmpl w:val="BA664FC2"/>
+    <w:lvl w:ilvl="0" w:tplc="0409000F">
+      <w:start w:val="1"/>
+      <w:numFmt w:val="decimal"/>
+      <w:lvlText w:val="%1."/>
+      <w:lvlJc w:val="left"/>
+      <w:pPr>
+        <w:ind w:left="360" w:hanging="360"/>
+      </w:pPr>
+    </w:lvl>
+    <w:lvl w:ilvl="1" w:tplc="04090019" w:tentative="1">
+      <w:start w:val="1"/>
+      <w:numFmt w:val="lowerLetter"/>
+      <w:lvlText w:val="%2."/>
+      <w:lvlJc w:val="left"/>
+      <w:pPr>
+        <w:ind w:left="1080" w:hanging="360"/>
+      </w:pPr>
+    </w:lvl>
+    <w:lvl w:ilvl="2" w:tplc="0409001B" w:tentative="1">
+      <w:start w:val="1"/>
+      <w:numFmt w:val="lowerRoman"/>
+      <w:lvlText w:val="%3."/>
+      <w:lvlJc w:val="right"/>
+      <w:pPr>
+        <w:ind w:left="1800" w:hanging="180"/>
+      </w:pPr>
+    </w:lvl>
+    <w:lvl w:ilvl="3" w:tplc="0409000F" w:tentative="1">
+      <w:start w:val="1"/>
+      <w:numFmt w:val="decimal"/>
+      <w:lvlText w:val="%4."/>
+      <w:lvlJc w:val="left"/>
+      <w:pPr>
+        <w:ind w:left="2520" w:hanging="360"/>
+      </w:pPr>
+    </w:lvl>
+    <w:lvl w:ilvl="4" w:tplc="04090019" w:tentative="1">
+      <w:start w:val="1"/>
+      <w:numFmt w:val="lowerLetter"/>
+      <w:lvlText w:val="%5."/>
+      <w:lvlJc w:val="left"/>
+      <w:pPr>
+        <w:ind w:left="3240" w:hanging="360"/>
+      </w:pPr>
+    </w:lvl>
+    <w:lvl w:ilvl="5" w:tplc="0409001B" w:tentative="1">
+      <w:start w:val="1"/>
+      <w:numFmt w:val="lowerRoman"/>
+      <w:lvlText w:val="%6."/>
+      <w:lvlJc w:val="right"/>
+      <w:pPr>
+        <w:ind w:left="3960" w:hanging="180"/>
+      </w:pPr>
+    </w:lvl>
+    <w:lvl w:ilvl="6" w:tplc="0409000F" w:tentative="1">
+      <w:start w:val="1"/>
+      <w:numFmt w:val="decimal"/>
+      <w:lvlText w:val="%7."/>
+      <w:lvlJc w:val="left"/>
+      <w:pPr>
+        <w:ind w:left="4680" w:hanging="360"/>
+      </w:pPr>
+    </w:lvl>
+    <w:lvl w:ilvl="7" w:tplc="04090019" w:tentative="1">
+      <w:start w:val="1"/>
+      <w:numFmt w:val="lowerLetter"/>
+      <w:lvlText w:val="%8."/>
+      <w:lvlJc w:val="left"/>
+      <w:pPr>
+        <w:ind w:left="5400" w:hanging="360"/>
+      </w:pPr>
+    </w:lvl>
+    <w:lvl w:ilvl="8" w:tplc="0409001B" w:tentative="1">
+      <w:start w:val="1"/>
+      <w:numFmt w:val="lowerRoman"/>
+      <w:lvlText w:val="%9."/>
+      <w:lvlJc w:val="right"/>
+      <w:pPr>
+        <w:ind w:left="6120" w:hanging="180"/>
+      </w:pPr>
+    </w:lvl>
+  </w:abstractNum>
+  <w:abstractNum w:abstractNumId="7" w15:restartNumberingAfterBreak="0">
     <w:nsid w:val="15D414E7"/>
     <w:multiLevelType w:val="hybridMultilevel"/>
     <w:tmpl w:val="3D7C2CDA"/>
@@ -2580,7 +4070,7 @@
       </w:rPr>
     </w:lvl>
   </w:abstractNum>
-  <w:abstractNum w:abstractNumId="7" w15:restartNumberingAfterBreak="0">
+  <w:abstractNum w:abstractNumId="8" w15:restartNumberingAfterBreak="0">
     <w:nsid w:val="1FAD6887"/>
     <w:multiLevelType w:val="hybridMultilevel"/>
     <w:tmpl w:val="DA962576"/>
@@ -2694,7 +4184,7 @@
       </w:rPr>
     </w:lvl>
   </w:abstractNum>
-  <w:abstractNum w:abstractNumId="8" w15:restartNumberingAfterBreak="0">
+  <w:abstractNum w:abstractNumId="9" w15:restartNumberingAfterBreak="0">
     <w:nsid w:val="215608D2"/>
     <w:multiLevelType w:val="hybridMultilevel"/>
     <w:tmpl w:val="34608F9A"/>
@@ -2783,7 +4273,120 @@
       </w:pPr>
     </w:lvl>
   </w:abstractNum>
-  <w:abstractNum w:abstractNumId="9" w15:restartNumberingAfterBreak="0">
+  <w:abstractNum w:abstractNumId="10" w15:restartNumberingAfterBreak="0">
+    <w:nsid w:val="2A537F39"/>
+    <w:multiLevelType w:val="hybridMultilevel"/>
+    <w:tmpl w:val="CB368696"/>
+    <w:lvl w:ilvl="0" w:tplc="0409000F">
+      <w:start w:val="1"/>
+      <w:numFmt w:val="decimal"/>
+      <w:lvlText w:val="%1."/>
+      <w:lvlJc w:val="left"/>
+      <w:pPr>
+        <w:ind w:left="360" w:hanging="360"/>
+      </w:pPr>
+      <w:rPr>
+        <w:rFonts w:hint="default"/>
+      </w:rPr>
+    </w:lvl>
+    <w:lvl w:ilvl="1" w:tplc="FFFFFFFF" w:tentative="1">
+      <w:start w:val="1"/>
+      <w:numFmt w:val="bullet"/>
+      <w:lvlText w:val="o"/>
+      <w:lvlJc w:val="left"/>
+      <w:pPr>
+        <w:ind w:left="1080" w:hanging="360"/>
+      </w:pPr>
+      <w:rPr>
+        <w:rFonts w:ascii="Courier New" w:hAnsi="Courier New" w:cs="Courier New" w:hint="default"/>
+      </w:rPr>
+    </w:lvl>
+    <w:lvl w:ilvl="2" w:tplc="FFFFFFFF" w:tentative="1">
+      <w:start w:val="1"/>
+      <w:numFmt w:val="bullet"/>
+      <w:lvlText w:val=""/>
+      <w:lvlJc w:val="left"/>
+      <w:pPr>
+        <w:ind w:left="1800" w:hanging="360"/>
+      </w:pPr>
+      <w:rPr>
+        <w:rFonts w:ascii="Wingdings" w:hAnsi="Wingdings" w:hint="default"/>
+      </w:rPr>
+    </w:lvl>
+    <w:lvl w:ilvl="3" w:tplc="FFFFFFFF" w:tentative="1">
+      <w:start w:val="1"/>
+      <w:numFmt w:val="bullet"/>
+      <w:lvlText w:val=""/>
+      <w:lvlJc w:val="left"/>
+      <w:pPr>
+        <w:ind w:left="2520" w:hanging="360"/>
+      </w:pPr>
+      <w:rPr>
+        <w:rFonts w:ascii="Symbol" w:hAnsi="Symbol" w:hint="default"/>
+      </w:rPr>
+    </w:lvl>
+    <w:lvl w:ilvl="4" w:tplc="FFFFFFFF" w:tentative="1">
+      <w:start w:val="1"/>
+      <w:numFmt w:val="bullet"/>
+      <w:lvlText w:val="o"/>
+      <w:lvlJc w:val="left"/>
+      <w:pPr>
+        <w:ind w:left="3240" w:hanging="360"/>
+      </w:pPr>
+      <w:rPr>
+        <w:rFonts w:ascii="Courier New" w:hAnsi="Courier New" w:cs="Courier New" w:hint="default"/>
+      </w:rPr>
+    </w:lvl>
+    <w:lvl w:ilvl="5" w:tplc="FFFFFFFF" w:tentative="1">
+      <w:start w:val="1"/>
+      <w:numFmt w:val="bullet"/>
+      <w:lvlText w:val=""/>
+      <w:lvlJc w:val="left"/>
+      <w:pPr>
+        <w:ind w:left="3960" w:hanging="360"/>
+      </w:pPr>
+      <w:rPr>
+        <w:rFonts w:ascii="Wingdings" w:hAnsi="Wingdings" w:hint="default"/>
+      </w:rPr>
+    </w:lvl>
+    <w:lvl w:ilvl="6" w:tplc="FFFFFFFF" w:tentative="1">
+      <w:start w:val="1"/>
+      <w:numFmt w:val="bullet"/>
+      <w:lvlText w:val=""/>
+      <w:lvlJc w:val="left"/>
+      <w:pPr>
+        <w:ind w:left="4680" w:hanging="360"/>
+      </w:pPr>
+      <w:rPr>
+        <w:rFonts w:ascii="Symbol" w:hAnsi="Symbol" w:hint="default"/>
+      </w:rPr>
+    </w:lvl>
+    <w:lvl w:ilvl="7" w:tplc="FFFFFFFF" w:tentative="1">
+      <w:start w:val="1"/>
+      <w:numFmt w:val="bullet"/>
+      <w:lvlText w:val="o"/>
+      <w:lvlJc w:val="left"/>
+      <w:pPr>
+        <w:ind w:left="5400" w:hanging="360"/>
+      </w:pPr>
+      <w:rPr>
+        <w:rFonts w:ascii="Courier New" w:hAnsi="Courier New" w:cs="Courier New" w:hint="default"/>
+      </w:rPr>
+    </w:lvl>
+    <w:lvl w:ilvl="8" w:tplc="FFFFFFFF" w:tentative="1">
+      <w:start w:val="1"/>
+      <w:numFmt w:val="bullet"/>
+      <w:lvlText w:val=""/>
+      <w:lvlJc w:val="left"/>
+      <w:pPr>
+        <w:ind w:left="6120" w:hanging="360"/>
+      </w:pPr>
+      <w:rPr>
+        <w:rFonts w:ascii="Wingdings" w:hAnsi="Wingdings" w:hint="default"/>
+      </w:rPr>
+    </w:lvl>
+  </w:abstractNum>
+  <w:abstractNum w:abstractNumId="11" w15:restartNumberingAfterBreak="0">
     <w:nsid w:val="31C22898"/>
     <w:multiLevelType w:val="multilevel"/>
     <w:tmpl w:val="F184EEA4"/>
@@ -2896,7 +4499,7 @@
       </w:pPr>
     </w:lvl>
   </w:abstractNum>
-  <w:abstractNum w:abstractNumId="10" w15:restartNumberingAfterBreak="0">
+  <w:abstractNum w:abstractNumId="12" w15:restartNumberingAfterBreak="0">
     <w:nsid w:val="332022CB"/>
     <w:multiLevelType w:val="multilevel"/>
     <w:tmpl w:val="EA9E3A52"/>
@@ -3009,7 +4612,120 @@
       </w:pPr>
     </w:lvl>
   </w:abstractNum>
-  <w:abstractNum w:abstractNumId="11" w15:restartNumberingAfterBreak="0">
+  <w:abstractNum w:abstractNumId="13" w15:restartNumberingAfterBreak="0">
+    <w:nsid w:val="3AC54DA8"/>
+    <w:multiLevelType w:val="hybridMultilevel"/>
+    <w:tmpl w:val="67EAE958"/>
+    <w:lvl w:ilvl="0" w:tplc="04090001">
+      <w:start w:val="1"/>
+      <w:numFmt w:val="bullet"/>
+      <w:lvlText w:val=""/>
+      <w:lvlJc w:val="left"/>
+      <w:pPr>
+        <w:ind w:left="360" w:hanging="360"/>
+      </w:pPr>
+      <w:rPr>
+        <w:rFonts w:ascii="Symbol" w:hAnsi="Symbol" w:hint="default"/>
+      </w:rPr>
+    </w:lvl>
+    <w:lvl w:ilvl="1" w:tplc="FFFFFFFF" w:tentative="1">
+      <w:start w:val="1"/>
+      <w:numFmt w:val="bullet"/>
+      <w:lvlText w:val="o"/>
+      <w:lvlJc w:val="left"/>
+      <w:pPr>
+        <w:ind w:left="1080" w:hanging="360"/>
+      </w:pPr>
+      <w:rPr>
+        <w:rFonts w:ascii="Courier New" w:hAnsi="Courier New" w:cs="Courier New" w:hint="default"/>
+      </w:rPr>
+    </w:lvl>
+    <w:lvl w:ilvl="2" w:tplc="FFFFFFFF" w:tentative="1">
+      <w:start w:val="1"/>
+      <w:numFmt w:val="bullet"/>
+      <w:lvlText w:val=""/>
+      <w:lvlJc w:val="left"/>
+      <w:pPr>
+        <w:ind w:left="1800" w:hanging="360"/>
+      </w:pPr>
+      <w:rPr>
+        <w:rFonts w:ascii="Wingdings" w:hAnsi="Wingdings" w:hint="default"/>
+      </w:rPr>
+    </w:lvl>
+    <w:lvl w:ilvl="3" w:tplc="FFFFFFFF" w:tentative="1">
+      <w:start w:val="1"/>
+      <w:numFmt w:val="bullet"/>
+      <w:lvlText w:val=""/>
+      <w:lvlJc w:val="left"/>
+      <w:pPr>
+        <w:ind w:left="2520" w:hanging="360"/>
+      </w:pPr>
+      <w:rPr>
+        <w:rFonts w:ascii="Symbol" w:hAnsi="Symbol" w:hint="default"/>
+      </w:rPr>
+    </w:lvl>
+    <w:lvl w:ilvl="4" w:tplc="FFFFFFFF" w:tentative="1">
+      <w:start w:val="1"/>
+      <w:numFmt w:val="bullet"/>
+      <w:lvlText w:val="o"/>
+      <w:lvlJc w:val="left"/>
+      <w:pPr>
+        <w:ind w:left="3240" w:hanging="360"/>
+      </w:pPr>
+      <w:rPr>
+        <w:rFonts w:ascii="Courier New" w:hAnsi="Courier New" w:cs="Courier New" w:hint="default"/>
+      </w:rPr>
+    </w:lvl>
+    <w:lvl w:ilvl="5" w:tplc="FFFFFFFF" w:tentative="1">
+      <w:start w:val="1"/>
+      <w:numFmt w:val="bullet"/>
+      <w:lvlText w:val=""/>
+      <w:lvlJc w:val="left"/>
+      <w:pPr>
+        <w:ind w:left="3960" w:hanging="360"/>
+      </w:pPr>
+      <w:rPr>
+        <w:rFonts w:ascii="Wingdings" w:hAnsi="Wingdings" w:hint="default"/>
+      </w:rPr>
+    </w:lvl>
+    <w:lvl w:ilvl="6" w:tplc="FFFFFFFF" w:tentative="1">
+      <w:start w:val="1"/>
+      <w:numFmt w:val="bullet"/>
+      <w:lvlText w:val=""/>
+      <w:lvlJc w:val="left"/>
+      <w:pPr>
+        <w:ind w:left="4680" w:hanging="360"/>
+      </w:pPr>
+      <w:rPr>
+        <w:rFonts w:ascii="Symbol" w:hAnsi="Symbol" w:hint="default"/>
+      </w:rPr>
+    </w:lvl>
+    <w:lvl w:ilvl="7" w:tplc="FFFFFFFF" w:tentative="1">
+      <w:start w:val="1"/>
+      <w:numFmt w:val="bullet"/>
+      <w:lvlText w:val="o"/>
+      <w:lvlJc w:val="left"/>
+      <w:pPr>
+        <w:ind w:left="5400" w:hanging="360"/>
+      </w:pPr>
+      <w:rPr>
+        <w:rFonts w:ascii="Courier New" w:hAnsi="Courier New" w:cs="Courier New" w:hint="default"/>
+      </w:rPr>
+    </w:lvl>
+    <w:lvl w:ilvl="8" w:tplc="FFFFFFFF" w:tentative="1">
+      <w:start w:val="1"/>
+      <w:numFmt w:val="bullet"/>
+      <w:lvlText w:val=""/>
+      <w:lvlJc w:val="left"/>
+      <w:pPr>
+        <w:ind w:left="6120" w:hanging="360"/>
+      </w:pPr>
+      <w:rPr>
+        <w:rFonts w:ascii="Wingdings" w:hAnsi="Wingdings" w:hint="default"/>
+      </w:rPr>
+    </w:lvl>
+  </w:abstractNum>
+  <w:abstractNum w:abstractNumId="14" w15:restartNumberingAfterBreak="0">
     <w:nsid w:val="49BC6488"/>
     <w:multiLevelType w:val="multilevel"/>
     <w:tmpl w:val="F16205A8"/>
@@ -3122,7 +4838,7 @@
       </w:pPr>
     </w:lvl>
   </w:abstractNum>
-  <w:abstractNum w:abstractNumId="12" w15:restartNumberingAfterBreak="0">
+  <w:abstractNum w:abstractNumId="15" w15:restartNumberingAfterBreak="0">
     <w:nsid w:val="4A777A25"/>
     <w:multiLevelType w:val="multilevel"/>
     <w:tmpl w:val="51FE0B7A"/>
@@ -3235,7 +4951,7 @@
       </w:pPr>
     </w:lvl>
   </w:abstractNum>
-  <w:abstractNum w:abstractNumId="13" w15:restartNumberingAfterBreak="0">
+  <w:abstractNum w:abstractNumId="16" w15:restartNumberingAfterBreak="0">
     <w:nsid w:val="572F72EB"/>
     <w:multiLevelType w:val="hybridMultilevel"/>
     <w:tmpl w:val="C76AA5AE"/>
@@ -3349,7 +5065,7 @@
       </w:rPr>
     </w:lvl>
   </w:abstractNum>
-  <w:abstractNum w:abstractNumId="14" w15:restartNumberingAfterBreak="0">
+  <w:abstractNum w:abstractNumId="17" w15:restartNumberingAfterBreak="0">
     <w:nsid w:val="58517261"/>
     <w:multiLevelType w:val="hybridMultilevel"/>
     <w:tmpl w:val="89F85634"/>
@@ -3463,7 +5179,7 @@
       </w:rPr>
     </w:lvl>
   </w:abstractNum>
-  <w:abstractNum w:abstractNumId="15" w15:restartNumberingAfterBreak="0">
+  <w:abstractNum w:abstractNumId="18" w15:restartNumberingAfterBreak="0">
     <w:nsid w:val="5A400193"/>
     <w:multiLevelType w:val="hybridMultilevel"/>
     <w:tmpl w:val="450C5A80"/>
@@ -3576,7 +5292,7 @@
       </w:rPr>
     </w:lvl>
   </w:abstractNum>
-  <w:abstractNum w:abstractNumId="16" w15:restartNumberingAfterBreak="0">
+  <w:abstractNum w:abstractNumId="19" w15:restartNumberingAfterBreak="0">
     <w:nsid w:val="6094473A"/>
     <w:multiLevelType w:val="hybridMultilevel"/>
     <w:tmpl w:val="21EA592E"/>
@@ -3689,7 +5405,7 @@
       </w:rPr>
     </w:lvl>
   </w:abstractNum>
-  <w:abstractNum w:abstractNumId="17" w15:restartNumberingAfterBreak="0">
+  <w:abstractNum w:abstractNumId="20" w15:restartNumberingAfterBreak="0">
     <w:nsid w:val="65A81E61"/>
     <w:multiLevelType w:val="hybridMultilevel"/>
     <w:tmpl w:val="33A49C4C"/>
@@ -3802,7 +5518,120 @@
       </w:rPr>
     </w:lvl>
   </w:abstractNum>
-  <w:abstractNum w:abstractNumId="18" w15:restartNumberingAfterBreak="0">
+  <w:abstractNum w:abstractNumId="21" w15:restartNumberingAfterBreak="0">
+    <w:nsid w:val="67B723D2"/>
+    <w:multiLevelType w:val="hybridMultilevel"/>
+    <w:tmpl w:val="C6322014"/>
+    <w:lvl w:ilvl="0" w:tplc="04090001">
+      <w:start w:val="1"/>
+      <w:numFmt w:val="bullet"/>
+      <w:lvlText w:val=""/>
+      <w:lvlJc w:val="left"/>
+      <w:pPr>
+        <w:ind w:left="360" w:hanging="360"/>
+      </w:pPr>
+      <w:rPr>
+        <w:rFonts w:ascii="Symbol" w:hAnsi="Symbol" w:hint="default"/>
+      </w:rPr>
+    </w:lvl>
+    <w:lvl w:ilvl="1" w:tplc="04090003" w:tentative="1">
+      <w:start w:val="1"/>
+      <w:numFmt w:val="bullet"/>
+      <w:lvlText w:val="o"/>
+      <w:lvlJc w:val="left"/>
+      <w:pPr>
+        <w:ind w:left="1080" w:hanging="360"/>
+      </w:pPr>
+      <w:rPr>
+        <w:rFonts w:ascii="Courier New" w:hAnsi="Courier New" w:cs="Courier New" w:hint="default"/>
+      </w:rPr>
+    </w:lvl>
+    <w:lvl w:ilvl="2" w:tplc="04090005" w:tentative="1">
+      <w:start w:val="1"/>
+      <w:numFmt w:val="bullet"/>
+      <w:lvlText w:val=""/>
+      <w:lvlJc w:val="left"/>
+      <w:pPr>
+        <w:ind w:left="1800" w:hanging="360"/>
+      </w:pPr>
+      <w:rPr>
+        <w:rFonts w:ascii="Wingdings" w:hAnsi="Wingdings" w:hint="default"/>
+      </w:rPr>
+    </w:lvl>
+    <w:lvl w:ilvl="3" w:tplc="04090001" w:tentative="1">
+      <w:start w:val="1"/>
+      <w:numFmt w:val="bullet"/>
+      <w:lvlText w:val=""/>
+      <w:lvlJc w:val="left"/>
+      <w:pPr>
+        <w:ind w:left="2520" w:hanging="360"/>
+      </w:pPr>
+      <w:rPr>
+        <w:rFonts w:ascii="Symbol" w:hAnsi="Symbol" w:hint="default"/>
+      </w:rPr>
+    </w:lvl>
+    <w:lvl w:ilvl="4" w:tplc="04090003" w:tentative="1">
+      <w:start w:val="1"/>
+      <w:numFmt w:val="bullet"/>
+      <w:lvlText w:val="o"/>
+      <w:lvlJc w:val="left"/>
+      <w:pPr>
+        <w:ind w:left="3240" w:hanging="360"/>
+      </w:pPr>
+      <w:rPr>
+        <w:rFonts w:ascii="Courier New" w:hAnsi="Courier New" w:cs="Courier New" w:hint="default"/>
+      </w:rPr>
+    </w:lvl>
+    <w:lvl w:ilvl="5" w:tplc="04090005" w:tentative="1">
+      <w:start w:val="1"/>
+      <w:numFmt w:val="bullet"/>
+      <w:lvlText w:val=""/>
+      <w:lvlJc w:val="left"/>
+      <w:pPr>
+        <w:ind w:left="3960" w:hanging="360"/>
+      </w:pPr>
+      <w:rPr>
+        <w:rFonts w:ascii="Wingdings" w:hAnsi="Wingdings" w:hint="default"/>
+      </w:rPr>
+    </w:lvl>
+    <w:lvl w:ilvl="6" w:tplc="04090001" w:tentative="1">
+      <w:start w:val="1"/>
+      <w:numFmt w:val="bullet"/>
+      <w:lvlText w:val=""/>
+      <w:lvlJc w:val="left"/>
+      <w:pPr>
+        <w:ind w:left="4680" w:hanging="360"/>
+      </w:pPr>
+      <w:rPr>
+        <w:rFonts w:ascii="Symbol" w:hAnsi="Symbol" w:hint="default"/>
+      </w:rPr>
+    </w:lvl>
+    <w:lvl w:ilvl="7" w:tplc="04090003" w:tentative="1">
+      <w:start w:val="1"/>
+      <w:numFmt w:val="bullet"/>
+      <w:lvlText w:val="o"/>
+      <w:lvlJc w:val="left"/>
+      <w:pPr>
+        <w:ind w:left="5400" w:hanging="360"/>
+      </w:pPr>
+      <w:rPr>
+        <w:rFonts w:ascii="Courier New" w:hAnsi="Courier New" w:cs="Courier New" w:hint="default"/>
+      </w:rPr>
+    </w:lvl>
+    <w:lvl w:ilvl="8" w:tplc="04090005" w:tentative="1">
+      <w:start w:val="1"/>
+      <w:numFmt w:val="bullet"/>
+      <w:lvlText w:val=""/>
+      <w:lvlJc w:val="left"/>
+      <w:pPr>
+        <w:ind w:left="6120" w:hanging="360"/>
+      </w:pPr>
+      <w:rPr>
+        <w:rFonts w:ascii="Wingdings" w:hAnsi="Wingdings" w:hint="default"/>
+      </w:rPr>
+    </w:lvl>
+  </w:abstractNum>
+  <w:abstractNum w:abstractNumId="22" w15:restartNumberingAfterBreak="0">
     <w:nsid w:val="71C02DA1"/>
     <w:multiLevelType w:val="hybridMultilevel"/>
     <w:tmpl w:val="1D2CAB1E"/>
@@ -3891,7 +5720,7 @@
       </w:pPr>
     </w:lvl>
   </w:abstractNum>
-  <w:abstractNum w:abstractNumId="19" w15:restartNumberingAfterBreak="0">
+  <w:abstractNum w:abstractNumId="23" w15:restartNumberingAfterBreak="0">
     <w:nsid w:val="7E902525"/>
     <w:multiLevelType w:val="multilevel"/>
     <w:tmpl w:val="7C02E596"/>
@@ -4008,49 +5837,49 @@
     <w:abstractNumId w:val="3"/>
   </w:num>
   <w:num w:numId="2" w16cid:durableId="1623799693">
-    <w:abstractNumId w:val="16"/>
+    <w:abstractNumId w:val="19"/>
   </w:num>
   <w:num w:numId="3" w16cid:durableId="1617638286">
     <w:abstractNumId w:val="4"/>
   </w:num>
   <w:num w:numId="4" w16cid:durableId="82651007">
-    <w:abstractNumId w:val="17"/>
+    <w:abstractNumId w:val="20"/>
   </w:num>
   <w:num w:numId="5" w16cid:durableId="1147472356">
-    <w:abstractNumId w:val="6"/>
+    <w:abstractNumId w:val="7"/>
   </w:num>
   <w:num w:numId="6" w16cid:durableId="15892385">
     <w:abstractNumId w:val="2"/>
   </w:num>
   <w:num w:numId="7" w16cid:durableId="1927573580">
-    <w:abstractNumId w:val="15"/>
+    <w:abstractNumId w:val="18"/>
   </w:num>
   <w:num w:numId="8" w16cid:durableId="1652174789">
     <w:abstractNumId w:val="5"/>
   </w:num>
   <w:num w:numId="9" w16cid:durableId="1695496518">
-    <w:abstractNumId w:val="13"/>
+    <w:abstractNumId w:val="16"/>
   </w:num>
   <w:num w:numId="10" w16cid:durableId="1584947657">
-    <w:abstractNumId w:val="7"/>
+    <w:abstractNumId w:val="8"/>
   </w:num>
   <w:num w:numId="11" w16cid:durableId="1987780088">
+    <w:abstractNumId w:val="17"/>
+  </w:num>
+  <w:num w:numId="12" w16cid:durableId="597056718">
+    <w:abstractNumId w:val="22"/>
+  </w:num>
+  <w:num w:numId="13" w16cid:durableId="794567109">
+    <w:abstractNumId w:val="9"/>
+  </w:num>
+  <w:num w:numId="14" w16cid:durableId="1628126528">
+    <w:abstractNumId w:val="12"/>
+  </w:num>
+  <w:num w:numId="15" w16cid:durableId="1036000858">
     <w:abstractNumId w:val="14"/>
   </w:num>
-  <w:num w:numId="12" w16cid:durableId="597056718">
-    <w:abstractNumId w:val="18"/>
-  </w:num>
-  <w:num w:numId="13" w16cid:durableId="794567109">
-    <w:abstractNumId w:val="8"/>
-  </w:num>
-  <w:num w:numId="14" w16cid:durableId="1628126528">
-    <w:abstractNumId w:val="10"/>
-  </w:num>
-  <w:num w:numId="15" w16cid:durableId="1036000858">
+  <w:num w:numId="16" w16cid:durableId="1358503336">
     <w:abstractNumId w:val="11"/>
-  </w:num>
-  <w:num w:numId="16" w16cid:durableId="1358503336">
-    <w:abstractNumId w:val="9"/>
   </w:num>
   <w:num w:numId="17" w16cid:durableId="601571258">
     <w:abstractNumId w:val="1"/>
@@ -4059,10 +5888,22 @@
     <w:abstractNumId w:val="0"/>
   </w:num>
   <w:num w:numId="19" w16cid:durableId="757407717">
-    <w:abstractNumId w:val="19"/>
+    <w:abstractNumId w:val="23"/>
   </w:num>
   <w:num w:numId="20" w16cid:durableId="1098872667">
-    <w:abstractNumId w:val="12"/>
+    <w:abstractNumId w:val="15"/>
+  </w:num>
+  <w:num w:numId="21" w16cid:durableId="824510116">
+    <w:abstractNumId w:val="21"/>
+  </w:num>
+  <w:num w:numId="22" w16cid:durableId="213664357">
+    <w:abstractNumId w:val="10"/>
+  </w:num>
+  <w:num w:numId="23" w16cid:durableId="1927495552">
+    <w:abstractNumId w:val="13"/>
+  </w:num>
+  <w:num w:numId="24" w16cid:durableId="1769934068">
+    <w:abstractNumId w:val="6"/>
   </w:num>
 </w:numbering>
 </file>
@@ -4462,7 +6303,7 @@
   <w:style w:type="paragraph" w:default="1" w:styleId="a">
     <w:name w:val="Normal"/>
     <w:qFormat/>
-    <w:rsid w:val="00FE5CFC"/>
+    <w:rsid w:val="009D111D"/>
     <w:pPr>
       <w:widowControl w:val="0"/>
     </w:pPr>
@@ -4909,6 +6750,28 @@
       <w:szCs w:val="52"/>
     </w:rPr>
   </w:style>
+  <w:style w:type="character" w:styleId="ab">
+    <w:name w:val="FollowedHyperlink"/>
+    <w:basedOn w:val="a0"/>
+    <w:uiPriority w:val="99"/>
+    <w:semiHidden/>
+    <w:unhideWhenUsed/>
+    <w:rsid w:val="0082315B"/>
+    <w:rPr>
+      <w:color w:val="954F72" w:themeColor="followedHyperlink"/>
+      <w:u w:val="single"/>
+    </w:rPr>
+  </w:style>
+  <w:style w:type="character" w:styleId="ac">
+    <w:name w:val="Placeholder Text"/>
+    <w:basedOn w:val="a0"/>
+    <w:uiPriority w:val="99"/>
+    <w:semiHidden/>
+    <w:rsid w:val="009D111D"/>
+    <w:rPr>
+      <w:color w:val="666666"/>
+    </w:rPr>
+  </w:style>
 </w:styles>
 </file>
 
